--- a/امنیت2.docx
+++ b/امنیت2.docx
@@ -7261,7 +7261,7 @@
           <w:szCs w:val="24"/>
         </w:rPr>
         <w:pict>
-          <v:rect id="_x0000_i1040" style="width:0;height:1.5pt" o:hralign="center" o:hrstd="t" o:hr="t" fillcolor="#a0a0a0" stroked="f"/>
+          <v:rect id="_x0000_i1030" style="width:0;height:1.5pt" o:hralign="center" o:hrstd="t" o:hr="t" fillcolor="#a0a0a0" stroked="f"/>
         </w:pict>
       </w:r>
     </w:p>
@@ -10849,7 +10849,7 @@
           <w:szCs w:val="24"/>
         </w:rPr>
         <w:pict>
-          <v:rect id="_x0000_i1048" style="width:0;height:1.5pt" o:hralign="center" o:hrstd="t" o:hr="t" fillcolor="#a0a0a0" stroked="f"/>
+          <v:rect id="_x0000_i1031" style="width:0;height:1.5pt" o:hralign="center" o:hrstd="t" o:hr="t" fillcolor="#a0a0a0" stroked="f"/>
         </w:pict>
       </w:r>
     </w:p>
@@ -11583,7 +11583,7 @@
           <w:szCs w:val="24"/>
         </w:rPr>
         <w:pict>
-          <v:rect id="_x0000_i1049" style="width:0;height:1.5pt" o:hralign="center" o:hrstd="t" o:hr="t" fillcolor="#a0a0a0" stroked="f"/>
+          <v:rect id="_x0000_i1032" style="width:0;height:1.5pt" o:hralign="center" o:hrstd="t" o:hr="t" fillcolor="#a0a0a0" stroked="f"/>
         </w:pict>
       </w:r>
     </w:p>
@@ -13648,7 +13648,7 @@
           <w:rFonts w:cs="B Nazanin"/>
         </w:rPr>
         <w:pict>
-          <v:rect id="_x0000_i1075" style="width:0;height:1.5pt" o:hralign="center" o:hrstd="t" o:hr="t" fillcolor="#a0a0a0" stroked="f"/>
+          <v:rect id="_x0000_i1033" style="width:0;height:1.5pt" o:hralign="center" o:hrstd="t" o:hr="t" fillcolor="#a0a0a0" stroked="f"/>
         </w:pict>
       </w:r>
     </w:p>
@@ -17016,7 +17016,7 @@
       </w:pPr>
       <w:r>
         <w:pict>
-          <v:rect id="_x0000_i1104" style="width:0;height:1.5pt" o:hralign="center" o:hrstd="t" o:hr="t" fillcolor="#a0a0a0" stroked="f"/>
+          <v:rect id="_x0000_i1034" style="width:0;height:1.5pt" o:hralign="center" o:hrstd="t" o:hr="t" fillcolor="#a0a0a0" stroked="f"/>
         </w:pict>
       </w:r>
     </w:p>
@@ -17907,7 +17907,7 @@
       </w:pPr>
       <w:r>
         <w:pict>
-          <v:rect id="_x0000_i1105" style="width:0;height:1.5pt" o:hralign="center" o:hrstd="t" o:hr="t" fillcolor="#a0a0a0" stroked="f"/>
+          <v:rect id="_x0000_i1035" style="width:0;height:1.5pt" o:hralign="center" o:hrstd="t" o:hr="t" fillcolor="#a0a0a0" stroked="f"/>
         </w:pict>
       </w:r>
     </w:p>
@@ -19303,7 +19303,7 @@
       <w:r>
         <w:lastRenderedPageBreak/>
         <w:pict>
-          <v:rect id="_x0000_i1108" style="width:0;height:1.5pt" o:hralign="center" o:hrstd="t" o:hr="t" fillcolor="#a0a0a0" stroked="f"/>
+          <v:rect id="_x0000_i1036" style="width:0;height:1.5pt" o:hralign="center" o:hrstd="t" o:hr="t" fillcolor="#a0a0a0" stroked="f"/>
         </w:pict>
       </w:r>
     </w:p>
@@ -19791,7 +19791,7 @@
       </w:pPr>
       <w:r>
         <w:pict>
-          <v:rect id="_x0000_i1109" style="width:0;height:1.5pt" o:hralign="center" o:hrstd="t" o:hr="t" fillcolor="#a0a0a0" stroked="f"/>
+          <v:rect id="_x0000_i1037" style="width:0;height:1.5pt" o:hralign="center" o:hrstd="t" o:hr="t" fillcolor="#a0a0a0" stroked="f"/>
         </w:pict>
       </w:r>
     </w:p>
@@ -19867,8 +19867,8 @@
       <w:r>
         <w:rPr>
           <w:rFonts w:cs="B Nazanin"/>
-          <w:rtl/>
-          <w:lang w:bidi="fa-IR"/>
+          <w:noProof/>
+          <w:rtl/>
         </w:rPr>
         <w:lastRenderedPageBreak/>
         <w:drawing>
@@ -20244,7 +20244,7 @@
       </w:pPr>
       <w:r>
         <w:pict>
-          <v:rect id="_x0000_i1112" style="width:0;height:1.5pt" o:hralign="center" o:hrstd="t" o:hr="t" fillcolor="#a0a0a0" stroked="f"/>
+          <v:rect id="_x0000_i1038" style="width:0;height:1.5pt" o:hralign="center" o:hrstd="t" o:hr="t" fillcolor="#a0a0a0" stroked="f"/>
         </w:pict>
       </w:r>
     </w:p>
@@ -20498,7 +20498,7 @@
       </w:pPr>
       <w:r>
         <w:pict>
-          <v:rect id="_x0000_i1113" style="width:0;height:1.5pt" o:hralign="center" o:hrstd="t" o:hr="t" fillcolor="#a0a0a0" stroked="f"/>
+          <v:rect id="_x0000_i1039" style="width:0;height:1.5pt" o:hralign="center" o:hrstd="t" o:hr="t" fillcolor="#a0a0a0" stroked="f"/>
         </w:pict>
       </w:r>
     </w:p>
@@ -20783,7 +20783,7 @@
       </w:pPr>
       <w:r>
         <w:pict>
-          <v:rect id="_x0000_i1114" style="width:0;height:1.5pt" o:hralign="center" o:hrstd="t" o:hr="t" fillcolor="#a0a0a0" stroked="f"/>
+          <v:rect id="_x0000_i1040" style="width:0;height:1.5pt" o:hralign="center" o:hrstd="t" o:hr="t" fillcolor="#a0a0a0" stroked="f"/>
         </w:pict>
       </w:r>
     </w:p>
@@ -21062,7 +21062,7 @@
       </w:pPr>
       <w:r>
         <w:pict>
-          <v:rect id="_x0000_i1115" style="width:0;height:1.5pt" o:hralign="center" o:hrstd="t" o:hr="t" fillcolor="#a0a0a0" stroked="f"/>
+          <v:rect id="_x0000_i1041" style="width:0;height:1.5pt" o:hralign="center" o:hrstd="t" o:hr="t" fillcolor="#a0a0a0" stroked="f"/>
         </w:pict>
       </w:r>
     </w:p>
@@ -21334,7 +21334,7 @@
       </w:pPr>
       <w:r>
         <w:pict>
-          <v:rect id="_x0000_i1116" style="width:0;height:1.5pt" o:hralign="center" o:hrstd="t" o:hr="t" fillcolor="#a0a0a0" stroked="f"/>
+          <v:rect id="_x0000_i1042" style="width:0;height:1.5pt" o:hralign="center" o:hrstd="t" o:hr="t" fillcolor="#a0a0a0" stroked="f"/>
         </w:pict>
       </w:r>
     </w:p>
@@ -21985,7 +21985,7 @@
       </w:pPr>
       <w:r>
         <w:pict>
-          <v:rect id="_x0000_i1117" style="width:0;height:1.5pt" o:hralign="center" o:hrstd="t" o:hr="t" fillcolor="#a0a0a0" stroked="f"/>
+          <v:rect id="_x0000_i1043" style="width:0;height:1.5pt" o:hralign="center" o:hrstd="t" o:hr="t" fillcolor="#a0a0a0" stroked="f"/>
         </w:pict>
       </w:r>
     </w:p>
@@ -22220,8 +22220,8 @@
       <w:r>
         <w:rPr>
           <w:rFonts w:cs="B Nazanin"/>
-          <w:rtl/>
-          <w:lang w:bidi="fa-IR"/>
+          <w:noProof/>
+          <w:rtl/>
         </w:rPr>
         <w:drawing>
           <wp:inline distT="0" distB="0" distL="0" distR="0" wp14:anchorId="3EE49D76" wp14:editId="55F4DD16">
@@ -22264,7 +22264,7 @@
       <w:pPr>
         <w:bidi/>
         <w:rPr>
-          <w:rFonts w:cs="B Nazanin" w:hint="cs"/>
+          <w:rFonts w:cs="B Nazanin"/>
           <w:rtl/>
           <w:lang w:bidi="fa-IR"/>
         </w:rPr>
@@ -22321,49 +22321,49 @@
       <w:pPr>
         <w:bidi/>
         <w:rPr>
+          <w:rFonts w:cs="B Nazanin"/>
+          <w:rtl/>
+          <w:lang w:bidi="fa-IR"/>
+        </w:rPr>
+      </w:pPr>
+      <w:r>
+        <w:rPr>
           <w:rFonts w:cs="B Nazanin" w:hint="cs"/>
           <w:rtl/>
           <w:lang w:bidi="fa-IR"/>
         </w:rPr>
-      </w:pPr>
+        <w:t xml:space="preserve">در واقع 12 تا، یکی هم میشه آپشن روش های ساده مثل </w:t>
+      </w:r>
+      <w:r>
+        <w:rPr>
+          <w:rFonts w:cs="B Nazanin"/>
+          <w:lang w:bidi="prs-AF"/>
+        </w:rPr>
+        <w:t xml:space="preserve">histogram </w:t>
+      </w:r>
       <w:r>
         <w:rPr>
           <w:rFonts w:cs="B Nazanin" w:hint="cs"/>
           <w:rtl/>
           <w:lang w:bidi="fa-IR"/>
         </w:rPr>
-        <w:t xml:space="preserve">در واقع 12 تا، یکی هم میشه آپشن روش های ساده مثل </w:t>
-      </w:r>
-      <w:r>
-        <w:rPr>
-          <w:rFonts w:cs="B Nazanin"/>
-          <w:lang w:bidi="prs-AF"/>
-        </w:rPr>
-        <w:t xml:space="preserve">histogram </w:t>
-      </w:r>
-      <w:r>
-        <w:rPr>
-          <w:rFonts w:cs="B Nazanin" w:hint="cs"/>
+        <w:t>و اینا</w:t>
+      </w:r>
+    </w:p>
+    <w:p>
+      <w:pPr>
+        <w:bidi/>
+        <w:rPr>
+          <w:rFonts w:cs="B Nazanin"/>
           <w:rtl/>
           <w:lang w:bidi="fa-IR"/>
         </w:rPr>
-        <w:t>و اینا</w:t>
-      </w:r>
-    </w:p>
-    <w:p>
-      <w:pPr>
-        <w:bidi/>
-        <w:rPr>
-          <w:rFonts w:cs="B Nazanin"/>
-          <w:rtl/>
-          <w:lang w:bidi="fa-IR"/>
-        </w:rPr>
-      </w:pPr>
-      <w:r>
-        <w:rPr>
-          <w:rFonts w:cs="B Nazanin"/>
-          <w:rtl/>
-          <w:lang w:bidi="fa-IR"/>
+      </w:pPr>
+      <w:r>
+        <w:rPr>
+          <w:rFonts w:cs="B Nazanin"/>
+          <w:noProof/>
+          <w:rtl/>
         </w:rPr>
         <w:drawing>
           <wp:inline distT="0" distB="0" distL="0" distR="0" wp14:anchorId="3C50564F" wp14:editId="3D8C0192">
@@ -23882,6 +23882,7 @@
       <w:r>
         <w:rPr>
           <w:rFonts w:cs="Arial"/>
+          <w:noProof/>
           <w:rtl/>
         </w:rPr>
         <w:lastRenderedPageBreak/>
@@ -27951,6 +27952,9 @@
       </w:r>
     </w:p>
     <w:p>
+      <w:pPr>
+        <w:bidi/>
+      </w:pPr>
       <w:r>
         <w:rPr>
           <w:rtl/>
@@ -27979,12 +27983,16 @@
     <w:p>
       <w:pPr>
         <w:pStyle w:val="Heading6"/>
+        <w:bidi/>
       </w:pPr>
       <w:r>
         <w:t>ChatGPT said:</w:t>
       </w:r>
     </w:p>
     <w:p>
+      <w:pPr>
+        <w:bidi/>
+      </w:pPr>
       <w:r>
         <w:t>ChatGPT</w:t>
       </w:r>
@@ -27992,6 +28000,7 @@
     <w:p>
       <w:pPr>
         <w:pStyle w:val="NormalWeb"/>
+        <w:bidi/>
       </w:pPr>
       <w:r>
         <w:rPr>
@@ -28054,6 +28063,7 @@
     <w:p>
       <w:pPr>
         <w:pStyle w:val="Heading3"/>
+        <w:bidi/>
       </w:pPr>
       <w:r>
         <w:t xml:space="preserve">1. </w:t>
@@ -28079,6 +28089,7 @@
     <w:p>
       <w:pPr>
         <w:pStyle w:val="NormalWeb"/>
+        <w:bidi/>
       </w:pPr>
       <w:r>
         <w:rPr>
@@ -28153,6 +28164,7 @@
           <w:ilvl w:val="0"/>
           <w:numId w:val="120"/>
         </w:numPr>
+        <w:bidi/>
         <w:spacing w:before="100" w:beforeAutospacing="1" w:after="100" w:afterAutospacing="1" w:line="240" w:lineRule="auto"/>
       </w:pPr>
       <w:r>
@@ -28168,6 +28180,7 @@
     <w:p>
       <w:pPr>
         <w:pStyle w:val="HTMLPreformatted"/>
+        <w:bidi/>
         <w:ind w:left="720"/>
       </w:pPr>
       <w:r>
@@ -28177,6 +28190,7 @@
     <w:p>
       <w:pPr>
         <w:pStyle w:val="HTMLPreformatted"/>
+        <w:bidi/>
         <w:ind w:left="720"/>
       </w:pPr>
       <w:r>
@@ -28187,6 +28201,7 @@
     <w:p>
       <w:pPr>
         <w:pStyle w:val="HTMLPreformatted"/>
+        <w:bidi/>
         <w:ind w:left="720"/>
         <w:rPr>
           <w:rStyle w:val="HTMLCode"/>
@@ -28222,6 +28237,7 @@
     <w:p>
       <w:pPr>
         <w:pStyle w:val="HTMLPreformatted"/>
+        <w:bidi/>
         <w:ind w:left="720"/>
         <w:rPr>
           <w:rStyle w:val="HTMLCode"/>
@@ -28231,6 +28247,7 @@
     <w:p>
       <w:pPr>
         <w:pStyle w:val="HTMLPreformatted"/>
+        <w:bidi/>
         <w:ind w:left="720"/>
         <w:rPr>
           <w:rStyle w:val="HTMLCode"/>
@@ -28277,6 +28294,7 @@
     <w:p>
       <w:pPr>
         <w:pStyle w:val="HTMLPreformatted"/>
+        <w:bidi/>
         <w:ind w:left="720"/>
         <w:rPr>
           <w:rStyle w:val="HTMLCode"/>
@@ -28304,6 +28322,7 @@
     <w:p>
       <w:pPr>
         <w:pStyle w:val="HTMLPreformatted"/>
+        <w:bidi/>
         <w:ind w:left="720"/>
         <w:rPr>
           <w:rStyle w:val="HTMLCode"/>
@@ -28371,6 +28390,7 @@
     <w:p>
       <w:pPr>
         <w:pStyle w:val="HTMLPreformatted"/>
+        <w:bidi/>
         <w:ind w:left="720"/>
         <w:rPr>
           <w:rStyle w:val="HTMLCode"/>
@@ -28436,6 +28456,7 @@
     <w:p>
       <w:pPr>
         <w:pStyle w:val="HTMLPreformatted"/>
+        <w:bidi/>
         <w:ind w:left="720"/>
         <w:rPr>
           <w:rStyle w:val="HTMLCode"/>
@@ -28477,6 +28498,7 @@
     <w:p>
       <w:pPr>
         <w:pStyle w:val="HTMLPreformatted"/>
+        <w:bidi/>
         <w:ind w:left="720"/>
         <w:rPr>
           <w:rStyle w:val="HTMLCode"/>
@@ -28505,6 +28527,7 @@
     <w:p>
       <w:pPr>
         <w:pStyle w:val="Heading3"/>
+        <w:bidi/>
       </w:pPr>
       <w:r>
         <w:t xml:space="preserve">2. </w:t>
@@ -28530,6 +28553,7 @@
     <w:p>
       <w:pPr>
         <w:pStyle w:val="NormalWeb"/>
+        <w:bidi/>
       </w:pPr>
       <w:r>
         <w:rPr>
@@ -28547,6 +28571,7 @@
           <w:ilvl w:val="0"/>
           <w:numId w:val="121"/>
         </w:numPr>
+        <w:bidi/>
         <w:spacing w:before="100" w:beforeAutospacing="1" w:after="100" w:afterAutospacing="1" w:line="240" w:lineRule="auto"/>
       </w:pPr>
       <w:r>
@@ -28562,6 +28587,7 @@
     <w:p>
       <w:pPr>
         <w:pStyle w:val="HTMLPreformatted"/>
+        <w:bidi/>
         <w:ind w:left="720"/>
       </w:pPr>
       <w:r>
@@ -28571,6 +28597,7 @@
     <w:p>
       <w:pPr>
         <w:pStyle w:val="HTMLPreformatted"/>
+        <w:bidi/>
         <w:ind w:left="720"/>
       </w:pPr>
       <w:r>
@@ -28580,6 +28607,7 @@
     <w:p>
       <w:pPr>
         <w:pStyle w:val="HTMLPreformatted"/>
+        <w:bidi/>
         <w:ind w:left="720"/>
         <w:rPr>
           <w:rStyle w:val="HTMLCode"/>
@@ -28626,6 +28654,7 @@
     <w:p>
       <w:pPr>
         <w:pStyle w:val="HTMLPreformatted"/>
+        <w:bidi/>
         <w:ind w:left="720"/>
         <w:rPr>
           <w:rStyle w:val="HTMLCode"/>
@@ -28674,6 +28703,7 @@
     <w:p>
       <w:pPr>
         <w:pStyle w:val="Heading3"/>
+        <w:bidi/>
       </w:pPr>
       <w:r>
         <w:t xml:space="preserve">3. </w:t>
@@ -28702,6 +28732,7 @@
           <w:ilvl w:val="0"/>
           <w:numId w:val="122"/>
         </w:numPr>
+        <w:bidi/>
         <w:spacing w:before="100" w:beforeAutospacing="1" w:after="100" w:afterAutospacing="1" w:line="240" w:lineRule="auto"/>
       </w:pPr>
       <w:r>
@@ -28742,6 +28773,7 @@
           <w:ilvl w:val="0"/>
           <w:numId w:val="122"/>
         </w:numPr>
+        <w:bidi/>
         <w:spacing w:before="100" w:beforeAutospacing="1" w:after="100" w:afterAutospacing="1" w:line="240" w:lineRule="auto"/>
       </w:pPr>
       <w:r>
@@ -28796,6 +28828,7 @@
     <w:p>
       <w:pPr>
         <w:pStyle w:val="Heading3"/>
+        <w:bidi/>
       </w:pPr>
       <w:r>
         <w:t xml:space="preserve">4. </w:t>
@@ -28813,6 +28846,7 @@
     <w:p>
       <w:pPr>
         <w:pStyle w:val="NormalWeb"/>
+        <w:bidi/>
       </w:pPr>
       <w:r>
         <w:rPr>
@@ -28851,6 +28885,7 @@
     <w:p>
       <w:pPr>
         <w:pStyle w:val="Heading3"/>
+        <w:bidi/>
       </w:pPr>
       <w:r>
         <w:t xml:space="preserve">5. </w:t>
@@ -28876,6 +28911,7 @@
     <w:p>
       <w:pPr>
         <w:pStyle w:val="NormalWeb"/>
+        <w:bidi/>
       </w:pPr>
       <w:r>
         <w:rPr>
@@ -28899,6 +28935,7 @@
     <w:p>
       <w:pPr>
         <w:pStyle w:val="NormalWeb"/>
+        <w:bidi/>
       </w:pPr>
       <w:r>
         <w:rPr>
@@ -28916,6 +28953,7 @@
           <w:ilvl w:val="0"/>
           <w:numId w:val="123"/>
         </w:numPr>
+        <w:bidi/>
         <w:spacing w:before="100" w:beforeAutospacing="1" w:after="100" w:afterAutospacing="1" w:line="240" w:lineRule="auto"/>
       </w:pPr>
       <w:r>
@@ -28952,6 +28990,7 @@
           <w:ilvl w:val="0"/>
           <w:numId w:val="123"/>
         </w:numPr>
+        <w:bidi/>
         <w:spacing w:before="100" w:beforeAutospacing="1" w:after="100" w:afterAutospacing="1" w:line="240" w:lineRule="auto"/>
       </w:pPr>
       <w:r>
@@ -28979,23 +29018,48 @@
           <w:ilvl w:val="0"/>
           <w:numId w:val="123"/>
         </w:numPr>
+        <w:bidi/>
         <w:spacing w:before="100" w:beforeAutospacing="1" w:after="100" w:afterAutospacing="1" w:line="240" w:lineRule="auto"/>
       </w:pPr>
       <w:r>
         <w:rPr>
           <w:rStyle w:val="Strong"/>
         </w:rPr>
+        <w:t>GLCM (Gray Level Co-occurrence Matrix)</w:t>
+      </w:r>
+      <w:r>
+        <w:t xml:space="preserve">: </w:t>
+      </w:r>
+      <w:r>
+        <w:rPr>
+          <w:rtl/>
+        </w:rPr>
+        <w:t>برای شناسایی ویژگی‌های بافتی که می‌توانند تفاوت‌های ظریف بین تصاویر سالم و نهان‌نگاری‌شده را شبیه‌سازی کنند</w:t>
+      </w:r>
+      <w:r>
+        <w:t>.</w:t>
+      </w:r>
+    </w:p>
+    <w:p>
+      <w:pPr>
+        <w:pStyle w:val="NormalWeb"/>
+        <w:bidi/>
+      </w:pPr>
+      <w:r>
+        <w:rPr>
+          <w:rtl/>
+        </w:rPr>
         <w:lastRenderedPageBreak/>
-        <w:t>GLCM (Gray Level Co-occurrence Matrix)</w:t>
-      </w:r>
-      <w:r>
-        <w:t xml:space="preserve">: </w:t>
-      </w:r>
-      <w:r>
-        <w:rPr>
-          <w:rtl/>
-        </w:rPr>
-        <w:t>برای شناسایی ویژگی‌های بافتی که می‌توانند تفاوت‌های ظریف بین تصاویر سالم و نهان‌نگاری‌شده را شبیه‌سازی کنند</w:t>
+        <w:t>این ویژگی‌ها می‌توانند به مدل کمک کنند تا تصاویری که تغییرات</w:t>
+      </w:r>
+      <w:r>
+        <w:t xml:space="preserve"> LSB </w:t>
+      </w:r>
+      <w:r>
+        <w:rPr>
+          <w:rtl/>
+        </w:rPr>
+        <w:t>دارند را شناسایی کند</w:t>
       </w:r>
       <w:r>
         <w:t>.</w:t>
@@ -29003,30 +29067,8 @@
     </w:p>
     <w:p>
       <w:pPr>
-        <w:pStyle w:val="NormalWeb"/>
-      </w:pPr>
-      <w:r>
-        <w:rPr>
-          <w:rtl/>
-        </w:rPr>
-        <w:t>این ویژگی‌ها می‌توانند به مدل کمک کنند تا تصاویری که تغییرات</w:t>
-      </w:r>
-      <w:r>
-        <w:t xml:space="preserve"> LSB </w:t>
-      </w:r>
-      <w:r>
-        <w:rPr>
-          <w:rtl/>
-        </w:rPr>
-        <w:t>دارند را شناسایی کند</w:t>
-      </w:r>
-      <w:r>
-        <w:t>.</w:t>
-      </w:r>
-    </w:p>
-    <w:p>
-      <w:pPr>
         <w:pStyle w:val="Heading3"/>
+        <w:bidi/>
       </w:pPr>
       <w:r>
         <w:t xml:space="preserve">6. </w:t>
@@ -29044,6 +29086,7 @@
     <w:p>
       <w:pPr>
         <w:pStyle w:val="NormalWeb"/>
+        <w:bidi/>
       </w:pPr>
       <w:r>
         <w:rPr>
@@ -29069,8 +29112,6 @@
       <w:r>
         <w:t>.</w:t>
       </w:r>
-      <w:bookmarkStart w:id="0" w:name="_GoBack"/>
-      <w:bookmarkEnd w:id="0"/>
     </w:p>
     <w:p>
       <w:pPr>
@@ -29079,6 +29120,7 @@
           <w:ilvl w:val="0"/>
           <w:numId w:val="124"/>
         </w:numPr>
+        <w:bidi/>
       </w:pPr>
       <w:r>
         <w:rPr>
@@ -29142,6 +29184,7 @@
           <w:ilvl w:val="0"/>
           <w:numId w:val="124"/>
         </w:numPr>
+        <w:bidi/>
       </w:pPr>
       <w:r>
         <w:rPr>
@@ -29169,6 +29212,7 @@
     <w:p>
       <w:pPr>
         <w:pStyle w:val="Heading3"/>
+        <w:bidi/>
       </w:pPr>
       <w:r>
         <w:rPr>
@@ -29186,6 +29230,7 @@
           <w:ilvl w:val="0"/>
           <w:numId w:val="125"/>
         </w:numPr>
+        <w:bidi/>
         <w:spacing w:before="100" w:beforeAutospacing="1" w:after="100" w:afterAutospacing="1" w:line="240" w:lineRule="auto"/>
       </w:pPr>
       <w:r>
@@ -29208,6 +29253,7 @@
           <w:ilvl w:val="0"/>
           <w:numId w:val="125"/>
         </w:numPr>
+        <w:bidi/>
         <w:spacing w:before="100" w:beforeAutospacing="1" w:after="100" w:afterAutospacing="1" w:line="240" w:lineRule="auto"/>
       </w:pPr>
       <w:r>
@@ -29230,6 +29276,7 @@
           <w:ilvl w:val="0"/>
           <w:numId w:val="125"/>
         </w:numPr>
+        <w:bidi/>
         <w:spacing w:before="100" w:beforeAutospacing="1" w:after="100" w:afterAutospacing="1" w:line="240" w:lineRule="auto"/>
       </w:pPr>
       <w:r>
@@ -29246,6 +29293,7 @@
           <w:ilvl w:val="0"/>
           <w:numId w:val="125"/>
         </w:numPr>
+        <w:bidi/>
         <w:spacing w:before="100" w:beforeAutospacing="1" w:after="100" w:afterAutospacing="1" w:line="240" w:lineRule="auto"/>
       </w:pPr>
       <w:r>
@@ -29268,6 +29316,7 @@
           <w:ilvl w:val="0"/>
           <w:numId w:val="125"/>
         </w:numPr>
+        <w:bidi/>
         <w:spacing w:before="100" w:beforeAutospacing="1" w:after="100" w:afterAutospacing="1" w:line="240" w:lineRule="auto"/>
       </w:pPr>
       <w:r>
@@ -29316,6 +29365,7 @@
           <w:ilvl w:val="0"/>
           <w:numId w:val="125"/>
         </w:numPr>
+        <w:bidi/>
         <w:spacing w:before="100" w:beforeAutospacing="1" w:after="100" w:afterAutospacing="1" w:line="240" w:lineRule="auto"/>
       </w:pPr>
       <w:r>
@@ -29355,6 +29405,7 @@
     <w:p>
       <w:pPr>
         <w:pStyle w:val="NormalWeb"/>
+        <w:bidi/>
       </w:pPr>
       <w:r>
         <w:rPr>
@@ -29383,12 +29434,3939 @@
           <w:lang w:bidi="fa-IR"/>
         </w:rPr>
       </w:pPr>
-    </w:p>
-    <w:p>
-      <w:pPr>
-        <w:bidi/>
-        <w:rPr>
-          <w:rFonts w:cs="B Nazanin" w:hint="cs"/>
+      <w:r>
+        <w:rPr>
+          <w:lang w:bidi="fa-IR"/>
+        </w:rPr>
+        <w:t>//////////////////////////////</w:t>
+      </w:r>
+    </w:p>
+    <w:p>
+      <w:pPr>
+        <w:pStyle w:val="Heading3"/>
+        <w:bidi/>
+      </w:pPr>
+      <w:r>
+        <w:t xml:space="preserve">1. </w:t>
+      </w:r>
+      <w:r>
+        <w:rPr>
+          <w:rStyle w:val="Strong"/>
+          <w:b/>
+          <w:bCs/>
+        </w:rPr>
+        <w:t xml:space="preserve">Normalize </w:t>
+      </w:r>
+      <w:r>
+        <w:rPr>
+          <w:rStyle w:val="Strong"/>
+          <w:b/>
+          <w:bCs/>
+          <w:rtl/>
+        </w:rPr>
+        <w:t>کردن و تبدیل به</w:t>
+      </w:r>
+      <w:r>
+        <w:rPr>
+          <w:rStyle w:val="Strong"/>
+          <w:b/>
+          <w:bCs/>
+        </w:rPr>
+        <w:t xml:space="preserve"> PNG:</w:t>
+      </w:r>
+    </w:p>
+    <w:p>
+      <w:pPr>
+        <w:pStyle w:val="NormalWeb"/>
+        <w:bidi/>
+      </w:pPr>
+      <w:r>
+        <w:rPr>
+          <w:rtl/>
+        </w:rPr>
+        <w:t xml:space="preserve">بله، شما می‌توانید </w:t>
+      </w:r>
+      <w:r>
+        <w:rPr>
+          <w:rStyle w:val="Strong"/>
+          <w:rtl/>
+        </w:rPr>
+        <w:t>نرمال‌سازی</w:t>
+      </w:r>
+      <w:r>
+        <w:rPr>
+          <w:rtl/>
+        </w:rPr>
+        <w:t xml:space="preserve"> را در همان مرحله‌ای که تصاویر را به فرمت </w:t>
+      </w:r>
+      <w:r>
+        <w:rPr>
+          <w:rStyle w:val="Strong"/>
+        </w:rPr>
+        <w:t>PNG</w:t>
+      </w:r>
+      <w:r>
+        <w:t xml:space="preserve"> </w:t>
+      </w:r>
+      <w:r>
+        <w:rPr>
+          <w:rtl/>
+        </w:rPr>
+        <w:t xml:space="preserve">تبدیل می‌کنید انجام دهید. این کار باعث می‌شود که هر تصویر که فرمتش </w:t>
+      </w:r>
+      <w:r>
+        <w:rPr>
+          <w:rStyle w:val="Strong"/>
+        </w:rPr>
+        <w:t>JPG</w:t>
+      </w:r>
+      <w:r>
+        <w:t xml:space="preserve"> </w:t>
+      </w:r>
+      <w:r>
+        <w:rPr>
+          <w:rtl/>
+        </w:rPr>
+        <w:t xml:space="preserve">یا </w:t>
+      </w:r>
+      <w:r>
+        <w:rPr>
+          <w:rStyle w:val="Strong"/>
+        </w:rPr>
+        <w:t>JPEG</w:t>
+      </w:r>
+      <w:r>
+        <w:t xml:space="preserve"> </w:t>
+      </w:r>
+      <w:r>
+        <w:rPr>
+          <w:rtl/>
+        </w:rPr>
+        <w:t xml:space="preserve">است، ابتدا به </w:t>
+      </w:r>
+      <w:r>
+        <w:rPr>
+          <w:rStyle w:val="Strong"/>
+        </w:rPr>
+        <w:t>PNG</w:t>
+      </w:r>
+      <w:r>
+        <w:t xml:space="preserve"> </w:t>
+      </w:r>
+      <w:r>
+        <w:rPr>
+          <w:rtl/>
+        </w:rPr>
+        <w:t>تبدیل شود و سپس نرمال‌سازی روی آن انجام شود</w:t>
+      </w:r>
+      <w:r>
+        <w:t>.</w:t>
+      </w:r>
+    </w:p>
+    <w:p>
+      <w:pPr>
+        <w:pStyle w:val="NormalWeb"/>
+        <w:bidi/>
+      </w:pPr>
+      <w:r>
+        <w:rPr>
+          <w:rtl/>
+        </w:rPr>
+        <w:t>کد زیر این پروسه را انجام می‌دهد: ابتدا تبدیل به</w:t>
+      </w:r>
+      <w:r>
+        <w:t xml:space="preserve"> PNG (</w:t>
+      </w:r>
+      <w:r>
+        <w:rPr>
+          <w:rtl/>
+        </w:rPr>
+        <w:t>اگر تصویر</w:t>
+      </w:r>
+      <w:r>
+        <w:t xml:space="preserve"> PNG </w:t>
+      </w:r>
+      <w:r>
+        <w:rPr>
+          <w:rtl/>
+        </w:rPr>
+        <w:t>نیست</w:t>
+      </w:r>
+      <w:r>
+        <w:t>)</w:t>
+      </w:r>
+      <w:r>
+        <w:rPr>
+          <w:rtl/>
+        </w:rPr>
+        <w:t>، سپس نرمال‌سازی و ذخیره در فولدر جدید</w:t>
+      </w:r>
+      <w:r>
+        <w:t>.</w:t>
+      </w:r>
+    </w:p>
+    <w:p>
+      <w:pPr>
+        <w:bidi/>
+        <w:spacing w:before="100" w:beforeAutospacing="1" w:after="100" w:afterAutospacing="1" w:line="240" w:lineRule="auto"/>
+        <w:rPr>
+          <w:rtl/>
+          <w:lang w:bidi="fa-IR"/>
+        </w:rPr>
+      </w:pPr>
+      <w:r>
+        <w:rPr>
+          <w:rFonts w:hint="cs"/>
+          <w:rtl/>
+          <w:lang w:bidi="fa-IR"/>
+        </w:rPr>
+        <w:t>///////////////////////////////////////////</w:t>
+      </w:r>
+    </w:p>
+    <w:p>
+      <w:pPr>
+        <w:pStyle w:val="Heading3"/>
+        <w:bidi/>
+      </w:pPr>
+      <w:r>
+        <w:t xml:space="preserve">2. </w:t>
+      </w:r>
+      <w:r>
+        <w:rPr>
+          <w:rStyle w:val="Strong"/>
+          <w:b/>
+          <w:bCs/>
+          <w:rtl/>
+        </w:rPr>
+        <w:t>استفاده از</w:t>
+      </w:r>
+      <w:r>
+        <w:rPr>
+          <w:rStyle w:val="Strong"/>
+          <w:b/>
+          <w:bCs/>
+        </w:rPr>
+        <w:t xml:space="preserve"> GPU </w:t>
+      </w:r>
+      <w:r>
+        <w:rPr>
+          <w:rStyle w:val="Strong"/>
+          <w:b/>
+          <w:bCs/>
+          <w:rtl/>
+        </w:rPr>
+        <w:t>برای افزایش سرعت پردازش</w:t>
+      </w:r>
+      <w:r>
+        <w:rPr>
+          <w:rStyle w:val="Strong"/>
+          <w:b/>
+          <w:bCs/>
+        </w:rPr>
+        <w:t>:</w:t>
+      </w:r>
+    </w:p>
+    <w:p>
+      <w:pPr>
+        <w:pStyle w:val="NormalWeb"/>
+        <w:bidi/>
+      </w:pPr>
+      <w:r>
+        <w:rPr>
+          <w:rtl/>
+        </w:rPr>
+        <w:t xml:space="preserve">بله، استفاده از </w:t>
+      </w:r>
+      <w:r>
+        <w:rPr>
+          <w:rStyle w:val="Strong"/>
+        </w:rPr>
+        <w:t>GPU</w:t>
+      </w:r>
+      <w:r>
+        <w:t xml:space="preserve"> </w:t>
+      </w:r>
+      <w:r>
+        <w:rPr>
+          <w:rtl/>
+        </w:rPr>
+        <w:t>می‌تواند سرعت پردازش شما را به طور قابل توجهی افزایش دهد، به‌ویژه در مدل‌های یادگیری ماشین و پردازش تصویر که محاسبات پیچیده دارند</w:t>
+      </w:r>
+      <w:r>
+        <w:t xml:space="preserve">. </w:t>
+      </w:r>
+      <w:r>
+        <w:rPr>
+          <w:rStyle w:val="Strong"/>
+        </w:rPr>
+        <w:t>GPU</w:t>
+      </w:r>
+      <w:r>
+        <w:t xml:space="preserve"> </w:t>
+      </w:r>
+      <w:r>
+        <w:rPr>
+          <w:rtl/>
+        </w:rPr>
+        <w:t xml:space="preserve">به‌طور خاص برای انجام عملیات ماتریسی و پردازش‌های موازی بسیار سریع‌تر از </w:t>
+      </w:r>
+      <w:r>
+        <w:rPr>
+          <w:rStyle w:val="Strong"/>
+        </w:rPr>
+        <w:t>CPU</w:t>
+      </w:r>
+      <w:r>
+        <w:t xml:space="preserve"> </w:t>
+      </w:r>
+      <w:r>
+        <w:rPr>
+          <w:rtl/>
+        </w:rPr>
+        <w:t>است</w:t>
+      </w:r>
+      <w:r>
+        <w:t>.</w:t>
+      </w:r>
+    </w:p>
+    <w:p>
+      <w:pPr>
+        <w:pStyle w:val="Heading4"/>
+        <w:bidi/>
+      </w:pPr>
+      <w:r>
+        <w:rPr>
+          <w:rStyle w:val="Strong"/>
+          <w:b w:val="0"/>
+          <w:bCs w:val="0"/>
+          <w:rtl/>
+        </w:rPr>
+        <w:lastRenderedPageBreak/>
+        <w:t>چگونه می‌توانم بفهمم که پردازش روی</w:t>
+      </w:r>
+      <w:r>
+        <w:rPr>
+          <w:rStyle w:val="Strong"/>
+          <w:b w:val="0"/>
+          <w:bCs w:val="0"/>
+        </w:rPr>
+        <w:t xml:space="preserve"> GPU </w:t>
+      </w:r>
+      <w:r>
+        <w:rPr>
+          <w:rStyle w:val="Strong"/>
+          <w:b w:val="0"/>
+          <w:bCs w:val="0"/>
+          <w:rtl/>
+        </w:rPr>
+        <w:t>یا</w:t>
+      </w:r>
+      <w:r>
+        <w:rPr>
+          <w:rStyle w:val="Strong"/>
+          <w:b w:val="0"/>
+          <w:bCs w:val="0"/>
+        </w:rPr>
+        <w:t xml:space="preserve"> CPU </w:t>
+      </w:r>
+      <w:r>
+        <w:rPr>
+          <w:rStyle w:val="Strong"/>
+          <w:b w:val="0"/>
+          <w:bCs w:val="0"/>
+          <w:rtl/>
+        </w:rPr>
+        <w:t>است؟</w:t>
+      </w:r>
+    </w:p>
+    <w:p>
+      <w:pPr>
+        <w:pStyle w:val="NormalWeb"/>
+        <w:bidi/>
+      </w:pPr>
+      <w:r>
+        <w:rPr>
+          <w:rtl/>
+        </w:rPr>
+        <w:t xml:space="preserve">برای بررسی این که آیا کد شما روی </w:t>
+      </w:r>
+      <w:r>
+        <w:rPr>
+          <w:rStyle w:val="Strong"/>
+        </w:rPr>
+        <w:t>GPU</w:t>
+      </w:r>
+      <w:r>
+        <w:t xml:space="preserve"> </w:t>
+      </w:r>
+      <w:r>
+        <w:rPr>
+          <w:rtl/>
+        </w:rPr>
+        <w:t xml:space="preserve">یا </w:t>
+      </w:r>
+      <w:r>
+        <w:rPr>
+          <w:rStyle w:val="Strong"/>
+        </w:rPr>
+        <w:t>CPU</w:t>
+      </w:r>
+      <w:r>
+        <w:t xml:space="preserve"> </w:t>
+      </w:r>
+      <w:r>
+        <w:rPr>
+          <w:rtl/>
+        </w:rPr>
+        <w:t>در حال اجراست، می‌توانید از کتابخانه‌های مختلف استفاده کنید، بسته به این که از چه فریم‌ورکی برای پردازش استفاده می‌کنید</w:t>
+      </w:r>
+      <w:r>
+        <w:t>:</w:t>
+      </w:r>
+    </w:p>
+    <w:p>
+      <w:pPr>
+        <w:pStyle w:val="NormalWeb"/>
+        <w:numPr>
+          <w:ilvl w:val="0"/>
+          <w:numId w:val="126"/>
+        </w:numPr>
+        <w:bidi/>
+      </w:pPr>
+      <w:r>
+        <w:rPr>
+          <w:rStyle w:val="Strong"/>
+        </w:rPr>
+        <w:t>TensorFlow</w:t>
+      </w:r>
+      <w:r>
+        <w:t xml:space="preserve">: </w:t>
+      </w:r>
+      <w:r>
+        <w:rPr>
+          <w:rtl/>
+        </w:rPr>
+        <w:t xml:space="preserve">اگر از </w:t>
+      </w:r>
+      <w:r>
+        <w:rPr>
+          <w:rStyle w:val="Strong"/>
+        </w:rPr>
+        <w:t>TensorFlow</w:t>
+      </w:r>
+      <w:r>
+        <w:t xml:space="preserve"> </w:t>
+      </w:r>
+      <w:r>
+        <w:rPr>
+          <w:rtl/>
+        </w:rPr>
+        <w:t>استفاده می‌کنید، برای بررسی دستگاهی که مدل شما روی آن اجرا می‌شود، می‌توانید از کد زیر استفاده کنید</w:t>
+      </w:r>
+      <w:r>
+        <w:t>:</w:t>
+      </w:r>
+    </w:p>
+    <w:p>
+      <w:pPr>
+        <w:pStyle w:val="NormalWeb"/>
+        <w:bidi/>
+        <w:ind w:left="720"/>
+        <w:rPr>
+          <w:rStyle w:val="Strong"/>
+          <w:rtl/>
+        </w:rPr>
+      </w:pPr>
+      <w:r>
+        <w:rPr>
+          <w:rStyle w:val="Strong"/>
+          <w:rFonts w:hint="cs"/>
+          <w:rtl/>
+        </w:rPr>
+        <w:t>//////////////////////////////////////////////////</w:t>
+      </w:r>
+    </w:p>
+    <w:p>
+      <w:pPr>
+        <w:pStyle w:val="NormalWeb"/>
+        <w:bidi/>
+        <w:ind w:left="720"/>
+      </w:pPr>
+    </w:p>
+    <w:p>
+      <w:pPr>
+        <w:bidi/>
+      </w:pPr>
+      <w:r>
+        <w:rPr>
+          <w:rtl/>
+        </w:rPr>
+        <w:t>تعداد داده هام زیاد هستن ازین بابت نگرانی ندارم اما خب تغییرات</w:t>
+      </w:r>
+      <w:r>
+        <w:t xml:space="preserve"> LSB </w:t>
+      </w:r>
+      <w:r>
+        <w:rPr>
+          <w:rtl/>
+        </w:rPr>
+        <w:t>ظریف هستن میتونی دقیقا بگی ابعاد چین؟ که قراره کاهششون بدیم؟ و سوال بعدیم اینکه و خب الان</w:t>
+      </w:r>
+      <w:r>
+        <w:t xml:space="preserve"> PCA </w:t>
+      </w:r>
+      <w:r>
+        <w:rPr>
+          <w:rtl/>
+        </w:rPr>
+        <w:t>میاد و میخواد ابعاد غیر ضروری رو کاهش بده اینکار باعث ایجاد اختلال توی کم ارزش ترین بیت ها که دارن نهان نگاری رو توی خودشون ذخیره میکنن، نمیشه؟ چقدر احتمال داره داده های نهان نگاری شده توی ویژگی های کم واریانس باشن؟ از طرفی اینا برای من داده های حیاتی ای هستن همونطور که میدونی و ما نمیخوایم ریسک از بین رفتنشون رو به جون بخریم؟ و خب ما هم داده هامون</w:t>
+      </w:r>
+      <w:r>
+        <w:t xml:space="preserve"> unsupervised </w:t>
+      </w:r>
+      <w:r>
+        <w:rPr>
+          <w:rtl/>
+        </w:rPr>
+        <w:t>هستن</w:t>
+      </w:r>
+    </w:p>
+    <w:p>
+      <w:pPr>
+        <w:pStyle w:val="Heading6"/>
+        <w:bidi/>
+      </w:pPr>
+      <w:r>
+        <w:t>ChatGPT said:</w:t>
+      </w:r>
+    </w:p>
+    <w:p>
+      <w:pPr>
+        <w:bidi/>
+      </w:pPr>
+      <w:r>
+        <w:t>ChatGPT</w:t>
+      </w:r>
+    </w:p>
+    <w:p>
+      <w:pPr>
+        <w:pStyle w:val="NormalWeb"/>
+        <w:bidi/>
+      </w:pPr>
+      <w:r>
+        <w:rPr>
+          <w:rtl/>
+        </w:rPr>
+        <w:t>بله، نکات خوبی رو مطرح کردی و واقعاً درک دقیقی از مسائل پیش‌رو داری. در اینجا به پرسش‌ها و نگرانی‌های شما پاسخ می‌دهم</w:t>
+      </w:r>
+      <w:r>
+        <w:t>:</w:t>
+      </w:r>
+    </w:p>
+    <w:p>
+      <w:pPr>
+        <w:pStyle w:val="Heading3"/>
+        <w:bidi/>
+      </w:pPr>
+      <w:r>
+        <w:t xml:space="preserve">1. </w:t>
+      </w:r>
+      <w:r>
+        <w:rPr>
+          <w:rStyle w:val="Strong"/>
+          <w:b/>
+          <w:bCs/>
+          <w:rtl/>
+        </w:rPr>
+        <w:t>کاهش ابعاد و</w:t>
+      </w:r>
+      <w:r>
+        <w:rPr>
+          <w:rStyle w:val="Strong"/>
+          <w:b/>
+          <w:bCs/>
+        </w:rPr>
+        <w:t xml:space="preserve"> PCA: </w:t>
+      </w:r>
+      <w:r>
+        <w:rPr>
+          <w:rStyle w:val="Strong"/>
+          <w:b/>
+          <w:bCs/>
+          <w:rtl/>
+        </w:rPr>
+        <w:t>ابعاد چیست؟</w:t>
+      </w:r>
+    </w:p>
+    <w:p>
+      <w:pPr>
+        <w:pStyle w:val="NormalWeb"/>
+        <w:bidi/>
+      </w:pPr>
+      <w:r>
+        <w:rPr>
+          <w:rtl/>
+        </w:rPr>
+        <w:t>وقتی شما ویژگی‌ها را استخراج می‌کنید، احتمالاً هزاران ویژگی مختلف از تصویر به دست می‌آید. مثلاً در صورتی که شما ویژگی‌هایی مثل</w:t>
+      </w:r>
+      <w:r>
+        <w:t xml:space="preserve"> HOG</w:t>
+      </w:r>
+      <w:r>
+        <w:rPr>
+          <w:rtl/>
+        </w:rPr>
+        <w:t xml:space="preserve">، </w:t>
+      </w:r>
+      <w:r>
+        <w:t xml:space="preserve">DCT </w:t>
+      </w:r>
+      <w:r>
+        <w:rPr>
+          <w:rtl/>
+        </w:rPr>
+        <w:t>و</w:t>
+      </w:r>
+      <w:r>
+        <w:t xml:space="preserve"> GLCM </w:t>
+      </w:r>
+      <w:r>
+        <w:rPr>
+          <w:rtl/>
+        </w:rPr>
+        <w:t>را استخراج کنید، ممکن است برای هر تصویر چندین هزار ویژگی داشته باشید. این ویژگی‌ها ابعاد مختلفی دارند، به‌طوری‌که در فضای ویژگی‌های چندبعدی، ممکن است بسیاری از این ابعاد غیرضروری باشند و به مدل کمک نکنند</w:t>
+      </w:r>
+      <w:r>
+        <w:t>.</w:t>
+      </w:r>
+    </w:p>
+    <w:p>
+      <w:pPr>
+        <w:pStyle w:val="NormalWeb"/>
+        <w:bidi/>
+      </w:pPr>
+      <w:r>
+        <w:rPr>
+          <w:rtl/>
+        </w:rPr>
+        <w:t>در مرحله کاهش ابعاد</w:t>
+      </w:r>
+      <w:r>
+        <w:t xml:space="preserve"> (PCA)</w:t>
+      </w:r>
+      <w:r>
+        <w:rPr>
+          <w:rtl/>
+        </w:rPr>
+        <w:t>، هدف این است که ویژگی‌هایی که بیشترین واریانس را در داده‌ها دارند، حفظ شوند و ویژگی‌هایی که اطلاعات زیادی ندارند، حذف شوند</w:t>
+      </w:r>
+      <w:r>
+        <w:t>.</w:t>
+      </w:r>
+    </w:p>
+    <w:p>
+      <w:pPr>
+        <w:numPr>
+          <w:ilvl w:val="0"/>
+          <w:numId w:val="127"/>
+        </w:numPr>
+        <w:bidi/>
+        <w:spacing w:before="100" w:beforeAutospacing="1" w:after="100" w:afterAutospacing="1" w:line="240" w:lineRule="auto"/>
+      </w:pPr>
+      <w:r>
+        <w:rPr>
+          <w:rStyle w:val="Strong"/>
+          <w:rtl/>
+        </w:rPr>
+        <w:t>ابعاد ویژگی‌ها</w:t>
+      </w:r>
+      <w:r>
+        <w:t xml:space="preserve">: </w:t>
+      </w:r>
+      <w:r>
+        <w:rPr>
+          <w:rtl/>
+        </w:rPr>
+        <w:t>فرض کنید از</w:t>
+      </w:r>
+      <w:r>
+        <w:t xml:space="preserve"> HOG</w:t>
+      </w:r>
+      <w:r>
+        <w:rPr>
+          <w:rtl/>
+        </w:rPr>
+        <w:t xml:space="preserve">، </w:t>
+      </w:r>
+      <w:r>
+        <w:t xml:space="preserve">DCT </w:t>
+      </w:r>
+      <w:r>
+        <w:rPr>
+          <w:rtl/>
+        </w:rPr>
+        <w:t>و</w:t>
+      </w:r>
+      <w:r>
+        <w:t xml:space="preserve"> GLCM </w:t>
+      </w:r>
+      <w:r>
+        <w:rPr>
+          <w:rtl/>
+        </w:rPr>
+        <w:t>ویژگی‌هایی استخراج کرده‌اید. این ویژگی‌ها ابعاد زیادی دارند</w:t>
+      </w:r>
+      <w:r>
+        <w:t xml:space="preserve"> (</w:t>
+      </w:r>
+      <w:r>
+        <w:rPr>
+          <w:rtl/>
+        </w:rPr>
+        <w:t>مثلاً</w:t>
+      </w:r>
+      <w:r>
+        <w:t xml:space="preserve"> HOG </w:t>
+      </w:r>
+      <w:r>
+        <w:rPr>
+          <w:rtl/>
+        </w:rPr>
+        <w:t xml:space="preserve">می‌تواند شامل 1،000 ویژگی باشد، </w:t>
+      </w:r>
+      <w:r>
+        <w:t xml:space="preserve">GLCM </w:t>
+      </w:r>
+      <w:r>
+        <w:rPr>
+          <w:rtl/>
+        </w:rPr>
+        <w:t>حدود 200 ویژگی و</w:t>
+      </w:r>
+      <w:r>
+        <w:t xml:space="preserve"> DCT </w:t>
+      </w:r>
+      <w:r>
+        <w:rPr>
+          <w:rtl/>
+        </w:rPr>
+        <w:t>هم ممکن است ویژگی‌های فراوانی ایجاد کند</w:t>
+      </w:r>
+      <w:r>
+        <w:t xml:space="preserve">). </w:t>
+      </w:r>
+      <w:r>
+        <w:rPr>
+          <w:rtl/>
+        </w:rPr>
+        <w:t>به همین دلیل، شما ممکن است با یک ماتریس با ابعاد زیادی روبرو باشید</w:t>
+      </w:r>
+      <w:r>
+        <w:t xml:space="preserve">. PCA </w:t>
+      </w:r>
+      <w:r>
+        <w:rPr>
+          <w:rtl/>
+        </w:rPr>
+        <w:t>به شما کمک می‌کند تا تعداد ویژگی‌ها را کاهش دهید در حالی که تا حد ممکن اطلاعات اصلی را حفظ کنید</w:t>
+      </w:r>
+      <w:r>
+        <w:t>.</w:t>
+      </w:r>
+    </w:p>
+    <w:p>
+      <w:pPr>
+        <w:pStyle w:val="Heading3"/>
+        <w:bidi/>
+      </w:pPr>
+      <w:r>
+        <w:t xml:space="preserve">2. </w:t>
+      </w:r>
+      <w:r>
+        <w:rPr>
+          <w:rStyle w:val="Strong"/>
+          <w:b/>
+          <w:bCs/>
+        </w:rPr>
+        <w:t xml:space="preserve">PCA </w:t>
+      </w:r>
+      <w:r>
+        <w:rPr>
+          <w:rStyle w:val="Strong"/>
+          <w:b/>
+          <w:bCs/>
+          <w:rtl/>
+        </w:rPr>
+        <w:t>و تغییرات</w:t>
+      </w:r>
+      <w:r>
+        <w:rPr>
+          <w:rStyle w:val="Strong"/>
+          <w:b/>
+          <w:bCs/>
+        </w:rPr>
+        <w:t xml:space="preserve"> LSB: </w:t>
+      </w:r>
+      <w:r>
+        <w:rPr>
+          <w:rStyle w:val="Strong"/>
+          <w:b/>
+          <w:bCs/>
+          <w:rtl/>
+        </w:rPr>
+        <w:t>آیا کاهش ابعاد باعث از بین رفتن تغییرات</w:t>
+      </w:r>
+      <w:r>
+        <w:rPr>
+          <w:rStyle w:val="Strong"/>
+          <w:b/>
+          <w:bCs/>
+        </w:rPr>
+        <w:t xml:space="preserve"> LSB </w:t>
+      </w:r>
+      <w:r>
+        <w:rPr>
+          <w:rStyle w:val="Strong"/>
+          <w:b/>
+          <w:bCs/>
+          <w:rtl/>
+        </w:rPr>
+        <w:t>می‌شود؟</w:t>
+      </w:r>
+    </w:p>
+    <w:p>
+      <w:pPr>
+        <w:pStyle w:val="NormalWeb"/>
+        <w:bidi/>
+      </w:pPr>
+      <w:r>
+        <w:rPr>
+          <w:rtl/>
+        </w:rPr>
+        <w:t xml:space="preserve">این نگرانی کاملاً بجا است. تغییرات </w:t>
+      </w:r>
+      <w:r>
+        <w:rPr>
+          <w:rStyle w:val="Strong"/>
+        </w:rPr>
+        <w:t>LSB</w:t>
+      </w:r>
+      <w:r>
+        <w:t xml:space="preserve"> (</w:t>
+      </w:r>
+      <w:r>
+        <w:rPr>
+          <w:rtl/>
+        </w:rPr>
+        <w:t>کم ارزش‌ترین بیت‌ها) تغییرات بسیار ظریف در داده‌ها هستند که در ویژگی‌های با واریانس بسیار کم</w:t>
+      </w:r>
+      <w:r>
+        <w:t xml:space="preserve"> (low variance) </w:t>
+      </w:r>
+      <w:r>
+        <w:rPr>
+          <w:rtl/>
+        </w:rPr>
+        <w:t>قرار دارند</w:t>
+      </w:r>
+      <w:r>
+        <w:t xml:space="preserve">. PCA </w:t>
+      </w:r>
+      <w:r>
+        <w:rPr>
+          <w:rtl/>
+        </w:rPr>
+        <w:t>به‌طور طبیعی ویژگی‌هایی را نگه می‌دارد که بیشترین واریانس را دارند و ویژگی‌هایی که واریانس کمتری دارند را کاهش می‌دهد یا حذف می‌کند. از آنجا که تغییرات</w:t>
+      </w:r>
+      <w:r>
+        <w:t xml:space="preserve"> LSB </w:t>
+      </w:r>
+      <w:r>
+        <w:rPr>
+          <w:rtl/>
+        </w:rPr>
+        <w:t>معمولاً باعث ایجاد تغییرات جزئی و ظریف در تصاویر می‌شود، احتمال اینکه این تغییرات در ابعاد کم‌واریانس</w:t>
+      </w:r>
+      <w:r>
+        <w:t xml:space="preserve"> (low variance) </w:t>
+      </w:r>
+      <w:r>
+        <w:rPr>
+          <w:rtl/>
+        </w:rPr>
+        <w:t>قرار گیرند زیاد است</w:t>
+      </w:r>
+      <w:r>
+        <w:t>.</w:t>
+      </w:r>
+    </w:p>
+    <w:p>
+      <w:pPr>
+        <w:pStyle w:val="NormalWeb"/>
+        <w:bidi/>
+      </w:pPr>
+      <w:r>
+        <w:rPr>
+          <w:rtl/>
+        </w:rPr>
+        <w:lastRenderedPageBreak/>
+        <w:t>اگر</w:t>
+      </w:r>
+      <w:r>
+        <w:t xml:space="preserve"> PCA </w:t>
+      </w:r>
+      <w:r>
+        <w:rPr>
+          <w:rtl/>
+        </w:rPr>
+        <w:t>به درستی ابعاد را کاهش دهد، ممکن است این ویژگی‌های کم‌واریانس که تغییرات</w:t>
+      </w:r>
+      <w:r>
+        <w:t xml:space="preserve"> LSB </w:t>
+      </w:r>
+      <w:r>
+        <w:rPr>
+          <w:rtl/>
+        </w:rPr>
+        <w:t>را نمایان می‌کنند، حذف شوند و شما این تغییرات را از دست بدهید</w:t>
+      </w:r>
+      <w:r>
+        <w:t>.</w:t>
+      </w:r>
+    </w:p>
+    <w:p>
+      <w:pPr>
+        <w:pStyle w:val="Heading3"/>
+        <w:bidi/>
+      </w:pPr>
+      <w:r>
+        <w:t xml:space="preserve">3. </w:t>
+      </w:r>
+      <w:r>
+        <w:rPr>
+          <w:rStyle w:val="Strong"/>
+          <w:b/>
+          <w:bCs/>
+          <w:rtl/>
+        </w:rPr>
+        <w:t>آیا تغییرات</w:t>
+      </w:r>
+      <w:r>
+        <w:rPr>
+          <w:rStyle w:val="Strong"/>
+          <w:b/>
+          <w:bCs/>
+        </w:rPr>
+        <w:t xml:space="preserve"> LSB </w:t>
+      </w:r>
+      <w:r>
+        <w:rPr>
+          <w:rStyle w:val="Strong"/>
+          <w:b/>
+          <w:bCs/>
+          <w:rtl/>
+        </w:rPr>
+        <w:t>در ویژگی‌های کم‌واریانس قرار دارند؟</w:t>
+      </w:r>
+    </w:p>
+    <w:p>
+      <w:pPr>
+        <w:pStyle w:val="NormalWeb"/>
+        <w:numPr>
+          <w:ilvl w:val="0"/>
+          <w:numId w:val="128"/>
+        </w:numPr>
+        <w:bidi/>
+      </w:pPr>
+      <w:r>
+        <w:rPr>
+          <w:rtl/>
+        </w:rPr>
+        <w:t>بله، احتمال زیادی وجود دارد که تغییرات</w:t>
+      </w:r>
+      <w:r>
+        <w:t xml:space="preserve"> LSB </w:t>
+      </w:r>
+      <w:r>
+        <w:rPr>
+          <w:rtl/>
+        </w:rPr>
+        <w:t>در ویژگی‌هایی با واریانس پایین قرار داشته باشند. به‌ویژه در تصاویری که ویژگی‌های اصلی آن‌ها مثل بافت، رنگ، یا شکل خیلی زیاد تغییر نمی‌کند، تغییرات کوچک در کم‌ارزش‌ترین بیت‌ها می‌توانند در ابعاد کم‌واریانس واقع شوند</w:t>
+      </w:r>
+      <w:r>
+        <w:t>.</w:t>
+      </w:r>
+    </w:p>
+    <w:p>
+      <w:pPr>
+        <w:pStyle w:val="NormalWeb"/>
+        <w:numPr>
+          <w:ilvl w:val="0"/>
+          <w:numId w:val="128"/>
+        </w:numPr>
+        <w:bidi/>
+      </w:pPr>
+      <w:r>
+        <w:rPr>
+          <w:rtl/>
+        </w:rPr>
+        <w:t>این به این معنی است که کاهش ابعاد با</w:t>
+      </w:r>
+      <w:r>
+        <w:t xml:space="preserve"> PCA </w:t>
+      </w:r>
+      <w:r>
+        <w:rPr>
+          <w:rtl/>
+        </w:rPr>
+        <w:t>ممکن است باعث از دست دادن اطلاعات مرتبط با نهان‌نگاری</w:t>
+      </w:r>
+      <w:r>
+        <w:t xml:space="preserve"> LSB </w:t>
+      </w:r>
+      <w:r>
+        <w:rPr>
+          <w:rtl/>
+        </w:rPr>
+        <w:t>شود</w:t>
+      </w:r>
+      <w:r>
+        <w:t>.</w:t>
+      </w:r>
+    </w:p>
+    <w:p>
+      <w:pPr>
+        <w:pStyle w:val="Heading3"/>
+        <w:bidi/>
+      </w:pPr>
+      <w:r>
+        <w:t xml:space="preserve">4. </w:t>
+      </w:r>
+      <w:r>
+        <w:rPr>
+          <w:rStyle w:val="Strong"/>
+          <w:b/>
+          <w:bCs/>
+          <w:rtl/>
+        </w:rPr>
+        <w:t>چگونه از ریسک از دست دادن ویژگی‌های</w:t>
+      </w:r>
+      <w:r>
+        <w:rPr>
+          <w:rStyle w:val="Strong"/>
+          <w:b/>
+          <w:bCs/>
+        </w:rPr>
+        <w:t xml:space="preserve"> LSB </w:t>
+      </w:r>
+      <w:r>
+        <w:rPr>
+          <w:rStyle w:val="Strong"/>
+          <w:b/>
+          <w:bCs/>
+          <w:rtl/>
+        </w:rPr>
+        <w:t>جلوگیری کنیم؟</w:t>
+      </w:r>
+    </w:p>
+    <w:p>
+      <w:pPr>
+        <w:pStyle w:val="NormalWeb"/>
+        <w:bidi/>
+      </w:pPr>
+      <w:r>
+        <w:rPr>
+          <w:rtl/>
+        </w:rPr>
+        <w:t xml:space="preserve">با توجه به اینکه </w:t>
+      </w:r>
+      <w:r>
+        <w:rPr>
+          <w:rStyle w:val="Strong"/>
+        </w:rPr>
+        <w:t xml:space="preserve">LSB </w:t>
+      </w:r>
+      <w:r>
+        <w:rPr>
+          <w:rStyle w:val="Strong"/>
+          <w:rtl/>
+        </w:rPr>
+        <w:t>تغییرات ظریف</w:t>
+      </w:r>
+      <w:r>
+        <w:rPr>
+          <w:rtl/>
+        </w:rPr>
+        <w:t xml:space="preserve"> را در تصویر ایجاد می‌کند و این تغییرات به ویژگی‌هایی با واریانس پایین نسبت داده می‌شوند، توصیه می‌کنم که قبل از استفاده از</w:t>
+      </w:r>
+      <w:r>
+        <w:t xml:space="preserve"> PCA</w:t>
+      </w:r>
+      <w:r>
+        <w:rPr>
+          <w:rtl/>
+        </w:rPr>
+        <w:t>، دو نکته را در نظر بگیرید</w:t>
+      </w:r>
+      <w:r>
+        <w:t>:</w:t>
+      </w:r>
+    </w:p>
+    <w:p>
+      <w:pPr>
+        <w:pStyle w:val="Heading4"/>
+        <w:bidi/>
+      </w:pPr>
+      <w:r>
+        <w:t xml:space="preserve">1. </w:t>
+      </w:r>
+      <w:r>
+        <w:rPr>
+          <w:rStyle w:val="Strong"/>
+          <w:b w:val="0"/>
+          <w:bCs w:val="0"/>
+          <w:rtl/>
+        </w:rPr>
+        <w:t>تست کاهش ابعاد انتخابی</w:t>
+      </w:r>
+      <w:r>
+        <w:rPr>
+          <w:rStyle w:val="Strong"/>
+          <w:b w:val="0"/>
+          <w:bCs w:val="0"/>
+        </w:rPr>
+        <w:t xml:space="preserve"> (PCA)</w:t>
+      </w:r>
+      <w:r>
+        <w:t>:</w:t>
+      </w:r>
+    </w:p>
+    <w:p>
+      <w:pPr>
+        <w:numPr>
+          <w:ilvl w:val="0"/>
+          <w:numId w:val="129"/>
+        </w:numPr>
+        <w:bidi/>
+        <w:spacing w:before="100" w:beforeAutospacing="1" w:after="100" w:afterAutospacing="1" w:line="240" w:lineRule="auto"/>
+      </w:pPr>
+      <w:r>
+        <w:rPr>
+          <w:rtl/>
+        </w:rPr>
+        <w:t>به جای اینکه به‌طور کلی از</w:t>
+      </w:r>
+      <w:r>
+        <w:t xml:space="preserve"> PCA </w:t>
+      </w:r>
+      <w:r>
+        <w:rPr>
+          <w:rtl/>
+        </w:rPr>
+        <w:t xml:space="preserve">برای کاهش ابعاد استفاده کنید، می‌توانید ابتدا ویژگی‌های با واریانس بالا را از ویژگی‌های کم‌واریانس جدا کنید. برای این کار می‌توانید از </w:t>
+      </w:r>
+      <w:r>
+        <w:rPr>
+          <w:rStyle w:val="Strong"/>
+          <w:rtl/>
+        </w:rPr>
+        <w:t>یک تحلیل واریانس</w:t>
+      </w:r>
+      <w:r>
+        <w:rPr>
+          <w:rtl/>
+        </w:rPr>
+        <w:t xml:space="preserve"> </w:t>
+      </w:r>
+      <w:r>
+        <w:t xml:space="preserve">(Variance Thresholding) </w:t>
+      </w:r>
+      <w:r>
+        <w:rPr>
+          <w:rtl/>
+        </w:rPr>
+        <w:t>استفاده کنید تا ویژگی‌هایی که واریانس خیلی کمی دارند را فیلتر کنید</w:t>
+      </w:r>
+      <w:r>
+        <w:t>.</w:t>
+      </w:r>
+    </w:p>
+    <w:p>
+      <w:pPr>
+        <w:numPr>
+          <w:ilvl w:val="0"/>
+          <w:numId w:val="129"/>
+        </w:numPr>
+        <w:bidi/>
+        <w:spacing w:before="100" w:beforeAutospacing="1" w:after="100" w:afterAutospacing="1" w:line="240" w:lineRule="auto"/>
+      </w:pPr>
+      <w:r>
+        <w:rPr>
+          <w:rtl/>
+        </w:rPr>
+        <w:t xml:space="preserve">سپس، </w:t>
+      </w:r>
+      <w:r>
+        <w:t xml:space="preserve">PCA </w:t>
+      </w:r>
+      <w:r>
+        <w:rPr>
+          <w:rtl/>
+        </w:rPr>
+        <w:t>را فقط روی ویژگی‌هایی که واریانس بیشتری دارند، اجرا کنید</w:t>
+      </w:r>
+      <w:r>
+        <w:t>.</w:t>
+      </w:r>
+    </w:p>
+    <w:p>
+      <w:pPr>
+        <w:pStyle w:val="Heading4"/>
+        <w:bidi/>
+      </w:pPr>
+      <w:r>
+        <w:t xml:space="preserve">2. </w:t>
+      </w:r>
+      <w:r>
+        <w:rPr>
+          <w:rStyle w:val="Strong"/>
+          <w:b w:val="0"/>
+          <w:bCs w:val="0"/>
+          <w:rtl/>
+        </w:rPr>
+        <w:t>مقدار دقیق تعداد مولفه‌های</w:t>
+      </w:r>
+      <w:r>
+        <w:rPr>
+          <w:rStyle w:val="Strong"/>
+          <w:b w:val="0"/>
+          <w:bCs w:val="0"/>
+        </w:rPr>
+        <w:t xml:space="preserve"> PCA</w:t>
+      </w:r>
+      <w:r>
+        <w:t>:</w:t>
+      </w:r>
+    </w:p>
+    <w:p>
+      <w:pPr>
+        <w:numPr>
+          <w:ilvl w:val="0"/>
+          <w:numId w:val="130"/>
+        </w:numPr>
+        <w:bidi/>
+        <w:spacing w:before="100" w:beforeAutospacing="1" w:after="100" w:afterAutospacing="1" w:line="240" w:lineRule="auto"/>
+      </w:pPr>
+      <w:r>
+        <w:rPr>
+          <w:rtl/>
+        </w:rPr>
+        <w:t>در هنگام استفاده از</w:t>
+      </w:r>
+      <w:r>
+        <w:t xml:space="preserve"> PCA</w:t>
+      </w:r>
+      <w:r>
+        <w:rPr>
+          <w:rtl/>
+        </w:rPr>
+        <w:t xml:space="preserve">، شما می‌توانید </w:t>
+      </w:r>
+      <w:r>
+        <w:rPr>
+          <w:rStyle w:val="Strong"/>
+          <w:rtl/>
+        </w:rPr>
+        <w:t>تعداد مولفه‌هایی که حفظ می‌کنید</w:t>
+      </w:r>
+      <w:r>
+        <w:rPr>
+          <w:rtl/>
+        </w:rPr>
+        <w:t xml:space="preserve"> </w:t>
+      </w:r>
+      <w:r>
+        <w:t>(</w:t>
+      </w:r>
+      <w:r>
+        <w:rPr>
+          <w:rtl/>
+        </w:rPr>
+        <w:t>مثل 95% از واریانس) را خودتان تعیین کنید. این‌طوری می‌توانید کنترل بیشتری روی این فرآیند داشته باشید و مطمئن شوید که اطلاعات مهم</w:t>
+      </w:r>
+      <w:r>
+        <w:t xml:space="preserve"> (</w:t>
+      </w:r>
+      <w:r>
+        <w:rPr>
+          <w:rtl/>
+        </w:rPr>
+        <w:t>مثل تغییرات</w:t>
+      </w:r>
+      <w:r>
+        <w:t xml:space="preserve"> LSB) </w:t>
+      </w:r>
+      <w:r>
+        <w:rPr>
+          <w:rtl/>
+        </w:rPr>
+        <w:t>حفظ می‌شود</w:t>
+      </w:r>
+      <w:r>
+        <w:t>.</w:t>
+      </w:r>
+    </w:p>
+    <w:p>
+      <w:pPr>
+        <w:pStyle w:val="NormalWeb"/>
+        <w:bidi/>
+        <w:rPr>
+          <w:rtl/>
+        </w:rPr>
+      </w:pPr>
+    </w:p>
+    <w:p>
+      <w:pPr>
+        <w:pStyle w:val="Heading4"/>
+        <w:bidi/>
+      </w:pPr>
+      <w:r>
+        <w:t xml:space="preserve">3. </w:t>
+      </w:r>
+      <w:r>
+        <w:rPr>
+          <w:rStyle w:val="Strong"/>
+          <w:b w:val="0"/>
+          <w:bCs w:val="0"/>
+          <w:rtl/>
+        </w:rPr>
+        <w:t>حفظ ویژگی‌های</w:t>
+      </w:r>
+      <w:r>
+        <w:rPr>
+          <w:rStyle w:val="Strong"/>
+          <w:b w:val="0"/>
+          <w:bCs w:val="0"/>
+        </w:rPr>
+        <w:t xml:space="preserve"> LSB</w:t>
+      </w:r>
+      <w:r>
+        <w:t>:</w:t>
+      </w:r>
+    </w:p>
+    <w:p>
+      <w:pPr>
+        <w:numPr>
+          <w:ilvl w:val="0"/>
+          <w:numId w:val="131"/>
+        </w:numPr>
+        <w:bidi/>
+        <w:spacing w:before="100" w:beforeAutospacing="1" w:after="100" w:afterAutospacing="1" w:line="240" w:lineRule="auto"/>
+      </w:pPr>
+      <w:r>
+        <w:rPr>
+          <w:rtl/>
+        </w:rPr>
+        <w:t>اگر شما می‌خواهید اطمینان حاصل کنید که تغییرات</w:t>
+      </w:r>
+      <w:r>
+        <w:t xml:space="preserve"> LSB </w:t>
+      </w:r>
+      <w:r>
+        <w:rPr>
+          <w:rtl/>
+        </w:rPr>
+        <w:t>از بین نرود، می‌توانید به‌طور دستی ویژگی‌هایی که فکر می‌کنید حساس به تغییرات</w:t>
+      </w:r>
+      <w:r>
+        <w:t xml:space="preserve"> LSB </w:t>
+      </w:r>
+      <w:r>
+        <w:rPr>
+          <w:rtl/>
+        </w:rPr>
+        <w:t>هستند، نگه دارید و فقط بقیه ویژگی‌ها را کاهش دهید</w:t>
+      </w:r>
+      <w:r>
+        <w:t>.</w:t>
+      </w:r>
+    </w:p>
+    <w:p>
+      <w:pPr>
+        <w:numPr>
+          <w:ilvl w:val="0"/>
+          <w:numId w:val="131"/>
+        </w:numPr>
+        <w:bidi/>
+        <w:spacing w:before="100" w:beforeAutospacing="1" w:after="100" w:afterAutospacing="1" w:line="240" w:lineRule="auto"/>
+      </w:pPr>
+      <w:r>
+        <w:rPr>
+          <w:rtl/>
+        </w:rPr>
+        <w:t xml:space="preserve">به این صورت که می‌توانید </w:t>
+      </w:r>
+      <w:r>
+        <w:rPr>
+          <w:rStyle w:val="Strong"/>
+          <w:rtl/>
+        </w:rPr>
+        <w:t>یک لیست از ویژگی‌های حساس</w:t>
+      </w:r>
+      <w:r>
+        <w:rPr>
+          <w:rtl/>
+        </w:rPr>
+        <w:t xml:space="preserve"> داشته باشید و آن‌ها را قبل از اعمال</w:t>
+      </w:r>
+      <w:r>
+        <w:t xml:space="preserve"> PCA </w:t>
+      </w:r>
+      <w:r>
+        <w:rPr>
+          <w:rtl/>
+        </w:rPr>
+        <w:t>جدا کنید</w:t>
+      </w:r>
+      <w:r>
+        <w:t>.</w:t>
+      </w:r>
+    </w:p>
+    <w:p>
+      <w:pPr>
+        <w:pStyle w:val="NormalWeb"/>
+        <w:bidi/>
+        <w:rPr>
+          <w:rtl/>
+        </w:rPr>
+      </w:pPr>
+    </w:p>
+    <w:p>
+      <w:pPr>
+        <w:pStyle w:val="Heading3"/>
+        <w:bidi/>
+      </w:pPr>
+      <w:r>
+        <w:t xml:space="preserve">5. </w:t>
+      </w:r>
+      <w:r>
+        <w:rPr>
+          <w:rStyle w:val="Strong"/>
+          <w:b/>
+          <w:bCs/>
+        </w:rPr>
+        <w:t xml:space="preserve">Unsupervised Learning </w:t>
+      </w:r>
+      <w:r>
+        <w:rPr>
+          <w:rStyle w:val="Strong"/>
+          <w:b/>
+          <w:bCs/>
+          <w:rtl/>
+        </w:rPr>
+        <w:t>و</w:t>
+      </w:r>
+      <w:r>
+        <w:rPr>
+          <w:rStyle w:val="Strong"/>
+          <w:b/>
+          <w:bCs/>
+        </w:rPr>
+        <w:t xml:space="preserve"> PCA</w:t>
+      </w:r>
+    </w:p>
+    <w:p>
+      <w:pPr>
+        <w:pStyle w:val="NormalWeb"/>
+        <w:bidi/>
+      </w:pPr>
+      <w:r>
+        <w:rPr>
+          <w:rtl/>
+        </w:rPr>
+        <w:t xml:space="preserve">چون داده‌های شما </w:t>
+      </w:r>
+      <w:r>
+        <w:rPr>
+          <w:rStyle w:val="Strong"/>
+        </w:rPr>
+        <w:t>unlabeled</w:t>
+      </w:r>
+      <w:r>
+        <w:t xml:space="preserve"> </w:t>
+      </w:r>
+      <w:r>
+        <w:rPr>
+          <w:rtl/>
+        </w:rPr>
+        <w:t xml:space="preserve">هستند و نمی‌توانید از روش‌های نظارت‌شده مانند </w:t>
+      </w:r>
+      <w:r>
+        <w:rPr>
+          <w:rStyle w:val="Strong"/>
+        </w:rPr>
+        <w:t>SVM</w:t>
+      </w:r>
+      <w:r>
+        <w:t xml:space="preserve"> </w:t>
+      </w:r>
+      <w:r>
+        <w:rPr>
+          <w:rtl/>
+        </w:rPr>
+        <w:t xml:space="preserve">یا </w:t>
+      </w:r>
+      <w:r>
+        <w:rPr>
+          <w:rStyle w:val="Strong"/>
+        </w:rPr>
+        <w:t>Logistic Regression</w:t>
+      </w:r>
+      <w:r>
+        <w:t xml:space="preserve"> </w:t>
+      </w:r>
+      <w:r>
+        <w:rPr>
+          <w:rtl/>
+        </w:rPr>
+        <w:t xml:space="preserve">استفاده کنید، باید مطمئن شوید که ویژگی‌های استخراج‌شده به طور کلی برای کارکرد در محیط بدون نظارت آماده‌اند. در این حالت، روش‌هایی مثل </w:t>
+      </w:r>
+      <w:r>
+        <w:rPr>
+          <w:rStyle w:val="Strong"/>
+        </w:rPr>
+        <w:t>KMeans Clustering</w:t>
+      </w:r>
+      <w:r>
+        <w:t xml:space="preserve"> </w:t>
+      </w:r>
+      <w:r>
+        <w:rPr>
+          <w:rtl/>
+        </w:rPr>
+        <w:t xml:space="preserve">یا </w:t>
+      </w:r>
+      <w:r>
+        <w:rPr>
+          <w:rStyle w:val="Strong"/>
+        </w:rPr>
+        <w:t>Isolation Forest</w:t>
+      </w:r>
+      <w:r>
+        <w:t xml:space="preserve"> </w:t>
+      </w:r>
+      <w:r>
+        <w:rPr>
+          <w:rtl/>
+        </w:rPr>
+        <w:t>برای تشخیص الگوها در داده‌ها بدون نیاز به لیبل‌گذاری می‌توانند مفید باشند</w:t>
+      </w:r>
+      <w:r>
+        <w:t>.</w:t>
+      </w:r>
+    </w:p>
+    <w:p>
+      <w:pPr>
+        <w:pStyle w:val="NormalWeb"/>
+        <w:bidi/>
+        <w:rPr>
+          <w:rtl/>
+        </w:rPr>
+      </w:pPr>
+      <w:r>
+        <w:rPr>
+          <w:rFonts w:hint="cs"/>
+          <w:rtl/>
+        </w:rPr>
+        <w:lastRenderedPageBreak/>
+        <w:t>////////////////////////////</w:t>
+      </w:r>
+    </w:p>
+    <w:p>
+      <w:pPr>
+        <w:bidi/>
+      </w:pPr>
+      <w:r>
+        <w:rPr>
+          <w:rtl/>
+        </w:rPr>
+        <w:t>راهی هست که مثلا بگیم ویژگی هایی که ربط به بیت</w:t>
+      </w:r>
+      <w:r>
+        <w:t xml:space="preserve"> LSB </w:t>
+      </w:r>
+      <w:r>
+        <w:rPr>
+          <w:rtl/>
+        </w:rPr>
+        <w:t>دارن باقی بمونن؟</w:t>
+      </w:r>
+    </w:p>
+    <w:p>
+      <w:pPr>
+        <w:pStyle w:val="Heading6"/>
+        <w:bidi/>
+      </w:pPr>
+      <w:r>
+        <w:t>ChatGPT said:</w:t>
+      </w:r>
+    </w:p>
+    <w:p>
+      <w:pPr>
+        <w:bidi/>
+      </w:pPr>
+      <w:r>
+        <w:t>ChatGPT</w:t>
+      </w:r>
+    </w:p>
+    <w:p>
+      <w:pPr>
+        <w:pStyle w:val="NormalWeb"/>
+        <w:bidi/>
+      </w:pPr>
+      <w:r>
+        <w:rPr>
+          <w:rtl/>
+        </w:rPr>
+        <w:t xml:space="preserve">بله، نگرانی شما کاملاً به جاست. تغییرات </w:t>
+      </w:r>
+      <w:r>
+        <w:rPr>
+          <w:rStyle w:val="Strong"/>
+        </w:rPr>
+        <w:t>LSB</w:t>
+      </w:r>
+      <w:r>
+        <w:t xml:space="preserve"> </w:t>
+      </w:r>
+      <w:r>
+        <w:rPr>
+          <w:rtl/>
+        </w:rPr>
+        <w:t xml:space="preserve">در واقع ویژگی‌های بسیار ظریف هستند که در ابعاد کم‌واریانس قرار دارند، و ممکن است با استفاده از </w:t>
+      </w:r>
+      <w:r>
+        <w:rPr>
+          <w:rStyle w:val="Strong"/>
+        </w:rPr>
+        <w:t>PCA</w:t>
+      </w:r>
+      <w:r>
+        <w:t xml:space="preserve"> </w:t>
+      </w:r>
+      <w:r>
+        <w:rPr>
+          <w:rtl/>
+        </w:rPr>
+        <w:t>یا هر روش کاهش ابعاد دیگری از بین بروند. اما برای حفظ این ویژگی‌های حساس (که در لایه‌های کم واریانس قرار دارند) می‌توانید از برخی رویکردها استفاده کنید</w:t>
+      </w:r>
+      <w:r>
+        <w:t>.</w:t>
+      </w:r>
+    </w:p>
+    <w:p>
+      <w:pPr>
+        <w:pStyle w:val="Heading3"/>
+        <w:bidi/>
+      </w:pPr>
+      <w:r>
+        <w:t xml:space="preserve">1. </w:t>
+      </w:r>
+      <w:r>
+        <w:rPr>
+          <w:rStyle w:val="Strong"/>
+          <w:b/>
+          <w:bCs/>
+          <w:rtl/>
+        </w:rPr>
+        <w:t>انتخاب ویژگی‌های مرتبط با</w:t>
+      </w:r>
+      <w:r>
+        <w:rPr>
+          <w:rStyle w:val="Strong"/>
+          <w:b/>
+          <w:bCs/>
+        </w:rPr>
+        <w:t xml:space="preserve"> LSB </w:t>
+      </w:r>
+      <w:r>
+        <w:rPr>
+          <w:rStyle w:val="Strong"/>
+          <w:b/>
+          <w:bCs/>
+          <w:rtl/>
+        </w:rPr>
+        <w:t>به‌صورت دستی</w:t>
+      </w:r>
+    </w:p>
+    <w:p>
+      <w:pPr>
+        <w:pStyle w:val="NormalWeb"/>
+        <w:bidi/>
+      </w:pPr>
+      <w:r>
+        <w:rPr>
+          <w:rtl/>
+        </w:rPr>
+        <w:t xml:space="preserve">یکی از روش‌ها این است که قبل از انجام هرگونه کاهش ابعاد، ویژگی‌هایی را که احتمال می‌دهید با </w:t>
+      </w:r>
+      <w:r>
+        <w:rPr>
+          <w:rStyle w:val="Strong"/>
+        </w:rPr>
+        <w:t>LSB</w:t>
+      </w:r>
+      <w:r>
+        <w:t xml:space="preserve"> </w:t>
+      </w:r>
+      <w:r>
+        <w:rPr>
+          <w:rtl/>
+        </w:rPr>
+        <w:t>مرتبط هستند، شناسایی کرده و آن‌ها را حفظ کنید</w:t>
+      </w:r>
+      <w:r>
+        <w:t>.</w:t>
+      </w:r>
+    </w:p>
+    <w:p>
+      <w:pPr>
+        <w:numPr>
+          <w:ilvl w:val="0"/>
+          <w:numId w:val="132"/>
+        </w:numPr>
+        <w:bidi/>
+        <w:spacing w:before="100" w:beforeAutospacing="1" w:after="100" w:afterAutospacing="1" w:line="240" w:lineRule="auto"/>
+      </w:pPr>
+      <w:r>
+        <w:rPr>
+          <w:rStyle w:val="Strong"/>
+          <w:rtl/>
+        </w:rPr>
+        <w:t>ویژگی‌هایی که ممکن است مرتبط با</w:t>
+      </w:r>
+      <w:r>
+        <w:rPr>
+          <w:rStyle w:val="Strong"/>
+        </w:rPr>
+        <w:t xml:space="preserve"> LSB </w:t>
+      </w:r>
+      <w:r>
+        <w:rPr>
+          <w:rStyle w:val="Strong"/>
+          <w:rtl/>
+        </w:rPr>
+        <w:t>باشند</w:t>
+      </w:r>
+      <w:r>
+        <w:t>:</w:t>
+      </w:r>
+    </w:p>
+    <w:p>
+      <w:pPr>
+        <w:numPr>
+          <w:ilvl w:val="1"/>
+          <w:numId w:val="132"/>
+        </w:numPr>
+        <w:bidi/>
+        <w:spacing w:before="100" w:beforeAutospacing="1" w:after="100" w:afterAutospacing="1" w:line="240" w:lineRule="auto"/>
+      </w:pPr>
+      <w:r>
+        <w:rPr>
+          <w:rStyle w:val="Strong"/>
+        </w:rPr>
+        <w:t>HOG (Histogram of Oriented Gradients)</w:t>
+      </w:r>
+      <w:r>
+        <w:t xml:space="preserve">: </w:t>
+      </w:r>
+      <w:r>
+        <w:rPr>
+          <w:rtl/>
+        </w:rPr>
+        <w:t>اگرچه</w:t>
+      </w:r>
+      <w:r>
+        <w:t xml:space="preserve"> HOG </w:t>
+      </w:r>
+      <w:r>
+        <w:rPr>
+          <w:rtl/>
+        </w:rPr>
+        <w:t>به طور کلی برای ویژگی‌های بافتی است، ممکن است بعضی از تغییرات ظریف</w:t>
+      </w:r>
+      <w:r>
+        <w:t xml:space="preserve"> LSB </w:t>
+      </w:r>
+      <w:r>
+        <w:rPr>
+          <w:rtl/>
+        </w:rPr>
+        <w:t>به صورت الگوهای بافتی در تصاویر ظاهر شوند</w:t>
+      </w:r>
+      <w:r>
+        <w:t>.</w:t>
+      </w:r>
+    </w:p>
+    <w:p>
+      <w:pPr>
+        <w:numPr>
+          <w:ilvl w:val="1"/>
+          <w:numId w:val="132"/>
+        </w:numPr>
+        <w:bidi/>
+        <w:spacing w:before="100" w:beforeAutospacing="1" w:after="100" w:afterAutospacing="1" w:line="240" w:lineRule="auto"/>
+      </w:pPr>
+      <w:r>
+        <w:rPr>
+          <w:rStyle w:val="Strong"/>
+        </w:rPr>
+        <w:t>DCT (Discrete Cosine Transform)</w:t>
+      </w:r>
+      <w:r>
+        <w:t xml:space="preserve">: DCT </w:t>
+      </w:r>
+      <w:r>
+        <w:rPr>
+          <w:rtl/>
+        </w:rPr>
+        <w:t>تغییرات فرکانسی را مشخص می‌کند، و تغییرات ظریف</w:t>
+      </w:r>
+      <w:r>
+        <w:t xml:space="preserve"> LSB </w:t>
+      </w:r>
+      <w:r>
+        <w:rPr>
+          <w:rtl/>
+        </w:rPr>
+        <w:t>ممکن است خود را به‌صورت تغییرات کوچک در بخش‌های خاصی از فرکانس‌های بالا (که معمولاً کم‌انرژی‌اند) نشان دهند</w:t>
+      </w:r>
+      <w:r>
+        <w:t>.</w:t>
+      </w:r>
+    </w:p>
+    <w:p>
+      <w:pPr>
+        <w:numPr>
+          <w:ilvl w:val="1"/>
+          <w:numId w:val="132"/>
+        </w:numPr>
+        <w:bidi/>
+        <w:spacing w:before="100" w:beforeAutospacing="1" w:after="100" w:afterAutospacing="1" w:line="240" w:lineRule="auto"/>
+      </w:pPr>
+      <w:r>
+        <w:rPr>
+          <w:rStyle w:val="Strong"/>
+        </w:rPr>
+        <w:t>GLCM (Gray Level Co-occurrence Matrix)</w:t>
+      </w:r>
+      <w:r>
+        <w:t xml:space="preserve">: </w:t>
+      </w:r>
+      <w:r>
+        <w:rPr>
+          <w:rtl/>
+        </w:rPr>
+        <w:t>این ویژگی‌های بافتی ممکن است تغییرات</w:t>
+      </w:r>
+      <w:r>
+        <w:t xml:space="preserve"> LSB </w:t>
+      </w:r>
+      <w:r>
+        <w:rPr>
+          <w:rtl/>
+        </w:rPr>
+        <w:t>را تحت تأثیر قرار دهند، به‌ویژه وقتی بافت‌ها به‌شدت تغییر کرده باشند</w:t>
+      </w:r>
+      <w:r>
+        <w:t>.</w:t>
+      </w:r>
+    </w:p>
+    <w:p>
+      <w:pPr>
+        <w:pStyle w:val="NormalWeb"/>
+        <w:bidi/>
+      </w:pPr>
+      <w:r>
+        <w:rPr>
+          <w:rStyle w:val="Strong"/>
+          <w:rtl/>
+        </w:rPr>
+        <w:t>راه‌حل</w:t>
+      </w:r>
+      <w:r>
+        <w:t xml:space="preserve">: </w:t>
+      </w:r>
+      <w:r>
+        <w:rPr>
+          <w:rtl/>
+        </w:rPr>
+        <w:t xml:space="preserve">شما می‌توانید از </w:t>
+      </w:r>
+      <w:r>
+        <w:rPr>
+          <w:rStyle w:val="Strong"/>
+          <w:rtl/>
+        </w:rPr>
+        <w:t>ویژگی‌های ظریف</w:t>
+      </w:r>
+      <w:r>
+        <w:rPr>
+          <w:rStyle w:val="Strong"/>
+        </w:rPr>
+        <w:t xml:space="preserve"> (low variance)</w:t>
+      </w:r>
+      <w:r>
+        <w:t xml:space="preserve"> </w:t>
+      </w:r>
+      <w:r>
+        <w:rPr>
+          <w:rtl/>
+        </w:rPr>
+        <w:t>که به تغییرات</w:t>
+      </w:r>
+      <w:r>
+        <w:t xml:space="preserve"> LSB </w:t>
+      </w:r>
+      <w:r>
+        <w:rPr>
+          <w:rtl/>
+        </w:rPr>
+        <w:t>مربوط هستند، به‌صورت خاص مراقبت کنید و این ویژگی‌ها را به‌طور جداگانه انتخاب و حفظ کنید</w:t>
+      </w:r>
+      <w:r>
+        <w:t>.</w:t>
+      </w:r>
+    </w:p>
+    <w:p>
+      <w:pPr>
+        <w:pStyle w:val="Heading3"/>
+        <w:bidi/>
+      </w:pPr>
+      <w:r>
+        <w:t xml:space="preserve">2. </w:t>
+      </w:r>
+      <w:r>
+        <w:rPr>
+          <w:rStyle w:val="Strong"/>
+          <w:b/>
+          <w:bCs/>
+          <w:rtl/>
+        </w:rPr>
+        <w:t>استفاده از فیلتر کردن ویژگی‌ها بر اساس اهمیت</w:t>
+      </w:r>
+    </w:p>
+    <w:p>
+      <w:pPr>
+        <w:pStyle w:val="NormalWeb"/>
+        <w:bidi/>
+      </w:pPr>
+      <w:r>
+        <w:rPr>
+          <w:rtl/>
+        </w:rPr>
+        <w:t xml:space="preserve">روش دیگری این است که </w:t>
+      </w:r>
+      <w:r>
+        <w:rPr>
+          <w:rStyle w:val="Strong"/>
+        </w:rPr>
+        <w:t>PCA</w:t>
+      </w:r>
+      <w:r>
+        <w:t xml:space="preserve"> </w:t>
+      </w:r>
+      <w:r>
+        <w:rPr>
+          <w:rtl/>
+        </w:rPr>
+        <w:t xml:space="preserve">را به شکلی تطبیقی و با استفاده از </w:t>
+      </w:r>
+      <w:r>
+        <w:rPr>
+          <w:rStyle w:val="Strong"/>
+          <w:rtl/>
+        </w:rPr>
+        <w:t>وزن‌دهی ویژگی‌ها</w:t>
+      </w:r>
+      <w:r>
+        <w:rPr>
+          <w:rtl/>
+        </w:rPr>
+        <w:t xml:space="preserve"> انجام دهید. به این صورت که ویژگی‌هایی که احتمال می‌دهید با</w:t>
+      </w:r>
+      <w:r>
+        <w:t xml:space="preserve"> LSB </w:t>
+      </w:r>
+      <w:r>
+        <w:rPr>
+          <w:rtl/>
+        </w:rPr>
+        <w:t>ارتباط دارند، از ابتدا وزن بالاتری به آن‌ها بدهید تا هنگام اعمال</w:t>
+      </w:r>
+      <w:r>
+        <w:t xml:space="preserve"> PCA </w:t>
+      </w:r>
+      <w:r>
+        <w:rPr>
+          <w:rtl/>
+        </w:rPr>
+        <w:t>این ویژگی‌ها اولویت بالاتری داشته باشند</w:t>
+      </w:r>
+      <w:r>
+        <w:t>.</w:t>
+      </w:r>
+    </w:p>
+    <w:p>
+      <w:pPr>
+        <w:pStyle w:val="Heading4"/>
+        <w:bidi/>
+      </w:pPr>
+      <w:r>
+        <w:rPr>
+          <w:rtl/>
+        </w:rPr>
+        <w:t>روش فیلتر کردن ویژگی‌ها</w:t>
+      </w:r>
+      <w:r>
+        <w:t>:</w:t>
+      </w:r>
+    </w:p>
+    <w:p>
+      <w:pPr>
+        <w:numPr>
+          <w:ilvl w:val="0"/>
+          <w:numId w:val="133"/>
+        </w:numPr>
+        <w:bidi/>
+        <w:spacing w:before="100" w:beforeAutospacing="1" w:after="100" w:afterAutospacing="1" w:line="240" w:lineRule="auto"/>
+      </w:pPr>
+      <w:r>
+        <w:rPr>
+          <w:rStyle w:val="Strong"/>
+          <w:rtl/>
+        </w:rPr>
+        <w:t>محاسبه واریانس</w:t>
+      </w:r>
+      <w:r>
+        <w:t xml:space="preserve">: </w:t>
+      </w:r>
+      <w:r>
+        <w:rPr>
+          <w:rtl/>
+        </w:rPr>
+        <w:t>شما می‌توانید ویژگی‌ها را بر اساس واریانس‌شان مرتب کنید و فقط ویژگی‌هایی که واریانس بالایی دارند را برای</w:t>
+      </w:r>
+      <w:r>
+        <w:t xml:space="preserve"> PCA </w:t>
+      </w:r>
+      <w:r>
+        <w:rPr>
+          <w:rtl/>
+        </w:rPr>
+        <w:t>انتخاب کنید. ویژگی‌هایی با واریانس پایین</w:t>
+      </w:r>
+      <w:r>
+        <w:t xml:space="preserve"> (</w:t>
+      </w:r>
+      <w:r>
+        <w:rPr>
+          <w:rtl/>
+        </w:rPr>
+        <w:t>که احتمالاً ویژگی‌های</w:t>
+      </w:r>
+      <w:r>
+        <w:t xml:space="preserve"> LSB </w:t>
+      </w:r>
+      <w:r>
+        <w:rPr>
+          <w:rtl/>
+        </w:rPr>
+        <w:t>خواهند بود</w:t>
+      </w:r>
+      <w:r>
+        <w:t xml:space="preserve">) </w:t>
+      </w:r>
+      <w:r>
+        <w:rPr>
+          <w:rtl/>
+        </w:rPr>
+        <w:t>می‌توانند در مراحل بعدی انتخاب شوند</w:t>
+      </w:r>
+      <w:r>
+        <w:t>.</w:t>
+      </w:r>
+    </w:p>
+    <w:p>
+      <w:pPr>
+        <w:numPr>
+          <w:ilvl w:val="0"/>
+          <w:numId w:val="133"/>
+        </w:numPr>
+        <w:bidi/>
+        <w:spacing w:before="100" w:beforeAutospacing="1" w:after="100" w:afterAutospacing="1" w:line="240" w:lineRule="auto"/>
+      </w:pPr>
+      <w:r>
+        <w:rPr>
+          <w:rStyle w:val="Strong"/>
+          <w:rtl/>
+        </w:rPr>
+        <w:t>وزن‌دهی ویژگی‌ها در</w:t>
+      </w:r>
+      <w:r>
+        <w:rPr>
+          <w:rStyle w:val="Strong"/>
+        </w:rPr>
+        <w:t xml:space="preserve"> PCA</w:t>
+      </w:r>
+      <w:r>
+        <w:t xml:space="preserve">: </w:t>
+      </w:r>
+      <w:r>
+        <w:rPr>
+          <w:rtl/>
+        </w:rPr>
+        <w:t>روش دیگری این است که به ویژگی‌های خاص</w:t>
+      </w:r>
+      <w:r>
+        <w:t xml:space="preserve"> (</w:t>
+      </w:r>
+      <w:r>
+        <w:rPr>
+          <w:rtl/>
+        </w:rPr>
+        <w:t>مثل آن‌هایی که تغییرات</w:t>
+      </w:r>
+      <w:r>
+        <w:t xml:space="preserve"> LSB </w:t>
+      </w:r>
+      <w:r>
+        <w:rPr>
+          <w:rtl/>
+        </w:rPr>
+        <w:t>را شبیه‌سازی می‌کنند</w:t>
+      </w:r>
+      <w:r>
+        <w:t xml:space="preserve">) </w:t>
+      </w:r>
+      <w:r>
+        <w:rPr>
+          <w:rtl/>
+        </w:rPr>
+        <w:t>وزن بیشتری بدهید و</w:t>
+      </w:r>
+      <w:r>
+        <w:t xml:space="preserve"> PCA </w:t>
+      </w:r>
+      <w:r>
+        <w:rPr>
+          <w:rtl/>
+        </w:rPr>
+        <w:t>را انجام دهید، به‌طوری‌که این ویژگی‌ها هنگام کاهش ابعاد بیشتر حفظ شوند</w:t>
+      </w:r>
+      <w:r>
+        <w:t>.</w:t>
+      </w:r>
+    </w:p>
+    <w:p>
+      <w:pPr>
+        <w:pStyle w:val="Heading3"/>
+        <w:bidi/>
+      </w:pPr>
+      <w:r>
+        <w:t xml:space="preserve">3. </w:t>
+      </w:r>
+      <w:r>
+        <w:rPr>
+          <w:rStyle w:val="Strong"/>
+          <w:b/>
+          <w:bCs/>
+          <w:rtl/>
+        </w:rPr>
+        <w:t>استفاده از فیلترهای خاص برای</w:t>
+      </w:r>
+      <w:r>
+        <w:rPr>
+          <w:rStyle w:val="Strong"/>
+          <w:b/>
+          <w:bCs/>
+        </w:rPr>
+        <w:t xml:space="preserve"> LSB (</w:t>
+      </w:r>
+      <w:r>
+        <w:rPr>
+          <w:rStyle w:val="Strong"/>
+          <w:b/>
+          <w:bCs/>
+          <w:rtl/>
+        </w:rPr>
+        <w:t>مربوط به ویژگی‌ها</w:t>
+      </w:r>
+      <w:r>
+        <w:rPr>
+          <w:rStyle w:val="Strong"/>
+          <w:b/>
+          <w:bCs/>
+        </w:rPr>
+        <w:t>)</w:t>
+      </w:r>
+    </w:p>
+    <w:p>
+      <w:pPr>
+        <w:pStyle w:val="NormalWeb"/>
+        <w:bidi/>
+      </w:pPr>
+      <w:r>
+        <w:rPr>
+          <w:rtl/>
+        </w:rPr>
+        <w:t>برای تشخیص تغییرات در بیت‌های کم‌ارزش، می‌توانید از فیلترهای خاص استفاده کنید که به‌طور خاص به دنبال تغییرات در این بیت‌ها باشند. به عنوان مثال</w:t>
+      </w:r>
+      <w:r>
+        <w:t>:</w:t>
+      </w:r>
+    </w:p>
+    <w:p>
+      <w:pPr>
+        <w:numPr>
+          <w:ilvl w:val="0"/>
+          <w:numId w:val="134"/>
+        </w:numPr>
+        <w:bidi/>
+        <w:spacing w:before="100" w:beforeAutospacing="1" w:after="100" w:afterAutospacing="1" w:line="240" w:lineRule="auto"/>
+      </w:pPr>
+      <w:r>
+        <w:rPr>
+          <w:rStyle w:val="Strong"/>
+          <w:rtl/>
+        </w:rPr>
+        <w:lastRenderedPageBreak/>
+        <w:t>تشخیص تغییرات در بیت‌های کم‌ارزش</w:t>
+      </w:r>
+      <w:r>
+        <w:t xml:space="preserve">: </w:t>
+      </w:r>
+      <w:r>
+        <w:rPr>
+          <w:rtl/>
+        </w:rPr>
+        <w:t>روش‌های خاصی وجود دارند که می‌توانند به‌طور مستقیم به دنبال تغییرات</w:t>
+      </w:r>
+      <w:r>
+        <w:t xml:space="preserve"> LSB </w:t>
+      </w:r>
+      <w:r>
+        <w:rPr>
+          <w:rtl/>
+        </w:rPr>
+        <w:t>در تصاویر بگردند و این ویژگی‌ها را استخراج کنند. به‌عنوان مثال، شما می‌توانید یک فیلتر ویژه برای استخراج تفاوت‌ها در بیت‌های کم‌ارزش (کمترین بیت‌ها) ایجاد کنید</w:t>
+      </w:r>
+      <w:r>
+        <w:t>.</w:t>
+      </w:r>
+    </w:p>
+    <w:p>
+      <w:pPr>
+        <w:pStyle w:val="Heading3"/>
+        <w:bidi/>
+      </w:pPr>
+      <w:r>
+        <w:t xml:space="preserve">4. </w:t>
+      </w:r>
+      <w:r>
+        <w:rPr>
+          <w:rStyle w:val="Strong"/>
+          <w:b/>
+          <w:bCs/>
+          <w:rtl/>
+        </w:rPr>
+        <w:t>ایجاد یک روش کاهش ابعاد سفارشی</w:t>
+      </w:r>
+      <w:r>
+        <w:rPr>
+          <w:rStyle w:val="Strong"/>
+          <w:b/>
+          <w:bCs/>
+        </w:rPr>
+        <w:t xml:space="preserve"> (Custom Dimensionality Reduction)</w:t>
+      </w:r>
+    </w:p>
+    <w:p>
+      <w:pPr>
+        <w:pStyle w:val="NormalWeb"/>
+        <w:bidi/>
+      </w:pPr>
+      <w:r>
+        <w:rPr>
+          <w:rtl/>
+        </w:rPr>
+        <w:t>اگر به‌طور خاص نگران از دست رفتن ویژگی‌های</w:t>
+      </w:r>
+      <w:r>
+        <w:t xml:space="preserve"> LSB </w:t>
+      </w:r>
+      <w:r>
+        <w:rPr>
+          <w:rtl/>
+        </w:rPr>
+        <w:t>در</w:t>
+      </w:r>
+      <w:r>
+        <w:t xml:space="preserve"> PCA </w:t>
+      </w:r>
+      <w:r>
+        <w:rPr>
+          <w:rtl/>
+        </w:rPr>
+        <w:t>هستید، می‌توانید یک روش کاهش ابعاد اختصاصی طراحی کنید که</w:t>
+      </w:r>
+      <w:r>
+        <w:t>:</w:t>
+      </w:r>
+    </w:p>
+    <w:p>
+      <w:pPr>
+        <w:numPr>
+          <w:ilvl w:val="0"/>
+          <w:numId w:val="135"/>
+        </w:numPr>
+        <w:bidi/>
+        <w:spacing w:before="100" w:beforeAutospacing="1" w:after="100" w:afterAutospacing="1" w:line="240" w:lineRule="auto"/>
+      </w:pPr>
+      <w:r>
+        <w:rPr>
+          <w:rStyle w:val="Strong"/>
+          <w:rtl/>
+        </w:rPr>
+        <w:t>ویژگی‌های حساس به</w:t>
+      </w:r>
+      <w:r>
+        <w:rPr>
+          <w:rStyle w:val="Strong"/>
+        </w:rPr>
+        <w:t xml:space="preserve"> LSB </w:t>
+      </w:r>
+      <w:r>
+        <w:rPr>
+          <w:rStyle w:val="Strong"/>
+          <w:rtl/>
+        </w:rPr>
+        <w:t>را حفظ کند</w:t>
+      </w:r>
+      <w:r>
+        <w:t>.</w:t>
+      </w:r>
+    </w:p>
+    <w:p>
+      <w:pPr>
+        <w:numPr>
+          <w:ilvl w:val="0"/>
+          <w:numId w:val="135"/>
+        </w:numPr>
+        <w:bidi/>
+        <w:spacing w:before="100" w:beforeAutospacing="1" w:after="100" w:afterAutospacing="1" w:line="240" w:lineRule="auto"/>
+      </w:pPr>
+      <w:r>
+        <w:rPr>
+          <w:rtl/>
+        </w:rPr>
+        <w:t>ویژگی‌هایی که مرتبط با</w:t>
+      </w:r>
+      <w:r>
+        <w:t xml:space="preserve"> LSB </w:t>
+      </w:r>
+      <w:r>
+        <w:rPr>
+          <w:rtl/>
+        </w:rPr>
+        <w:t>هستند را اولویت‌بندی کند و سپس ویژگی‌های دیگر را کاهش دهد</w:t>
+      </w:r>
+      <w:r>
+        <w:t>.</w:t>
+      </w:r>
+    </w:p>
+    <w:p>
+      <w:pPr>
+        <w:pStyle w:val="NormalWeb"/>
+        <w:bidi/>
+      </w:pPr>
+      <w:r>
+        <w:rPr>
+          <w:rtl/>
+        </w:rPr>
+        <w:t xml:space="preserve">به‌طور مثال، می‌توانید از </w:t>
+      </w:r>
+      <w:r>
+        <w:rPr>
+          <w:rStyle w:val="Strong"/>
+        </w:rPr>
+        <w:t>LDA (Linear Discriminant Analysis)</w:t>
+      </w:r>
+      <w:r>
+        <w:t xml:space="preserve"> </w:t>
+      </w:r>
+      <w:r>
+        <w:rPr>
+          <w:rtl/>
+        </w:rPr>
+        <w:t xml:space="preserve">استفاده کنید که به‌جای کاهش ابعاد بر اساس واریانس، بر اساس </w:t>
+      </w:r>
+      <w:r>
+        <w:rPr>
+          <w:rStyle w:val="Strong"/>
+          <w:rtl/>
+        </w:rPr>
+        <w:t>تفکیک کلاس‌ها</w:t>
+      </w:r>
+      <w:r>
+        <w:rPr>
+          <w:rtl/>
+        </w:rPr>
+        <w:t xml:space="preserve"> عمل می‌کند. این ممکن است به حفظ ویژگی‌های حساس و ظریف کمک کند</w:t>
+      </w:r>
+      <w:r>
+        <w:t>.</w:t>
+      </w:r>
+    </w:p>
+    <w:p>
+      <w:pPr>
+        <w:pStyle w:val="Heading3"/>
+        <w:bidi/>
+      </w:pPr>
+      <w:r>
+        <w:t xml:space="preserve">5. </w:t>
+      </w:r>
+      <w:r>
+        <w:rPr>
+          <w:rStyle w:val="Strong"/>
+          <w:b/>
+          <w:bCs/>
+          <w:rtl/>
+        </w:rPr>
+        <w:t>روش‌های غیر خطی برای کاهش ابعاد</w:t>
+      </w:r>
+    </w:p>
+    <w:p>
+      <w:pPr>
+        <w:numPr>
+          <w:ilvl w:val="0"/>
+          <w:numId w:val="136"/>
+        </w:numPr>
+        <w:bidi/>
+        <w:spacing w:before="100" w:beforeAutospacing="1" w:after="100" w:afterAutospacing="1" w:line="240" w:lineRule="auto"/>
+      </w:pPr>
+      <w:r>
+        <w:rPr>
+          <w:rStyle w:val="Strong"/>
+        </w:rPr>
+        <w:t>t-SNE (t-Distributed Stochastic Neighbor Embedding)</w:t>
+      </w:r>
+      <w:r>
+        <w:t xml:space="preserve">: </w:t>
+      </w:r>
+      <w:r>
+        <w:rPr>
+          <w:rtl/>
+        </w:rPr>
+        <w:t>یکی از روش‌های کاهش ابعاد است که به‌ویژه برای داده‌های پیچیده و غیر خطی خوب عمل می‌کند</w:t>
+      </w:r>
+      <w:r>
+        <w:t xml:space="preserve">. t-SNE </w:t>
+      </w:r>
+      <w:r>
+        <w:rPr>
+          <w:rtl/>
+        </w:rPr>
+        <w:t>می‌تواند به‌طور مؤثر ساختارهای پیچیده مانند تغییرات</w:t>
+      </w:r>
+      <w:r>
+        <w:t xml:space="preserve"> LSB </w:t>
+      </w:r>
+      <w:r>
+        <w:rPr>
+          <w:rtl/>
+        </w:rPr>
+        <w:t>را حفظ کند</w:t>
+      </w:r>
+      <w:r>
+        <w:t>.</w:t>
+      </w:r>
+    </w:p>
+    <w:p>
+      <w:pPr>
+        <w:numPr>
+          <w:ilvl w:val="0"/>
+          <w:numId w:val="136"/>
+        </w:numPr>
+        <w:bidi/>
+        <w:spacing w:before="100" w:beforeAutospacing="1" w:after="100" w:afterAutospacing="1" w:line="240" w:lineRule="auto"/>
+      </w:pPr>
+      <w:r>
+        <w:rPr>
+          <w:rStyle w:val="Strong"/>
+        </w:rPr>
+        <w:t>Autoencoders</w:t>
+      </w:r>
+      <w:r>
+        <w:t xml:space="preserve">: </w:t>
+      </w:r>
+      <w:r>
+        <w:rPr>
+          <w:rtl/>
+        </w:rPr>
+        <w:t>این روش‌های شبکه عصبی می‌توانند برای استخراج ویژگی‌های غیرخطی پیچیده استفاده شوند</w:t>
+      </w:r>
+      <w:r>
+        <w:t xml:space="preserve">. Autoencoder </w:t>
+      </w:r>
+      <w:r>
+        <w:rPr>
+          <w:rtl/>
+        </w:rPr>
+        <w:t>به‌طور خاص برای تشخیص ویژگی‌های پیچیده مانند تغییرات</w:t>
+      </w:r>
+      <w:r>
+        <w:t xml:space="preserve"> LSB </w:t>
+      </w:r>
+      <w:r>
+        <w:rPr>
+          <w:rtl/>
+        </w:rPr>
+        <w:t>خوب عمل می‌کند و می‌توانید از آن برای کاهش ابعاد استفاده کنید</w:t>
+      </w:r>
+      <w:r>
+        <w:t>.</w:t>
+      </w:r>
+    </w:p>
+    <w:p>
+      <w:pPr>
+        <w:pStyle w:val="Heading3"/>
+        <w:bidi/>
+      </w:pPr>
+      <w:r>
+        <w:rPr>
+          <w:rtl/>
+        </w:rPr>
+        <w:t>پیشنهاد نهایی</w:t>
+      </w:r>
+      <w:r>
+        <w:t>:</w:t>
+      </w:r>
+    </w:p>
+    <w:p>
+      <w:pPr>
+        <w:pStyle w:val="NormalWeb"/>
+        <w:bidi/>
+      </w:pPr>
+      <w:r>
+        <w:rPr>
+          <w:rtl/>
+        </w:rPr>
+        <w:t>برای حفظ ویژگی‌های</w:t>
+      </w:r>
+      <w:r>
+        <w:t xml:space="preserve"> LSB </w:t>
+      </w:r>
+      <w:r>
+        <w:rPr>
+          <w:rtl/>
+        </w:rPr>
+        <w:t>و جلوگیری از از بین رفتن اطلاعات حساس</w:t>
+      </w:r>
+      <w:r>
+        <w:t>:</w:t>
+      </w:r>
+    </w:p>
+    <w:p>
+      <w:pPr>
+        <w:numPr>
+          <w:ilvl w:val="0"/>
+          <w:numId w:val="137"/>
+        </w:numPr>
+        <w:bidi/>
+        <w:spacing w:before="100" w:beforeAutospacing="1" w:after="100" w:afterAutospacing="1" w:line="240" w:lineRule="auto"/>
+      </w:pPr>
+      <w:r>
+        <w:rPr>
+          <w:rStyle w:val="Strong"/>
+          <w:rtl/>
+        </w:rPr>
+        <w:t>ویژگی‌های ظریف و مرتبط با</w:t>
+      </w:r>
+      <w:r>
+        <w:rPr>
+          <w:rStyle w:val="Strong"/>
+        </w:rPr>
+        <w:t xml:space="preserve"> LSB </w:t>
+      </w:r>
+      <w:r>
+        <w:rPr>
+          <w:rStyle w:val="Strong"/>
+          <w:rtl/>
+        </w:rPr>
+        <w:t>را به‌صورت دستی انتخاب کنید</w:t>
+      </w:r>
+      <w:r>
+        <w:t>.</w:t>
+      </w:r>
+    </w:p>
+    <w:p>
+      <w:pPr>
+        <w:numPr>
+          <w:ilvl w:val="0"/>
+          <w:numId w:val="137"/>
+        </w:numPr>
+        <w:bidi/>
+        <w:spacing w:before="100" w:beforeAutospacing="1" w:after="100" w:afterAutospacing="1" w:line="240" w:lineRule="auto"/>
+      </w:pPr>
+      <w:r>
+        <w:rPr>
+          <w:rtl/>
+        </w:rPr>
+        <w:t xml:space="preserve">از روش‌های کاهش ابعاد مانند </w:t>
+      </w:r>
+      <w:r>
+        <w:rPr>
+          <w:rStyle w:val="Strong"/>
+        </w:rPr>
+        <w:t>PCA</w:t>
+      </w:r>
+      <w:r>
+        <w:t xml:space="preserve"> </w:t>
+      </w:r>
+      <w:r>
+        <w:rPr>
+          <w:rtl/>
+        </w:rPr>
+        <w:t>به‌طور هوشمندانه استفاده کنید، با دقت در انتخاب ویژگی‌های با واریانس پایین که ممکن است مربوط به</w:t>
+      </w:r>
+      <w:r>
+        <w:t xml:space="preserve"> LSB </w:t>
+      </w:r>
+      <w:r>
+        <w:rPr>
+          <w:rtl/>
+        </w:rPr>
+        <w:t>باشند</w:t>
+      </w:r>
+      <w:r>
+        <w:t>.</w:t>
+      </w:r>
+    </w:p>
+    <w:p>
+      <w:pPr>
+        <w:numPr>
+          <w:ilvl w:val="0"/>
+          <w:numId w:val="137"/>
+        </w:numPr>
+        <w:bidi/>
+        <w:spacing w:before="100" w:beforeAutospacing="1" w:after="100" w:afterAutospacing="1" w:line="240" w:lineRule="auto"/>
+      </w:pPr>
+      <w:r>
+        <w:rPr>
+          <w:rtl/>
+        </w:rPr>
+        <w:t xml:space="preserve">از </w:t>
+      </w:r>
+      <w:r>
+        <w:rPr>
+          <w:rStyle w:val="Strong"/>
+          <w:rtl/>
+        </w:rPr>
+        <w:t>روش‌های غیر خطی</w:t>
+      </w:r>
+      <w:r>
+        <w:rPr>
+          <w:rtl/>
+        </w:rPr>
+        <w:t xml:space="preserve"> مانند </w:t>
+      </w:r>
+      <w:r>
+        <w:rPr>
+          <w:rStyle w:val="Strong"/>
+        </w:rPr>
+        <w:t>Autoencoders</w:t>
+      </w:r>
+      <w:r>
+        <w:t xml:space="preserve"> </w:t>
+      </w:r>
+      <w:r>
+        <w:rPr>
+          <w:rtl/>
+        </w:rPr>
+        <w:t xml:space="preserve">یا </w:t>
+      </w:r>
+      <w:r>
+        <w:rPr>
+          <w:rStyle w:val="Strong"/>
+        </w:rPr>
+        <w:t>t-SNE</w:t>
+      </w:r>
+      <w:r>
+        <w:t xml:space="preserve"> </w:t>
+      </w:r>
+      <w:r>
+        <w:rPr>
+          <w:rtl/>
+        </w:rPr>
+        <w:t>استفاده کنید، که می‌توانند تغییرات ظریف را بهتر شبیه‌سازی کنند</w:t>
+      </w:r>
+      <w:r>
+        <w:t>.</w:t>
+      </w:r>
+    </w:p>
+    <w:p>
+      <w:pPr>
+        <w:numPr>
+          <w:ilvl w:val="0"/>
+          <w:numId w:val="137"/>
+        </w:numPr>
+        <w:bidi/>
+        <w:spacing w:before="100" w:beforeAutospacing="1" w:after="100" w:afterAutospacing="1" w:line="240" w:lineRule="auto"/>
+      </w:pPr>
+      <w:r>
+        <w:rPr>
+          <w:rStyle w:val="Strong"/>
+          <w:rtl/>
+        </w:rPr>
+        <w:t>پیش از کاهش ابعاد، فیلتر کردن ویژگی‌ها بر اساس اهمیت</w:t>
+      </w:r>
+      <w:r>
+        <w:rPr>
+          <w:rtl/>
+        </w:rPr>
+        <w:t xml:space="preserve"> و یا </w:t>
+      </w:r>
+      <w:r>
+        <w:rPr>
+          <w:rStyle w:val="Strong"/>
+          <w:rtl/>
+        </w:rPr>
+        <w:t>وزن‌دهی</w:t>
+      </w:r>
+      <w:r>
+        <w:rPr>
+          <w:rtl/>
+        </w:rPr>
+        <w:t xml:space="preserve"> به ویژگی‌های</w:t>
+      </w:r>
+      <w:r>
+        <w:t xml:space="preserve"> LSB </w:t>
+      </w:r>
+      <w:r>
+        <w:rPr>
+          <w:rtl/>
+        </w:rPr>
+        <w:t>می‌تواند به حفظ دقت کمک کند</w:t>
+      </w:r>
+      <w:r>
+        <w:t>.</w:t>
+      </w:r>
+    </w:p>
+    <w:p>
+      <w:pPr>
+        <w:pStyle w:val="NormalWeb"/>
+        <w:bidi/>
+        <w:rPr>
+          <w:rtl/>
+        </w:rPr>
+      </w:pPr>
+      <w:r>
+        <w:rPr>
+          <w:rFonts w:hint="cs"/>
+          <w:rtl/>
+        </w:rPr>
+        <w:t>///////////////////////////////</w:t>
+      </w:r>
+    </w:p>
+    <w:p>
+      <w:pPr>
+        <w:bidi/>
+        <w:spacing w:before="100" w:beforeAutospacing="1" w:after="100" w:afterAutospacing="1" w:line="240" w:lineRule="auto"/>
+        <w:rPr>
+          <w:rFonts w:ascii="Times New Roman" w:eastAsia="Times New Roman" w:hAnsi="Times New Roman" w:cs="Times New Roman"/>
+          <w:sz w:val="24"/>
+          <w:szCs w:val="24"/>
+        </w:rPr>
+      </w:pPr>
+      <w:r>
+        <w:rPr>
+          <w:rFonts w:ascii="Times New Roman" w:eastAsia="Times New Roman" w:hAnsi="Times New Roman" w:cs="Times New Roman"/>
+          <w:sz w:val="24"/>
+          <w:szCs w:val="24"/>
+          <w:rtl/>
+        </w:rPr>
+        <w:t>بله، درست متوجه شدی. به طور کلی، مراحل پیش‌پردازش و آماده‌سازی داده‌ها برای مدل‌های یادگیری ماشین معمولاً به ترتیب زیر انجام می‌شوند</w:t>
+      </w:r>
+      <w:r>
+        <w:rPr>
+          <w:rFonts w:ascii="Times New Roman" w:eastAsia="Times New Roman" w:hAnsi="Times New Roman" w:cs="Times New Roman"/>
+          <w:sz w:val="24"/>
+          <w:szCs w:val="24"/>
+        </w:rPr>
+        <w:t>:</w:t>
+      </w:r>
+    </w:p>
+    <w:p>
+      <w:pPr>
+        <w:bidi/>
+        <w:spacing w:before="100" w:beforeAutospacing="1" w:after="100" w:afterAutospacing="1" w:line="240" w:lineRule="auto"/>
+        <w:outlineLvl w:val="2"/>
+        <w:rPr>
+          <w:rFonts w:ascii="Times New Roman" w:eastAsia="Times New Roman" w:hAnsi="Times New Roman" w:cs="Times New Roman"/>
+          <w:b/>
+          <w:bCs/>
+          <w:sz w:val="27"/>
+          <w:szCs w:val="27"/>
+        </w:rPr>
+      </w:pPr>
+      <w:r>
+        <w:rPr>
+          <w:rFonts w:ascii="Times New Roman" w:eastAsia="Times New Roman" w:hAnsi="Times New Roman" w:cs="Times New Roman"/>
+          <w:b/>
+          <w:bCs/>
+          <w:sz w:val="27"/>
+          <w:szCs w:val="27"/>
+        </w:rPr>
+        <w:t xml:space="preserve">1. </w:t>
+      </w:r>
+      <w:r>
+        <w:rPr>
+          <w:rFonts w:ascii="Times New Roman" w:eastAsia="Times New Roman" w:hAnsi="Times New Roman" w:cs="Times New Roman"/>
+          <w:b/>
+          <w:bCs/>
+          <w:sz w:val="27"/>
+          <w:szCs w:val="27"/>
+          <w:rtl/>
+        </w:rPr>
+        <w:t>استخراج ویژگی‌ها</w:t>
+      </w:r>
+    </w:p>
+    <w:p>
+      <w:pPr>
+        <w:bidi/>
+        <w:spacing w:before="100" w:beforeAutospacing="1" w:after="100" w:afterAutospacing="1" w:line="240" w:lineRule="auto"/>
+        <w:rPr>
+          <w:rFonts w:ascii="Times New Roman" w:eastAsia="Times New Roman" w:hAnsi="Times New Roman" w:cs="Times New Roman"/>
+          <w:sz w:val="24"/>
+          <w:szCs w:val="24"/>
+        </w:rPr>
+      </w:pPr>
+      <w:r>
+        <w:rPr>
+          <w:rFonts w:ascii="Times New Roman" w:eastAsia="Times New Roman" w:hAnsi="Times New Roman" w:cs="Times New Roman"/>
+          <w:sz w:val="24"/>
+          <w:szCs w:val="24"/>
+          <w:rtl/>
+        </w:rPr>
+        <w:t>در این مرحله، شما ویژگی‌هایی را از تصاویر استخراج می‌کنید که احتمالاً مهم‌ترین اطلاعات برای تشخیص نهان‌نگاری</w:t>
+      </w:r>
+      <w:r>
+        <w:rPr>
+          <w:rFonts w:ascii="Times New Roman" w:eastAsia="Times New Roman" w:hAnsi="Times New Roman" w:cs="Times New Roman"/>
+          <w:sz w:val="24"/>
+          <w:szCs w:val="24"/>
+        </w:rPr>
+        <w:t xml:space="preserve"> LSB </w:t>
+      </w:r>
+      <w:r>
+        <w:rPr>
+          <w:rFonts w:ascii="Times New Roman" w:eastAsia="Times New Roman" w:hAnsi="Times New Roman" w:cs="Times New Roman"/>
+          <w:sz w:val="24"/>
+          <w:szCs w:val="24"/>
+          <w:rtl/>
+        </w:rPr>
+        <w:t>را در خود دارند</w:t>
+      </w:r>
+      <w:r>
+        <w:rPr>
+          <w:rFonts w:ascii="Times New Roman" w:eastAsia="Times New Roman" w:hAnsi="Times New Roman" w:cs="Times New Roman"/>
+          <w:sz w:val="24"/>
+          <w:szCs w:val="24"/>
+        </w:rPr>
+        <w:t>.</w:t>
+      </w:r>
+    </w:p>
+    <w:p>
+      <w:pPr>
+        <w:numPr>
+          <w:ilvl w:val="0"/>
+          <w:numId w:val="138"/>
+        </w:numPr>
+        <w:bidi/>
+        <w:spacing w:before="100" w:beforeAutospacing="1" w:after="100" w:afterAutospacing="1" w:line="240" w:lineRule="auto"/>
+        <w:rPr>
+          <w:rFonts w:ascii="Times New Roman" w:eastAsia="Times New Roman" w:hAnsi="Times New Roman" w:cs="Times New Roman"/>
+          <w:sz w:val="24"/>
+          <w:szCs w:val="24"/>
+        </w:rPr>
+      </w:pPr>
+      <w:r>
+        <w:rPr>
+          <w:rFonts w:ascii="Times New Roman" w:eastAsia="Times New Roman" w:hAnsi="Times New Roman" w:cs="Times New Roman"/>
+          <w:sz w:val="24"/>
+          <w:szCs w:val="24"/>
+          <w:rtl/>
+        </w:rPr>
+        <w:lastRenderedPageBreak/>
+        <w:t xml:space="preserve">برای تصاویر شما، ویژگی‌هایی مثل </w:t>
+      </w:r>
+      <w:r>
+        <w:rPr>
+          <w:rFonts w:ascii="Times New Roman" w:eastAsia="Times New Roman" w:hAnsi="Times New Roman" w:cs="Times New Roman"/>
+          <w:b/>
+          <w:bCs/>
+          <w:sz w:val="24"/>
+          <w:szCs w:val="24"/>
+        </w:rPr>
+        <w:t>HOG</w:t>
+      </w:r>
+      <w:r>
+        <w:rPr>
+          <w:rFonts w:ascii="Times New Roman" w:eastAsia="Times New Roman" w:hAnsi="Times New Roman" w:cs="Times New Roman"/>
+          <w:sz w:val="24"/>
+          <w:szCs w:val="24"/>
+          <w:rtl/>
+        </w:rPr>
+        <w:t xml:space="preserve">، </w:t>
+      </w:r>
+      <w:r>
+        <w:rPr>
+          <w:rFonts w:ascii="Times New Roman" w:eastAsia="Times New Roman" w:hAnsi="Times New Roman" w:cs="Times New Roman"/>
+          <w:b/>
+          <w:bCs/>
+          <w:sz w:val="24"/>
+          <w:szCs w:val="24"/>
+        </w:rPr>
+        <w:t>DCT</w:t>
+      </w:r>
+      <w:r>
+        <w:rPr>
+          <w:rFonts w:ascii="Times New Roman" w:eastAsia="Times New Roman" w:hAnsi="Times New Roman" w:cs="Times New Roman"/>
+          <w:sz w:val="24"/>
+          <w:szCs w:val="24"/>
+        </w:rPr>
+        <w:t xml:space="preserve"> </w:t>
+      </w:r>
+      <w:r>
+        <w:rPr>
+          <w:rFonts w:ascii="Times New Roman" w:eastAsia="Times New Roman" w:hAnsi="Times New Roman" w:cs="Times New Roman"/>
+          <w:sz w:val="24"/>
+          <w:szCs w:val="24"/>
+          <w:rtl/>
+        </w:rPr>
+        <w:t xml:space="preserve">و </w:t>
+      </w:r>
+      <w:r>
+        <w:rPr>
+          <w:rFonts w:ascii="Times New Roman" w:eastAsia="Times New Roman" w:hAnsi="Times New Roman" w:cs="Times New Roman"/>
+          <w:b/>
+          <w:bCs/>
+          <w:sz w:val="24"/>
+          <w:szCs w:val="24"/>
+        </w:rPr>
+        <w:t>GLCM</w:t>
+      </w:r>
+      <w:r>
+        <w:rPr>
+          <w:rFonts w:ascii="Times New Roman" w:eastAsia="Times New Roman" w:hAnsi="Times New Roman" w:cs="Times New Roman"/>
+          <w:sz w:val="24"/>
+          <w:szCs w:val="24"/>
+        </w:rPr>
+        <w:t xml:space="preserve"> </w:t>
+      </w:r>
+      <w:r>
+        <w:rPr>
+          <w:rFonts w:ascii="Times New Roman" w:eastAsia="Times New Roman" w:hAnsi="Times New Roman" w:cs="Times New Roman"/>
+          <w:sz w:val="24"/>
+          <w:szCs w:val="24"/>
+          <w:rtl/>
+        </w:rPr>
+        <w:t>می‌توانند مفید باشند</w:t>
+      </w:r>
+      <w:r>
+        <w:rPr>
+          <w:rFonts w:ascii="Times New Roman" w:eastAsia="Times New Roman" w:hAnsi="Times New Roman" w:cs="Times New Roman"/>
+          <w:sz w:val="24"/>
+          <w:szCs w:val="24"/>
+        </w:rPr>
+        <w:t>.</w:t>
+      </w:r>
+    </w:p>
+    <w:p>
+      <w:pPr>
+        <w:numPr>
+          <w:ilvl w:val="1"/>
+          <w:numId w:val="138"/>
+        </w:numPr>
+        <w:bidi/>
+        <w:spacing w:before="100" w:beforeAutospacing="1" w:after="100" w:afterAutospacing="1" w:line="240" w:lineRule="auto"/>
+        <w:rPr>
+          <w:rFonts w:ascii="Times New Roman" w:eastAsia="Times New Roman" w:hAnsi="Times New Roman" w:cs="Times New Roman"/>
+          <w:sz w:val="24"/>
+          <w:szCs w:val="24"/>
+        </w:rPr>
+      </w:pPr>
+      <w:r>
+        <w:rPr>
+          <w:rFonts w:ascii="Times New Roman" w:eastAsia="Times New Roman" w:hAnsi="Times New Roman" w:cs="Times New Roman"/>
+          <w:b/>
+          <w:bCs/>
+          <w:sz w:val="24"/>
+          <w:szCs w:val="24"/>
+        </w:rPr>
+        <w:t>HOG</w:t>
+      </w:r>
+      <w:r>
+        <w:rPr>
+          <w:rFonts w:ascii="Times New Roman" w:eastAsia="Times New Roman" w:hAnsi="Times New Roman" w:cs="Times New Roman"/>
+          <w:sz w:val="24"/>
+          <w:szCs w:val="24"/>
+        </w:rPr>
+        <w:t xml:space="preserve">: </w:t>
+      </w:r>
+      <w:r>
+        <w:rPr>
+          <w:rFonts w:ascii="Times New Roman" w:eastAsia="Times New Roman" w:hAnsi="Times New Roman" w:cs="Times New Roman"/>
+          <w:sz w:val="24"/>
+          <w:szCs w:val="24"/>
+          <w:rtl/>
+        </w:rPr>
+        <w:t>برای شناسایی تغییرات بافتی و لبه‌ها</w:t>
+      </w:r>
+      <w:r>
+        <w:rPr>
+          <w:rFonts w:ascii="Times New Roman" w:eastAsia="Times New Roman" w:hAnsi="Times New Roman" w:cs="Times New Roman"/>
+          <w:sz w:val="24"/>
+          <w:szCs w:val="24"/>
+        </w:rPr>
+        <w:t>.</w:t>
+      </w:r>
+    </w:p>
+    <w:p>
+      <w:pPr>
+        <w:numPr>
+          <w:ilvl w:val="1"/>
+          <w:numId w:val="138"/>
+        </w:numPr>
+        <w:bidi/>
+        <w:spacing w:before="100" w:beforeAutospacing="1" w:after="100" w:afterAutospacing="1" w:line="240" w:lineRule="auto"/>
+        <w:rPr>
+          <w:rFonts w:ascii="Times New Roman" w:eastAsia="Times New Roman" w:hAnsi="Times New Roman" w:cs="Times New Roman"/>
+          <w:sz w:val="24"/>
+          <w:szCs w:val="24"/>
+        </w:rPr>
+      </w:pPr>
+      <w:r>
+        <w:rPr>
+          <w:rFonts w:ascii="Times New Roman" w:eastAsia="Times New Roman" w:hAnsi="Times New Roman" w:cs="Times New Roman"/>
+          <w:b/>
+          <w:bCs/>
+          <w:sz w:val="24"/>
+          <w:szCs w:val="24"/>
+        </w:rPr>
+        <w:t>DCT</w:t>
+      </w:r>
+      <w:r>
+        <w:rPr>
+          <w:rFonts w:ascii="Times New Roman" w:eastAsia="Times New Roman" w:hAnsi="Times New Roman" w:cs="Times New Roman"/>
+          <w:sz w:val="24"/>
+          <w:szCs w:val="24"/>
+        </w:rPr>
+        <w:t xml:space="preserve">: </w:t>
+      </w:r>
+      <w:r>
+        <w:rPr>
+          <w:rFonts w:ascii="Times New Roman" w:eastAsia="Times New Roman" w:hAnsi="Times New Roman" w:cs="Times New Roman"/>
+          <w:sz w:val="24"/>
+          <w:szCs w:val="24"/>
+          <w:rtl/>
+        </w:rPr>
+        <w:t>برای استخراج ویژگی‌های فرکانسی و شناسایی تغییرات در لایه‌های فرکانس بالا که</w:t>
+      </w:r>
+      <w:r>
+        <w:rPr>
+          <w:rFonts w:ascii="Times New Roman" w:eastAsia="Times New Roman" w:hAnsi="Times New Roman" w:cs="Times New Roman"/>
+          <w:sz w:val="24"/>
+          <w:szCs w:val="24"/>
+        </w:rPr>
+        <w:t xml:space="preserve"> LSB </w:t>
+      </w:r>
+      <w:r>
+        <w:rPr>
+          <w:rFonts w:ascii="Times New Roman" w:eastAsia="Times New Roman" w:hAnsi="Times New Roman" w:cs="Times New Roman"/>
+          <w:sz w:val="24"/>
+          <w:szCs w:val="24"/>
+          <w:rtl/>
+        </w:rPr>
+        <w:t>ممکن است در آن‌ها قرار داشته باشد</w:t>
+      </w:r>
+      <w:r>
+        <w:rPr>
+          <w:rFonts w:ascii="Times New Roman" w:eastAsia="Times New Roman" w:hAnsi="Times New Roman" w:cs="Times New Roman"/>
+          <w:sz w:val="24"/>
+          <w:szCs w:val="24"/>
+        </w:rPr>
+        <w:t>.</w:t>
+      </w:r>
+    </w:p>
+    <w:p>
+      <w:pPr>
+        <w:numPr>
+          <w:ilvl w:val="1"/>
+          <w:numId w:val="138"/>
+        </w:numPr>
+        <w:bidi/>
+        <w:spacing w:before="100" w:beforeAutospacing="1" w:after="100" w:afterAutospacing="1" w:line="240" w:lineRule="auto"/>
+        <w:rPr>
+          <w:rFonts w:ascii="Times New Roman" w:eastAsia="Times New Roman" w:hAnsi="Times New Roman" w:cs="Times New Roman"/>
+          <w:sz w:val="24"/>
+          <w:szCs w:val="24"/>
+        </w:rPr>
+      </w:pPr>
+      <w:r>
+        <w:rPr>
+          <w:rFonts w:ascii="Times New Roman" w:eastAsia="Times New Roman" w:hAnsi="Times New Roman" w:cs="Times New Roman"/>
+          <w:b/>
+          <w:bCs/>
+          <w:sz w:val="24"/>
+          <w:szCs w:val="24"/>
+        </w:rPr>
+        <w:t>GLCM</w:t>
+      </w:r>
+      <w:r>
+        <w:rPr>
+          <w:rFonts w:ascii="Times New Roman" w:eastAsia="Times New Roman" w:hAnsi="Times New Roman" w:cs="Times New Roman"/>
+          <w:sz w:val="24"/>
+          <w:szCs w:val="24"/>
+        </w:rPr>
+        <w:t xml:space="preserve">: </w:t>
+      </w:r>
+      <w:r>
+        <w:rPr>
+          <w:rFonts w:ascii="Times New Roman" w:eastAsia="Times New Roman" w:hAnsi="Times New Roman" w:cs="Times New Roman"/>
+          <w:sz w:val="24"/>
+          <w:szCs w:val="24"/>
+          <w:rtl/>
+        </w:rPr>
+        <w:t>برای شناسایی ویژگی‌های بافتی که می‌توانند الگوهای ظریف</w:t>
+      </w:r>
+      <w:r>
+        <w:rPr>
+          <w:rFonts w:ascii="Times New Roman" w:eastAsia="Times New Roman" w:hAnsi="Times New Roman" w:cs="Times New Roman"/>
+          <w:sz w:val="24"/>
+          <w:szCs w:val="24"/>
+        </w:rPr>
+        <w:t xml:space="preserve"> LSB </w:t>
+      </w:r>
+      <w:r>
+        <w:rPr>
+          <w:rFonts w:ascii="Times New Roman" w:eastAsia="Times New Roman" w:hAnsi="Times New Roman" w:cs="Times New Roman"/>
+          <w:sz w:val="24"/>
+          <w:szCs w:val="24"/>
+          <w:rtl/>
+        </w:rPr>
+        <w:t>را نشان دهند</w:t>
+      </w:r>
+      <w:r>
+        <w:rPr>
+          <w:rFonts w:ascii="Times New Roman" w:eastAsia="Times New Roman" w:hAnsi="Times New Roman" w:cs="Times New Roman"/>
+          <w:sz w:val="24"/>
+          <w:szCs w:val="24"/>
+        </w:rPr>
+        <w:t>.</w:t>
+      </w:r>
+    </w:p>
+    <w:p>
+      <w:pPr>
+        <w:bidi/>
+        <w:spacing w:before="100" w:beforeAutospacing="1" w:after="100" w:afterAutospacing="1" w:line="240" w:lineRule="auto"/>
+        <w:outlineLvl w:val="2"/>
+        <w:rPr>
+          <w:rFonts w:ascii="Times New Roman" w:eastAsia="Times New Roman" w:hAnsi="Times New Roman" w:cs="Times New Roman"/>
+          <w:b/>
+          <w:bCs/>
+          <w:sz w:val="27"/>
+          <w:szCs w:val="27"/>
+        </w:rPr>
+      </w:pPr>
+      <w:r>
+        <w:rPr>
+          <w:rFonts w:ascii="Times New Roman" w:eastAsia="Times New Roman" w:hAnsi="Times New Roman" w:cs="Times New Roman"/>
+          <w:b/>
+          <w:bCs/>
+          <w:sz w:val="27"/>
+          <w:szCs w:val="27"/>
+        </w:rPr>
+        <w:t xml:space="preserve">2. </w:t>
+      </w:r>
+      <w:r>
+        <w:rPr>
+          <w:rFonts w:ascii="Times New Roman" w:eastAsia="Times New Roman" w:hAnsi="Times New Roman" w:cs="Times New Roman"/>
+          <w:b/>
+          <w:bCs/>
+          <w:sz w:val="27"/>
+          <w:szCs w:val="27"/>
+          <w:rtl/>
+        </w:rPr>
+        <w:t>کاهش ابعاد</w:t>
+      </w:r>
+      <w:r>
+        <w:rPr>
+          <w:rFonts w:ascii="Times New Roman" w:eastAsia="Times New Roman" w:hAnsi="Times New Roman" w:cs="Times New Roman"/>
+          <w:b/>
+          <w:bCs/>
+          <w:sz w:val="27"/>
+          <w:szCs w:val="27"/>
+        </w:rPr>
+        <w:t xml:space="preserve"> (Optional)</w:t>
+      </w:r>
+    </w:p>
+    <w:p>
+      <w:pPr>
+        <w:bidi/>
+        <w:spacing w:before="100" w:beforeAutospacing="1" w:after="100" w:afterAutospacing="1" w:line="240" w:lineRule="auto"/>
+        <w:rPr>
+          <w:rFonts w:ascii="Times New Roman" w:eastAsia="Times New Roman" w:hAnsi="Times New Roman" w:cs="Times New Roman"/>
+          <w:sz w:val="24"/>
+          <w:szCs w:val="24"/>
+        </w:rPr>
+      </w:pPr>
+      <w:r>
+        <w:rPr>
+          <w:rFonts w:ascii="Times New Roman" w:eastAsia="Times New Roman" w:hAnsi="Times New Roman" w:cs="Times New Roman"/>
+          <w:sz w:val="24"/>
+          <w:szCs w:val="24"/>
+          <w:rtl/>
+        </w:rPr>
+        <w:t xml:space="preserve">بعد از استخراج ویژگی‌ها، داده‌های شما ممکن است ابعاد زیادی داشته باشند که منجر به </w:t>
+      </w:r>
+      <w:r>
+        <w:rPr>
+          <w:rFonts w:ascii="Times New Roman" w:eastAsia="Times New Roman" w:hAnsi="Times New Roman" w:cs="Times New Roman"/>
+          <w:b/>
+          <w:bCs/>
+          <w:sz w:val="24"/>
+          <w:szCs w:val="24"/>
+        </w:rPr>
+        <w:t>overfitting</w:t>
+      </w:r>
+      <w:r>
+        <w:rPr>
+          <w:rFonts w:ascii="Times New Roman" w:eastAsia="Times New Roman" w:hAnsi="Times New Roman" w:cs="Times New Roman"/>
+          <w:sz w:val="24"/>
+          <w:szCs w:val="24"/>
+        </w:rPr>
+        <w:t xml:space="preserve"> </w:t>
+      </w:r>
+      <w:r>
+        <w:rPr>
+          <w:rFonts w:ascii="Times New Roman" w:eastAsia="Times New Roman" w:hAnsi="Times New Roman" w:cs="Times New Roman"/>
+          <w:sz w:val="24"/>
+          <w:szCs w:val="24"/>
+          <w:rtl/>
+        </w:rPr>
+        <w:t xml:space="preserve">و افزایش پیچیدگی مدل می‌شود. در اینجا از تکنیک‌های کاهش ابعاد مانند </w:t>
+      </w:r>
+      <w:r>
+        <w:rPr>
+          <w:rFonts w:ascii="Times New Roman" w:eastAsia="Times New Roman" w:hAnsi="Times New Roman" w:cs="Times New Roman"/>
+          <w:b/>
+          <w:bCs/>
+          <w:sz w:val="24"/>
+          <w:szCs w:val="24"/>
+        </w:rPr>
+        <w:t>PCA</w:t>
+      </w:r>
+      <w:r>
+        <w:rPr>
+          <w:rFonts w:ascii="Times New Roman" w:eastAsia="Times New Roman" w:hAnsi="Times New Roman" w:cs="Times New Roman"/>
+          <w:sz w:val="24"/>
+          <w:szCs w:val="24"/>
+        </w:rPr>
+        <w:t xml:space="preserve"> (Principal Component Analysis) </w:t>
+      </w:r>
+      <w:r>
+        <w:rPr>
+          <w:rFonts w:ascii="Times New Roman" w:eastAsia="Times New Roman" w:hAnsi="Times New Roman" w:cs="Times New Roman"/>
+          <w:sz w:val="24"/>
+          <w:szCs w:val="24"/>
+          <w:rtl/>
+        </w:rPr>
+        <w:t>استفاده می‌کنید تا فقط ویژگی‌های مهم و با واریانس بالا را نگه دارید</w:t>
+      </w:r>
+      <w:r>
+        <w:rPr>
+          <w:rFonts w:ascii="Times New Roman" w:eastAsia="Times New Roman" w:hAnsi="Times New Roman" w:cs="Times New Roman"/>
+          <w:sz w:val="24"/>
+          <w:szCs w:val="24"/>
+        </w:rPr>
+        <w:t>.</w:t>
+      </w:r>
+    </w:p>
+    <w:p>
+      <w:pPr>
+        <w:numPr>
+          <w:ilvl w:val="0"/>
+          <w:numId w:val="139"/>
+        </w:numPr>
+        <w:bidi/>
+        <w:spacing w:before="100" w:beforeAutospacing="1" w:after="100" w:afterAutospacing="1" w:line="240" w:lineRule="auto"/>
+        <w:rPr>
+          <w:rFonts w:ascii="Times New Roman" w:eastAsia="Times New Roman" w:hAnsi="Times New Roman" w:cs="Times New Roman"/>
+          <w:sz w:val="24"/>
+          <w:szCs w:val="24"/>
+        </w:rPr>
+      </w:pPr>
+      <w:r>
+        <w:rPr>
+          <w:rFonts w:ascii="Times New Roman" w:eastAsia="Times New Roman" w:hAnsi="Times New Roman" w:cs="Times New Roman"/>
+          <w:sz w:val="24"/>
+          <w:szCs w:val="24"/>
+          <w:rtl/>
+        </w:rPr>
+        <w:t>اما باید مراقب باشید که ویژگی‌های مربوط به</w:t>
+      </w:r>
+      <w:r>
+        <w:rPr>
+          <w:rFonts w:ascii="Times New Roman" w:eastAsia="Times New Roman" w:hAnsi="Times New Roman" w:cs="Times New Roman"/>
+          <w:sz w:val="24"/>
+          <w:szCs w:val="24"/>
+        </w:rPr>
+        <w:t xml:space="preserve"> LSB </w:t>
+      </w:r>
+      <w:r>
+        <w:rPr>
+          <w:rFonts w:ascii="Times New Roman" w:eastAsia="Times New Roman" w:hAnsi="Times New Roman" w:cs="Times New Roman"/>
+          <w:sz w:val="24"/>
+          <w:szCs w:val="24"/>
+          <w:rtl/>
+        </w:rPr>
+        <w:t>که ممکن است در ابعاد با واریانس کم باشند، از دست نروند. یکی از راه‌ها برای حل این مشکل این است که ویژگی‌های مرتبط با</w:t>
+      </w:r>
+      <w:r>
+        <w:rPr>
+          <w:rFonts w:ascii="Times New Roman" w:eastAsia="Times New Roman" w:hAnsi="Times New Roman" w:cs="Times New Roman"/>
+          <w:sz w:val="24"/>
+          <w:szCs w:val="24"/>
+        </w:rPr>
+        <w:t xml:space="preserve"> LSB (</w:t>
+      </w:r>
+      <w:r>
+        <w:rPr>
+          <w:rFonts w:ascii="Times New Roman" w:eastAsia="Times New Roman" w:hAnsi="Times New Roman" w:cs="Times New Roman"/>
+          <w:sz w:val="24"/>
+          <w:szCs w:val="24"/>
+          <w:rtl/>
+        </w:rPr>
+        <w:t>مثل ویژگی‌های بسیار حساس از</w:t>
+      </w:r>
+      <w:r>
+        <w:rPr>
+          <w:rFonts w:ascii="Times New Roman" w:eastAsia="Times New Roman" w:hAnsi="Times New Roman" w:cs="Times New Roman"/>
+          <w:sz w:val="24"/>
+          <w:szCs w:val="24"/>
+        </w:rPr>
+        <w:t xml:space="preserve"> DCT) </w:t>
+      </w:r>
+      <w:r>
+        <w:rPr>
+          <w:rFonts w:ascii="Times New Roman" w:eastAsia="Times New Roman" w:hAnsi="Times New Roman" w:cs="Times New Roman"/>
+          <w:sz w:val="24"/>
+          <w:szCs w:val="24"/>
+          <w:rtl/>
+        </w:rPr>
+        <w:t>را پیش از کاهش ابعاد، حفظ کنید</w:t>
+      </w:r>
+      <w:r>
+        <w:rPr>
+          <w:rFonts w:ascii="Times New Roman" w:eastAsia="Times New Roman" w:hAnsi="Times New Roman" w:cs="Times New Roman"/>
+          <w:sz w:val="24"/>
+          <w:szCs w:val="24"/>
+        </w:rPr>
+        <w:t>.</w:t>
+      </w:r>
+    </w:p>
+    <w:p>
+      <w:pPr>
+        <w:bidi/>
+        <w:spacing w:before="100" w:beforeAutospacing="1" w:after="100" w:afterAutospacing="1" w:line="240" w:lineRule="auto"/>
+        <w:outlineLvl w:val="2"/>
+        <w:rPr>
+          <w:rFonts w:ascii="Times New Roman" w:eastAsia="Times New Roman" w:hAnsi="Times New Roman" w:cs="Times New Roman"/>
+          <w:b/>
+          <w:bCs/>
+          <w:sz w:val="27"/>
+          <w:szCs w:val="27"/>
+        </w:rPr>
+      </w:pPr>
+      <w:r>
+        <w:rPr>
+          <w:rFonts w:ascii="Times New Roman" w:eastAsia="Times New Roman" w:hAnsi="Times New Roman" w:cs="Times New Roman"/>
+          <w:b/>
+          <w:bCs/>
+          <w:sz w:val="27"/>
+          <w:szCs w:val="27"/>
+        </w:rPr>
+        <w:t xml:space="preserve">3. </w:t>
+      </w:r>
+      <w:r>
+        <w:rPr>
+          <w:rFonts w:ascii="Times New Roman" w:eastAsia="Times New Roman" w:hAnsi="Times New Roman" w:cs="Times New Roman"/>
+          <w:b/>
+          <w:bCs/>
+          <w:sz w:val="27"/>
+          <w:szCs w:val="27"/>
+          <w:rtl/>
+        </w:rPr>
+        <w:t>مقیاس‌دهی ویژگی‌ها</w:t>
+      </w:r>
+      <w:r>
+        <w:rPr>
+          <w:rFonts w:ascii="Times New Roman" w:eastAsia="Times New Roman" w:hAnsi="Times New Roman" w:cs="Times New Roman"/>
+          <w:b/>
+          <w:bCs/>
+          <w:sz w:val="27"/>
+          <w:szCs w:val="27"/>
+        </w:rPr>
+        <w:t xml:space="preserve"> (Normalization/Scaling)</w:t>
+      </w:r>
+    </w:p>
+    <w:p>
+      <w:pPr>
+        <w:bidi/>
+        <w:spacing w:before="100" w:beforeAutospacing="1" w:after="100" w:afterAutospacing="1" w:line="240" w:lineRule="auto"/>
+        <w:rPr>
+          <w:rFonts w:ascii="Times New Roman" w:eastAsia="Times New Roman" w:hAnsi="Times New Roman" w:cs="Times New Roman"/>
+          <w:sz w:val="24"/>
+          <w:szCs w:val="24"/>
+        </w:rPr>
+      </w:pPr>
+      <w:r>
+        <w:rPr>
+          <w:rFonts w:ascii="Times New Roman" w:eastAsia="Times New Roman" w:hAnsi="Times New Roman" w:cs="Times New Roman"/>
+          <w:sz w:val="24"/>
+          <w:szCs w:val="24"/>
+          <w:rtl/>
+        </w:rPr>
+        <w:t xml:space="preserve">پس از استخراج ویژگی‌ها و (در صورت لزوم) کاهش ابعاد، شما باید ویژگی‌ها را نرمال‌سازی کنید. این کار باعث می‌شود که ویژگی‌ها در مقیاس یکسان قرار گیرند و مدل‌هایی مثل </w:t>
+      </w:r>
+      <w:r>
+        <w:rPr>
+          <w:rFonts w:ascii="Times New Roman" w:eastAsia="Times New Roman" w:hAnsi="Times New Roman" w:cs="Times New Roman"/>
+          <w:b/>
+          <w:bCs/>
+          <w:sz w:val="24"/>
+          <w:szCs w:val="24"/>
+        </w:rPr>
+        <w:t>K-NN</w:t>
+      </w:r>
+      <w:r>
+        <w:rPr>
+          <w:rFonts w:ascii="Times New Roman" w:eastAsia="Times New Roman" w:hAnsi="Times New Roman" w:cs="Times New Roman"/>
+          <w:sz w:val="24"/>
+          <w:szCs w:val="24"/>
+        </w:rPr>
+        <w:t xml:space="preserve"> </w:t>
+      </w:r>
+      <w:r>
+        <w:rPr>
+          <w:rFonts w:ascii="Times New Roman" w:eastAsia="Times New Roman" w:hAnsi="Times New Roman" w:cs="Times New Roman"/>
+          <w:sz w:val="24"/>
+          <w:szCs w:val="24"/>
+          <w:rtl/>
+        </w:rPr>
+        <w:t>که به فاصله‌ها حساس هستند، بهتر عمل کنند</w:t>
+      </w:r>
+      <w:r>
+        <w:rPr>
+          <w:rFonts w:ascii="Times New Roman" w:eastAsia="Times New Roman" w:hAnsi="Times New Roman" w:cs="Times New Roman"/>
+          <w:sz w:val="24"/>
+          <w:szCs w:val="24"/>
+        </w:rPr>
+        <w:t>.</w:t>
+      </w:r>
+    </w:p>
+    <w:p>
+      <w:pPr>
+        <w:numPr>
+          <w:ilvl w:val="0"/>
+          <w:numId w:val="140"/>
+        </w:numPr>
+        <w:bidi/>
+        <w:spacing w:before="100" w:beforeAutospacing="1" w:after="100" w:afterAutospacing="1" w:line="240" w:lineRule="auto"/>
+        <w:rPr>
+          <w:rFonts w:ascii="Times New Roman" w:eastAsia="Times New Roman" w:hAnsi="Times New Roman" w:cs="Times New Roman"/>
+          <w:sz w:val="24"/>
+          <w:szCs w:val="24"/>
+        </w:rPr>
+      </w:pPr>
+      <w:r>
+        <w:rPr>
+          <w:rFonts w:ascii="Times New Roman" w:eastAsia="Times New Roman" w:hAnsi="Times New Roman" w:cs="Times New Roman"/>
+          <w:b/>
+          <w:bCs/>
+          <w:sz w:val="24"/>
+          <w:szCs w:val="24"/>
+          <w:rtl/>
+        </w:rPr>
+        <w:t>روش نرمال‌سازی</w:t>
+      </w:r>
+      <w:r>
+        <w:rPr>
+          <w:rFonts w:ascii="Times New Roman" w:eastAsia="Times New Roman" w:hAnsi="Times New Roman" w:cs="Times New Roman"/>
+          <w:sz w:val="24"/>
+          <w:szCs w:val="24"/>
+        </w:rPr>
+        <w:t xml:space="preserve">: </w:t>
+      </w:r>
+      <w:r>
+        <w:rPr>
+          <w:rFonts w:ascii="Times New Roman" w:eastAsia="Times New Roman" w:hAnsi="Times New Roman" w:cs="Times New Roman"/>
+          <w:sz w:val="24"/>
+          <w:szCs w:val="24"/>
+          <w:rtl/>
+        </w:rPr>
+        <w:t xml:space="preserve">معمولاً از </w:t>
+      </w:r>
+      <w:r>
+        <w:rPr>
+          <w:rFonts w:ascii="Times New Roman" w:eastAsia="Times New Roman" w:hAnsi="Times New Roman" w:cs="Times New Roman"/>
+          <w:b/>
+          <w:bCs/>
+          <w:sz w:val="24"/>
+          <w:szCs w:val="24"/>
+        </w:rPr>
+        <w:t>Min-Max Scaling</w:t>
+      </w:r>
+      <w:r>
+        <w:rPr>
+          <w:rFonts w:ascii="Times New Roman" w:eastAsia="Times New Roman" w:hAnsi="Times New Roman" w:cs="Times New Roman"/>
+          <w:sz w:val="24"/>
+          <w:szCs w:val="24"/>
+        </w:rPr>
+        <w:t xml:space="preserve"> </w:t>
+      </w:r>
+      <w:r>
+        <w:rPr>
+          <w:rFonts w:ascii="Times New Roman" w:eastAsia="Times New Roman" w:hAnsi="Times New Roman" w:cs="Times New Roman"/>
+          <w:sz w:val="24"/>
+          <w:szCs w:val="24"/>
+          <w:rtl/>
+        </w:rPr>
+        <w:t xml:space="preserve">یا </w:t>
+      </w:r>
+      <w:r>
+        <w:rPr>
+          <w:rFonts w:ascii="Times New Roman" w:eastAsia="Times New Roman" w:hAnsi="Times New Roman" w:cs="Times New Roman"/>
+          <w:b/>
+          <w:bCs/>
+          <w:sz w:val="24"/>
+          <w:szCs w:val="24"/>
+        </w:rPr>
+        <w:t>Z-score Normalization</w:t>
+      </w:r>
+      <w:r>
+        <w:rPr>
+          <w:rFonts w:ascii="Times New Roman" w:eastAsia="Times New Roman" w:hAnsi="Times New Roman" w:cs="Times New Roman"/>
+          <w:sz w:val="24"/>
+          <w:szCs w:val="24"/>
+        </w:rPr>
+        <w:t xml:space="preserve"> </w:t>
+      </w:r>
+      <w:r>
+        <w:rPr>
+          <w:rFonts w:ascii="Times New Roman" w:eastAsia="Times New Roman" w:hAnsi="Times New Roman" w:cs="Times New Roman"/>
+          <w:sz w:val="24"/>
+          <w:szCs w:val="24"/>
+          <w:rtl/>
+        </w:rPr>
+        <w:t>استفاده می‌شود که مقدار ویژگی‌ها را به یک بازه مشخص می‌آورد (مثلاً [0, 1] یا میانگین 0 و انحراف معیار 1)</w:t>
+      </w:r>
+      <w:r>
+        <w:rPr>
+          <w:rFonts w:ascii="Times New Roman" w:eastAsia="Times New Roman" w:hAnsi="Times New Roman" w:cs="Times New Roman"/>
+          <w:sz w:val="24"/>
+          <w:szCs w:val="24"/>
+        </w:rPr>
+        <w:t>.</w:t>
+      </w:r>
+    </w:p>
+    <w:p>
+      <w:pPr>
+        <w:bidi/>
+        <w:spacing w:before="100" w:beforeAutospacing="1" w:after="100" w:afterAutospacing="1" w:line="240" w:lineRule="auto"/>
+        <w:outlineLvl w:val="2"/>
+        <w:rPr>
+          <w:rFonts w:ascii="Times New Roman" w:eastAsia="Times New Roman" w:hAnsi="Times New Roman" w:cs="Times New Roman"/>
+          <w:b/>
+          <w:bCs/>
+          <w:sz w:val="27"/>
+          <w:szCs w:val="27"/>
+        </w:rPr>
+      </w:pPr>
+      <w:r>
+        <w:rPr>
+          <w:rFonts w:ascii="Times New Roman" w:eastAsia="Times New Roman" w:hAnsi="Times New Roman" w:cs="Times New Roman"/>
+          <w:b/>
+          <w:bCs/>
+          <w:sz w:val="27"/>
+          <w:szCs w:val="27"/>
+          <w:rtl/>
+        </w:rPr>
+        <w:t>به‌طور خلاصه</w:t>
+      </w:r>
+      <w:r>
+        <w:rPr>
+          <w:rFonts w:ascii="Times New Roman" w:eastAsia="Times New Roman" w:hAnsi="Times New Roman" w:cs="Times New Roman"/>
+          <w:b/>
+          <w:bCs/>
+          <w:sz w:val="27"/>
+          <w:szCs w:val="27"/>
+        </w:rPr>
+        <w:t>:</w:t>
+      </w:r>
+    </w:p>
+    <w:p>
+      <w:pPr>
+        <w:numPr>
+          <w:ilvl w:val="0"/>
+          <w:numId w:val="141"/>
+        </w:numPr>
+        <w:bidi/>
+        <w:spacing w:before="100" w:beforeAutospacing="1" w:after="100" w:afterAutospacing="1" w:line="240" w:lineRule="auto"/>
+        <w:rPr>
+          <w:rFonts w:ascii="Times New Roman" w:eastAsia="Times New Roman" w:hAnsi="Times New Roman" w:cs="Times New Roman"/>
+          <w:sz w:val="24"/>
+          <w:szCs w:val="24"/>
+        </w:rPr>
+      </w:pPr>
+      <w:r>
+        <w:rPr>
+          <w:rFonts w:ascii="Times New Roman" w:eastAsia="Times New Roman" w:hAnsi="Times New Roman" w:cs="Times New Roman"/>
+          <w:b/>
+          <w:bCs/>
+          <w:sz w:val="24"/>
+          <w:szCs w:val="24"/>
+          <w:rtl/>
+        </w:rPr>
+        <w:t>استخراج ویژگی‌ها</w:t>
+      </w:r>
+      <w:r>
+        <w:rPr>
+          <w:rFonts w:ascii="Times New Roman" w:eastAsia="Times New Roman" w:hAnsi="Times New Roman" w:cs="Times New Roman"/>
+          <w:sz w:val="24"/>
+          <w:szCs w:val="24"/>
+          <w:rtl/>
+        </w:rPr>
+        <w:t xml:space="preserve"> </w:t>
+      </w:r>
+      <w:r>
+        <w:rPr>
+          <w:rFonts w:ascii="Times New Roman" w:eastAsia="Times New Roman" w:hAnsi="Times New Roman" w:cs="Times New Roman"/>
+          <w:sz w:val="24"/>
+          <w:szCs w:val="24"/>
+        </w:rPr>
+        <w:t>(HOG, DCT, GLCM)</w:t>
+      </w:r>
+    </w:p>
+    <w:p>
+      <w:pPr>
+        <w:numPr>
+          <w:ilvl w:val="0"/>
+          <w:numId w:val="141"/>
+        </w:numPr>
+        <w:bidi/>
+        <w:spacing w:before="100" w:beforeAutospacing="1" w:after="100" w:afterAutospacing="1" w:line="240" w:lineRule="auto"/>
+        <w:rPr>
+          <w:rFonts w:ascii="Times New Roman" w:eastAsia="Times New Roman" w:hAnsi="Times New Roman" w:cs="Times New Roman"/>
+          <w:sz w:val="24"/>
+          <w:szCs w:val="24"/>
+        </w:rPr>
+      </w:pPr>
+      <w:r>
+        <w:rPr>
+          <w:rFonts w:ascii="Times New Roman" w:eastAsia="Times New Roman" w:hAnsi="Times New Roman" w:cs="Times New Roman"/>
+          <w:b/>
+          <w:bCs/>
+          <w:sz w:val="24"/>
+          <w:szCs w:val="24"/>
+          <w:rtl/>
+        </w:rPr>
+        <w:t>کاهش ابعاد</w:t>
+      </w:r>
+      <w:r>
+        <w:rPr>
+          <w:rFonts w:ascii="Times New Roman" w:eastAsia="Times New Roman" w:hAnsi="Times New Roman" w:cs="Times New Roman"/>
+          <w:sz w:val="24"/>
+          <w:szCs w:val="24"/>
+          <w:rtl/>
+        </w:rPr>
+        <w:t xml:space="preserve"> </w:t>
+      </w:r>
+      <w:r>
+        <w:rPr>
+          <w:rFonts w:ascii="Times New Roman" w:eastAsia="Times New Roman" w:hAnsi="Times New Roman" w:cs="Times New Roman"/>
+          <w:sz w:val="24"/>
+          <w:szCs w:val="24"/>
+        </w:rPr>
+        <w:t>(</w:t>
+      </w:r>
+      <w:r>
+        <w:rPr>
+          <w:rFonts w:ascii="Times New Roman" w:eastAsia="Times New Roman" w:hAnsi="Times New Roman" w:cs="Times New Roman"/>
+          <w:sz w:val="24"/>
+          <w:szCs w:val="24"/>
+          <w:rtl/>
+        </w:rPr>
+        <w:t>اگر ضروری بود، مثلاً با</w:t>
+      </w:r>
+      <w:r>
+        <w:rPr>
+          <w:rFonts w:ascii="Times New Roman" w:eastAsia="Times New Roman" w:hAnsi="Times New Roman" w:cs="Times New Roman"/>
+          <w:sz w:val="24"/>
+          <w:szCs w:val="24"/>
+        </w:rPr>
+        <w:t xml:space="preserve"> PCA)</w:t>
+      </w:r>
+    </w:p>
+    <w:p>
+      <w:pPr>
+        <w:numPr>
+          <w:ilvl w:val="0"/>
+          <w:numId w:val="141"/>
+        </w:numPr>
+        <w:bidi/>
+        <w:spacing w:before="100" w:beforeAutospacing="1" w:after="100" w:afterAutospacing="1" w:line="240" w:lineRule="auto"/>
+        <w:rPr>
+          <w:rFonts w:ascii="Times New Roman" w:eastAsia="Times New Roman" w:hAnsi="Times New Roman" w:cs="Times New Roman"/>
+          <w:sz w:val="24"/>
+          <w:szCs w:val="24"/>
+        </w:rPr>
+      </w:pPr>
+      <w:r>
+        <w:rPr>
+          <w:rFonts w:ascii="Times New Roman" w:eastAsia="Times New Roman" w:hAnsi="Times New Roman" w:cs="Times New Roman"/>
+          <w:b/>
+          <w:bCs/>
+          <w:sz w:val="24"/>
+          <w:szCs w:val="24"/>
+          <w:rtl/>
+        </w:rPr>
+        <w:t>مقیاس‌دهی ویژگی‌ها</w:t>
+      </w:r>
+      <w:r>
+        <w:rPr>
+          <w:rFonts w:ascii="Times New Roman" w:eastAsia="Times New Roman" w:hAnsi="Times New Roman" w:cs="Times New Roman"/>
+          <w:sz w:val="24"/>
+          <w:szCs w:val="24"/>
+          <w:rtl/>
+        </w:rPr>
+        <w:t xml:space="preserve"> </w:t>
+      </w:r>
+      <w:r>
+        <w:rPr>
+          <w:rFonts w:ascii="Times New Roman" w:eastAsia="Times New Roman" w:hAnsi="Times New Roman" w:cs="Times New Roman"/>
+          <w:sz w:val="24"/>
+          <w:szCs w:val="24"/>
+        </w:rPr>
+        <w:t>(</w:t>
+      </w:r>
+      <w:r>
+        <w:rPr>
+          <w:rFonts w:ascii="Times New Roman" w:eastAsia="Times New Roman" w:hAnsi="Times New Roman" w:cs="Times New Roman"/>
+          <w:sz w:val="24"/>
+          <w:szCs w:val="24"/>
+          <w:rtl/>
+        </w:rPr>
+        <w:t>با روش‌هایی مثل</w:t>
+      </w:r>
+      <w:r>
+        <w:rPr>
+          <w:rFonts w:ascii="Times New Roman" w:eastAsia="Times New Roman" w:hAnsi="Times New Roman" w:cs="Times New Roman"/>
+          <w:sz w:val="24"/>
+          <w:szCs w:val="24"/>
+        </w:rPr>
+        <w:t xml:space="preserve"> Min-Max </w:t>
+      </w:r>
+      <w:r>
+        <w:rPr>
+          <w:rFonts w:ascii="Times New Roman" w:eastAsia="Times New Roman" w:hAnsi="Times New Roman" w:cs="Times New Roman"/>
+          <w:sz w:val="24"/>
+          <w:szCs w:val="24"/>
+          <w:rtl/>
+        </w:rPr>
+        <w:t>یا</w:t>
+      </w:r>
+      <w:r>
+        <w:rPr>
+          <w:rFonts w:ascii="Times New Roman" w:eastAsia="Times New Roman" w:hAnsi="Times New Roman" w:cs="Times New Roman"/>
+          <w:sz w:val="24"/>
+          <w:szCs w:val="24"/>
+        </w:rPr>
+        <w:t xml:space="preserve"> Z-score)</w:t>
+      </w:r>
+    </w:p>
+    <w:p>
+      <w:pPr>
+        <w:bidi/>
+        <w:spacing w:before="100" w:beforeAutospacing="1" w:after="100" w:afterAutospacing="1" w:line="240" w:lineRule="auto"/>
+        <w:rPr>
+          <w:rFonts w:ascii="Times New Roman" w:eastAsia="Times New Roman" w:hAnsi="Times New Roman" w:cs="Times New Roman"/>
+          <w:sz w:val="24"/>
+          <w:szCs w:val="24"/>
+        </w:rPr>
+      </w:pPr>
+      <w:r>
+        <w:rPr>
+          <w:rFonts w:ascii="Times New Roman" w:eastAsia="Times New Roman" w:hAnsi="Times New Roman" w:cs="Times New Roman"/>
+          <w:sz w:val="24"/>
+          <w:szCs w:val="24"/>
+          <w:rtl/>
+        </w:rPr>
+        <w:t>اگر در مراحل بالا از</w:t>
+      </w:r>
+      <w:r>
+        <w:rPr>
+          <w:rFonts w:ascii="Times New Roman" w:eastAsia="Times New Roman" w:hAnsi="Times New Roman" w:cs="Times New Roman"/>
+          <w:sz w:val="24"/>
+          <w:szCs w:val="24"/>
+        </w:rPr>
+        <w:t xml:space="preserve"> PCA </w:t>
+      </w:r>
+      <w:r>
+        <w:rPr>
+          <w:rFonts w:ascii="Times New Roman" w:eastAsia="Times New Roman" w:hAnsi="Times New Roman" w:cs="Times New Roman"/>
+          <w:sz w:val="24"/>
+          <w:szCs w:val="24"/>
+          <w:rtl/>
+        </w:rPr>
+        <w:t>استفاده می‌کنید، باید توجه کنید که ویژگی‌های بسیار حساس به</w:t>
+      </w:r>
+      <w:r>
+        <w:rPr>
+          <w:rFonts w:ascii="Times New Roman" w:eastAsia="Times New Roman" w:hAnsi="Times New Roman" w:cs="Times New Roman"/>
+          <w:sz w:val="24"/>
+          <w:szCs w:val="24"/>
+        </w:rPr>
+        <w:t xml:space="preserve"> LSB </w:t>
+      </w:r>
+      <w:r>
+        <w:rPr>
+          <w:rFonts w:ascii="Times New Roman" w:eastAsia="Times New Roman" w:hAnsi="Times New Roman" w:cs="Times New Roman"/>
+          <w:sz w:val="24"/>
+          <w:szCs w:val="24"/>
+          <w:rtl/>
+        </w:rPr>
+        <w:t>که در لایه‌های کم واریانس قرار دارند، ممکن است با کاهش ابعاد از بین بروند. برای حل این مشکل می‌توانید ویژگی‌های مربوط به</w:t>
+      </w:r>
+      <w:r>
+        <w:rPr>
+          <w:rFonts w:ascii="Times New Roman" w:eastAsia="Times New Roman" w:hAnsi="Times New Roman" w:cs="Times New Roman"/>
+          <w:sz w:val="24"/>
+          <w:szCs w:val="24"/>
+        </w:rPr>
+        <w:t xml:space="preserve"> LSB </w:t>
+      </w:r>
+      <w:r>
+        <w:rPr>
+          <w:rFonts w:ascii="Times New Roman" w:eastAsia="Times New Roman" w:hAnsi="Times New Roman" w:cs="Times New Roman"/>
+          <w:sz w:val="24"/>
+          <w:szCs w:val="24"/>
+          <w:rtl/>
+        </w:rPr>
+        <w:t>را از</w:t>
+      </w:r>
+      <w:r>
+        <w:rPr>
+          <w:rFonts w:ascii="Times New Roman" w:eastAsia="Times New Roman" w:hAnsi="Times New Roman" w:cs="Times New Roman"/>
+          <w:sz w:val="24"/>
+          <w:szCs w:val="24"/>
+        </w:rPr>
+        <w:t xml:space="preserve"> PCA </w:t>
+      </w:r>
+      <w:r>
+        <w:rPr>
+          <w:rFonts w:ascii="Times New Roman" w:eastAsia="Times New Roman" w:hAnsi="Times New Roman" w:cs="Times New Roman"/>
+          <w:sz w:val="24"/>
+          <w:szCs w:val="24"/>
+          <w:rtl/>
+        </w:rPr>
+        <w:t xml:space="preserve">مستثنی کنید یا روش‌هایی مثل </w:t>
+      </w:r>
+      <w:r>
+        <w:rPr>
+          <w:rFonts w:ascii="Times New Roman" w:eastAsia="Times New Roman" w:hAnsi="Times New Roman" w:cs="Times New Roman"/>
+          <w:b/>
+          <w:bCs/>
+          <w:sz w:val="24"/>
+          <w:szCs w:val="24"/>
+        </w:rPr>
+        <w:t>Feature Selection</w:t>
+      </w:r>
+      <w:r>
+        <w:rPr>
+          <w:rFonts w:ascii="Times New Roman" w:eastAsia="Times New Roman" w:hAnsi="Times New Roman" w:cs="Times New Roman"/>
+          <w:sz w:val="24"/>
+          <w:szCs w:val="24"/>
+        </w:rPr>
+        <w:t xml:space="preserve"> </w:t>
+      </w:r>
+      <w:r>
+        <w:rPr>
+          <w:rFonts w:ascii="Times New Roman" w:eastAsia="Times New Roman" w:hAnsi="Times New Roman" w:cs="Times New Roman"/>
+          <w:sz w:val="24"/>
+          <w:szCs w:val="24"/>
+          <w:rtl/>
+        </w:rPr>
+        <w:t>برای انتخاب دقیق ویژگی‌ها استفاده کنید</w:t>
+      </w:r>
+      <w:r>
+        <w:rPr>
+          <w:rFonts w:ascii="Times New Roman" w:eastAsia="Times New Roman" w:hAnsi="Times New Roman" w:cs="Times New Roman"/>
+          <w:sz w:val="24"/>
+          <w:szCs w:val="24"/>
+        </w:rPr>
+        <w:t>.</w:t>
+      </w:r>
+    </w:p>
+    <w:p>
+      <w:pPr>
+        <w:bidi/>
+        <w:spacing w:before="100" w:beforeAutospacing="1" w:after="100" w:afterAutospacing="1" w:line="240" w:lineRule="auto"/>
+        <w:rPr>
+          <w:rFonts w:hint="cs"/>
+          <w:rtl/>
+          <w:lang w:bidi="fa-IR"/>
+        </w:rPr>
+      </w:pPr>
+      <w:r>
+        <w:rPr>
+          <w:rFonts w:hint="cs"/>
+          <w:rtl/>
+          <w:lang w:bidi="fa-IR"/>
+        </w:rPr>
+        <w:t>///////////////////////</w:t>
+      </w:r>
+    </w:p>
+    <w:p>
+      <w:pPr>
+        <w:bidi/>
+        <w:spacing w:before="100" w:beforeAutospacing="1" w:after="100" w:afterAutospacing="1" w:line="240" w:lineRule="auto"/>
+        <w:rPr>
+          <w:rFonts w:hint="cs"/>
+          <w:rtl/>
+          <w:lang w:bidi="fa-IR"/>
+        </w:rPr>
+      </w:pPr>
+      <w:bookmarkStart w:id="0" w:name="_GoBack"/>
+      <w:bookmarkEnd w:id="0"/>
+    </w:p>
+    <w:p>
+      <w:pPr>
+        <w:bidi/>
+        <w:rPr>
+          <w:rFonts w:cs="B Nazanin"/>
           <w:rtl/>
           <w:lang w:bidi="fa-IR"/>
         </w:rPr>
@@ -31638,6 +35616,155 @@
     </w:lvl>
   </w:abstractNum>
   <w:abstractNum w:abstractNumId="14" w15:restartNumberingAfterBreak="0">
+    <w:nsid w:val="0ED376CF"/>
+    <w:multiLevelType w:val="multilevel"/>
+    <w:tmpl w:val="5468721C"/>
+    <w:lvl w:ilvl="0">
+      <w:start w:val="1"/>
+      <w:numFmt w:val="bullet"/>
+      <w:lvlText w:val=""/>
+      <w:lvlJc w:val="left"/>
+      <w:pPr>
+        <w:tabs>
+          <w:tab w:val="num" w:pos="720"/>
+        </w:tabs>
+        <w:ind w:left="720" w:hanging="360"/>
+      </w:pPr>
+      <w:rPr>
+        <w:rFonts w:ascii="Symbol" w:hAnsi="Symbol" w:hint="default"/>
+        <w:sz w:val="20"/>
+      </w:rPr>
+    </w:lvl>
+    <w:lvl w:ilvl="1" w:tentative="1">
+      <w:start w:val="1"/>
+      <w:numFmt w:val="bullet"/>
+      <w:lvlText w:val="o"/>
+      <w:lvlJc w:val="left"/>
+      <w:pPr>
+        <w:tabs>
+          <w:tab w:val="num" w:pos="1440"/>
+        </w:tabs>
+        <w:ind w:left="1440" w:hanging="360"/>
+      </w:pPr>
+      <w:rPr>
+        <w:rFonts w:ascii="Courier New" w:hAnsi="Courier New" w:hint="default"/>
+        <w:sz w:val="20"/>
+      </w:rPr>
+    </w:lvl>
+    <w:lvl w:ilvl="2" w:tentative="1">
+      <w:start w:val="1"/>
+      <w:numFmt w:val="bullet"/>
+      <w:lvlText w:val=""/>
+      <w:lvlJc w:val="left"/>
+      <w:pPr>
+        <w:tabs>
+          <w:tab w:val="num" w:pos="2160"/>
+        </w:tabs>
+        <w:ind w:left="2160" w:hanging="360"/>
+      </w:pPr>
+      <w:rPr>
+        <w:rFonts w:ascii="Wingdings" w:hAnsi="Wingdings" w:hint="default"/>
+        <w:sz w:val="20"/>
+      </w:rPr>
+    </w:lvl>
+    <w:lvl w:ilvl="3" w:tentative="1">
+      <w:start w:val="1"/>
+      <w:numFmt w:val="bullet"/>
+      <w:lvlText w:val=""/>
+      <w:lvlJc w:val="left"/>
+      <w:pPr>
+        <w:tabs>
+          <w:tab w:val="num" w:pos="2880"/>
+        </w:tabs>
+        <w:ind w:left="2880" w:hanging="360"/>
+      </w:pPr>
+      <w:rPr>
+        <w:rFonts w:ascii="Wingdings" w:hAnsi="Wingdings" w:hint="default"/>
+        <w:sz w:val="20"/>
+      </w:rPr>
+    </w:lvl>
+    <w:lvl w:ilvl="4" w:tentative="1">
+      <w:start w:val="1"/>
+      <w:numFmt w:val="bullet"/>
+      <w:lvlText w:val=""/>
+      <w:lvlJc w:val="left"/>
+      <w:pPr>
+        <w:tabs>
+          <w:tab w:val="num" w:pos="3600"/>
+        </w:tabs>
+        <w:ind w:left="3600" w:hanging="360"/>
+      </w:pPr>
+      <w:rPr>
+        <w:rFonts w:ascii="Wingdings" w:hAnsi="Wingdings" w:hint="default"/>
+        <w:sz w:val="20"/>
+      </w:rPr>
+    </w:lvl>
+    <w:lvl w:ilvl="5" w:tentative="1">
+      <w:start w:val="1"/>
+      <w:numFmt w:val="bullet"/>
+      <w:lvlText w:val=""/>
+      <w:lvlJc w:val="left"/>
+      <w:pPr>
+        <w:tabs>
+          <w:tab w:val="num" w:pos="4320"/>
+        </w:tabs>
+        <w:ind w:left="4320" w:hanging="360"/>
+      </w:pPr>
+      <w:rPr>
+        <w:rFonts w:ascii="Wingdings" w:hAnsi="Wingdings" w:hint="default"/>
+        <w:sz w:val="20"/>
+      </w:rPr>
+    </w:lvl>
+    <w:lvl w:ilvl="6" w:tentative="1">
+      <w:start w:val="1"/>
+      <w:numFmt w:val="bullet"/>
+      <w:lvlText w:val=""/>
+      <w:lvlJc w:val="left"/>
+      <w:pPr>
+        <w:tabs>
+          <w:tab w:val="num" w:pos="5040"/>
+        </w:tabs>
+        <w:ind w:left="5040" w:hanging="360"/>
+      </w:pPr>
+      <w:rPr>
+        <w:rFonts w:ascii="Wingdings" w:hAnsi="Wingdings" w:hint="default"/>
+        <w:sz w:val="20"/>
+      </w:rPr>
+    </w:lvl>
+    <w:lvl w:ilvl="7" w:tentative="1">
+      <w:start w:val="1"/>
+      <w:numFmt w:val="bullet"/>
+      <w:lvlText w:val=""/>
+      <w:lvlJc w:val="left"/>
+      <w:pPr>
+        <w:tabs>
+          <w:tab w:val="num" w:pos="5760"/>
+        </w:tabs>
+        <w:ind w:left="5760" w:hanging="360"/>
+      </w:pPr>
+      <w:rPr>
+        <w:rFonts w:ascii="Wingdings" w:hAnsi="Wingdings" w:hint="default"/>
+        <w:sz w:val="20"/>
+      </w:rPr>
+    </w:lvl>
+    <w:lvl w:ilvl="8" w:tentative="1">
+      <w:start w:val="1"/>
+      <w:numFmt w:val="bullet"/>
+      <w:lvlText w:val=""/>
+      <w:lvlJc w:val="left"/>
+      <w:pPr>
+        <w:tabs>
+          <w:tab w:val="num" w:pos="6480"/>
+        </w:tabs>
+        <w:ind w:left="6480" w:hanging="360"/>
+      </w:pPr>
+      <w:rPr>
+        <w:rFonts w:ascii="Wingdings" w:hAnsi="Wingdings" w:hint="default"/>
+        <w:sz w:val="20"/>
+      </w:rPr>
+    </w:lvl>
+  </w:abstractNum>
+  <w:abstractNum w:abstractNumId="15" w15:restartNumberingAfterBreak="0">
     <w:nsid w:val="0F2D5DF9"/>
     <w:multiLevelType w:val="multilevel"/>
     <w:tmpl w:val="D3560108"/>
@@ -31786,7 +35913,7 @@
       </w:rPr>
     </w:lvl>
   </w:abstractNum>
-  <w:abstractNum w:abstractNumId="15" w15:restartNumberingAfterBreak="0">
+  <w:abstractNum w:abstractNumId="16" w15:restartNumberingAfterBreak="0">
     <w:nsid w:val="11A7560A"/>
     <w:multiLevelType w:val="multilevel"/>
     <w:tmpl w:val="068EDFF2"/>
@@ -31935,7 +36062,7 @@
       </w:rPr>
     </w:lvl>
   </w:abstractNum>
-  <w:abstractNum w:abstractNumId="16" w15:restartNumberingAfterBreak="0">
+  <w:abstractNum w:abstractNumId="17" w15:restartNumberingAfterBreak="0">
     <w:nsid w:val="131C4F3E"/>
     <w:multiLevelType w:val="multilevel"/>
     <w:tmpl w:val="70BE9690"/>
@@ -32084,7 +36211,7 @@
       </w:rPr>
     </w:lvl>
   </w:abstractNum>
-  <w:abstractNum w:abstractNumId="17" w15:restartNumberingAfterBreak="0">
+  <w:abstractNum w:abstractNumId="18" w15:restartNumberingAfterBreak="0">
     <w:nsid w:val="14FA6441"/>
     <w:multiLevelType w:val="multilevel"/>
     <w:tmpl w:val="DD1AB3D8"/>
@@ -32233,7 +36360,156 @@
       </w:rPr>
     </w:lvl>
   </w:abstractNum>
-  <w:abstractNum w:abstractNumId="18" w15:restartNumberingAfterBreak="0">
+  <w:abstractNum w:abstractNumId="19" w15:restartNumberingAfterBreak="0">
+    <w:nsid w:val="154648E3"/>
+    <w:multiLevelType w:val="multilevel"/>
+    <w:tmpl w:val="C82CD61E"/>
+    <w:lvl w:ilvl="0">
+      <w:start w:val="1"/>
+      <w:numFmt w:val="bullet"/>
+      <w:lvlText w:val=""/>
+      <w:lvlJc w:val="left"/>
+      <w:pPr>
+        <w:tabs>
+          <w:tab w:val="num" w:pos="720"/>
+        </w:tabs>
+        <w:ind w:left="720" w:hanging="360"/>
+      </w:pPr>
+      <w:rPr>
+        <w:rFonts w:ascii="Symbol" w:hAnsi="Symbol" w:hint="default"/>
+        <w:sz w:val="20"/>
+      </w:rPr>
+    </w:lvl>
+    <w:lvl w:ilvl="1" w:tentative="1">
+      <w:start w:val="1"/>
+      <w:numFmt w:val="bullet"/>
+      <w:lvlText w:val="o"/>
+      <w:lvlJc w:val="left"/>
+      <w:pPr>
+        <w:tabs>
+          <w:tab w:val="num" w:pos="1440"/>
+        </w:tabs>
+        <w:ind w:left="1440" w:hanging="360"/>
+      </w:pPr>
+      <w:rPr>
+        <w:rFonts w:ascii="Courier New" w:hAnsi="Courier New" w:hint="default"/>
+        <w:sz w:val="20"/>
+      </w:rPr>
+    </w:lvl>
+    <w:lvl w:ilvl="2" w:tentative="1">
+      <w:start w:val="1"/>
+      <w:numFmt w:val="bullet"/>
+      <w:lvlText w:val=""/>
+      <w:lvlJc w:val="left"/>
+      <w:pPr>
+        <w:tabs>
+          <w:tab w:val="num" w:pos="2160"/>
+        </w:tabs>
+        <w:ind w:left="2160" w:hanging="360"/>
+      </w:pPr>
+      <w:rPr>
+        <w:rFonts w:ascii="Wingdings" w:hAnsi="Wingdings" w:hint="default"/>
+        <w:sz w:val="20"/>
+      </w:rPr>
+    </w:lvl>
+    <w:lvl w:ilvl="3" w:tentative="1">
+      <w:start w:val="1"/>
+      <w:numFmt w:val="bullet"/>
+      <w:lvlText w:val=""/>
+      <w:lvlJc w:val="left"/>
+      <w:pPr>
+        <w:tabs>
+          <w:tab w:val="num" w:pos="2880"/>
+        </w:tabs>
+        <w:ind w:left="2880" w:hanging="360"/>
+      </w:pPr>
+      <w:rPr>
+        <w:rFonts w:ascii="Wingdings" w:hAnsi="Wingdings" w:hint="default"/>
+        <w:sz w:val="20"/>
+      </w:rPr>
+    </w:lvl>
+    <w:lvl w:ilvl="4" w:tentative="1">
+      <w:start w:val="1"/>
+      <w:numFmt w:val="bullet"/>
+      <w:lvlText w:val=""/>
+      <w:lvlJc w:val="left"/>
+      <w:pPr>
+        <w:tabs>
+          <w:tab w:val="num" w:pos="3600"/>
+        </w:tabs>
+        <w:ind w:left="3600" w:hanging="360"/>
+      </w:pPr>
+      <w:rPr>
+        <w:rFonts w:ascii="Wingdings" w:hAnsi="Wingdings" w:hint="default"/>
+        <w:sz w:val="20"/>
+      </w:rPr>
+    </w:lvl>
+    <w:lvl w:ilvl="5" w:tentative="1">
+      <w:start w:val="1"/>
+      <w:numFmt w:val="bullet"/>
+      <w:lvlText w:val=""/>
+      <w:lvlJc w:val="left"/>
+      <w:pPr>
+        <w:tabs>
+          <w:tab w:val="num" w:pos="4320"/>
+        </w:tabs>
+        <w:ind w:left="4320" w:hanging="360"/>
+      </w:pPr>
+      <w:rPr>
+        <w:rFonts w:ascii="Wingdings" w:hAnsi="Wingdings" w:hint="default"/>
+        <w:sz w:val="20"/>
+      </w:rPr>
+    </w:lvl>
+    <w:lvl w:ilvl="6" w:tentative="1">
+      <w:start w:val="1"/>
+      <w:numFmt w:val="bullet"/>
+      <w:lvlText w:val=""/>
+      <w:lvlJc w:val="left"/>
+      <w:pPr>
+        <w:tabs>
+          <w:tab w:val="num" w:pos="5040"/>
+        </w:tabs>
+        <w:ind w:left="5040" w:hanging="360"/>
+      </w:pPr>
+      <w:rPr>
+        <w:rFonts w:ascii="Wingdings" w:hAnsi="Wingdings" w:hint="default"/>
+        <w:sz w:val="20"/>
+      </w:rPr>
+    </w:lvl>
+    <w:lvl w:ilvl="7" w:tentative="1">
+      <w:start w:val="1"/>
+      <w:numFmt w:val="bullet"/>
+      <w:lvlText w:val=""/>
+      <w:lvlJc w:val="left"/>
+      <w:pPr>
+        <w:tabs>
+          <w:tab w:val="num" w:pos="5760"/>
+        </w:tabs>
+        <w:ind w:left="5760" w:hanging="360"/>
+      </w:pPr>
+      <w:rPr>
+        <w:rFonts w:ascii="Wingdings" w:hAnsi="Wingdings" w:hint="default"/>
+        <w:sz w:val="20"/>
+      </w:rPr>
+    </w:lvl>
+    <w:lvl w:ilvl="8" w:tentative="1">
+      <w:start w:val="1"/>
+      <w:numFmt w:val="bullet"/>
+      <w:lvlText w:val=""/>
+      <w:lvlJc w:val="left"/>
+      <w:pPr>
+        <w:tabs>
+          <w:tab w:val="num" w:pos="6480"/>
+        </w:tabs>
+        <w:ind w:left="6480" w:hanging="360"/>
+      </w:pPr>
+      <w:rPr>
+        <w:rFonts w:ascii="Wingdings" w:hAnsi="Wingdings" w:hint="default"/>
+        <w:sz w:val="20"/>
+      </w:rPr>
+    </w:lvl>
+  </w:abstractNum>
+  <w:abstractNum w:abstractNumId="20" w15:restartNumberingAfterBreak="0">
     <w:nsid w:val="16544E10"/>
     <w:multiLevelType w:val="multilevel"/>
     <w:tmpl w:val="03D6A820"/>
@@ -32350,7 +36626,7 @@
       </w:pPr>
     </w:lvl>
   </w:abstractNum>
-  <w:abstractNum w:abstractNumId="19" w15:restartNumberingAfterBreak="0">
+  <w:abstractNum w:abstractNumId="21" w15:restartNumberingAfterBreak="0">
     <w:nsid w:val="16A1513A"/>
     <w:multiLevelType w:val="multilevel"/>
     <w:tmpl w:val="D93421A4"/>
@@ -32499,7 +36775,7 @@
       </w:rPr>
     </w:lvl>
   </w:abstractNum>
-  <w:abstractNum w:abstractNumId="20" w15:restartNumberingAfterBreak="0">
+  <w:abstractNum w:abstractNumId="22" w15:restartNumberingAfterBreak="0">
     <w:nsid w:val="175963CA"/>
     <w:multiLevelType w:val="multilevel"/>
     <w:tmpl w:val="3432E11C"/>
@@ -32612,7 +36888,156 @@
       </w:pPr>
     </w:lvl>
   </w:abstractNum>
-  <w:abstractNum w:abstractNumId="21" w15:restartNumberingAfterBreak="0">
+  <w:abstractNum w:abstractNumId="23" w15:restartNumberingAfterBreak="0">
+    <w:nsid w:val="17B41BDD"/>
+    <w:multiLevelType w:val="multilevel"/>
+    <w:tmpl w:val="638666A0"/>
+    <w:lvl w:ilvl="0">
+      <w:start w:val="1"/>
+      <w:numFmt w:val="bullet"/>
+      <w:lvlText w:val=""/>
+      <w:lvlJc w:val="left"/>
+      <w:pPr>
+        <w:tabs>
+          <w:tab w:val="num" w:pos="720"/>
+        </w:tabs>
+        <w:ind w:left="720" w:hanging="360"/>
+      </w:pPr>
+      <w:rPr>
+        <w:rFonts w:ascii="Symbol" w:hAnsi="Symbol" w:hint="default"/>
+        <w:sz w:val="20"/>
+      </w:rPr>
+    </w:lvl>
+    <w:lvl w:ilvl="1" w:tentative="1">
+      <w:start w:val="1"/>
+      <w:numFmt w:val="bullet"/>
+      <w:lvlText w:val="o"/>
+      <w:lvlJc w:val="left"/>
+      <w:pPr>
+        <w:tabs>
+          <w:tab w:val="num" w:pos="1440"/>
+        </w:tabs>
+        <w:ind w:left="1440" w:hanging="360"/>
+      </w:pPr>
+      <w:rPr>
+        <w:rFonts w:ascii="Courier New" w:hAnsi="Courier New" w:hint="default"/>
+        <w:sz w:val="20"/>
+      </w:rPr>
+    </w:lvl>
+    <w:lvl w:ilvl="2" w:tentative="1">
+      <w:start w:val="1"/>
+      <w:numFmt w:val="bullet"/>
+      <w:lvlText w:val=""/>
+      <w:lvlJc w:val="left"/>
+      <w:pPr>
+        <w:tabs>
+          <w:tab w:val="num" w:pos="2160"/>
+        </w:tabs>
+        <w:ind w:left="2160" w:hanging="360"/>
+      </w:pPr>
+      <w:rPr>
+        <w:rFonts w:ascii="Wingdings" w:hAnsi="Wingdings" w:hint="default"/>
+        <w:sz w:val="20"/>
+      </w:rPr>
+    </w:lvl>
+    <w:lvl w:ilvl="3" w:tentative="1">
+      <w:start w:val="1"/>
+      <w:numFmt w:val="bullet"/>
+      <w:lvlText w:val=""/>
+      <w:lvlJc w:val="left"/>
+      <w:pPr>
+        <w:tabs>
+          <w:tab w:val="num" w:pos="2880"/>
+        </w:tabs>
+        <w:ind w:left="2880" w:hanging="360"/>
+      </w:pPr>
+      <w:rPr>
+        <w:rFonts w:ascii="Wingdings" w:hAnsi="Wingdings" w:hint="default"/>
+        <w:sz w:val="20"/>
+      </w:rPr>
+    </w:lvl>
+    <w:lvl w:ilvl="4" w:tentative="1">
+      <w:start w:val="1"/>
+      <w:numFmt w:val="bullet"/>
+      <w:lvlText w:val=""/>
+      <w:lvlJc w:val="left"/>
+      <w:pPr>
+        <w:tabs>
+          <w:tab w:val="num" w:pos="3600"/>
+        </w:tabs>
+        <w:ind w:left="3600" w:hanging="360"/>
+      </w:pPr>
+      <w:rPr>
+        <w:rFonts w:ascii="Wingdings" w:hAnsi="Wingdings" w:hint="default"/>
+        <w:sz w:val="20"/>
+      </w:rPr>
+    </w:lvl>
+    <w:lvl w:ilvl="5" w:tentative="1">
+      <w:start w:val="1"/>
+      <w:numFmt w:val="bullet"/>
+      <w:lvlText w:val=""/>
+      <w:lvlJc w:val="left"/>
+      <w:pPr>
+        <w:tabs>
+          <w:tab w:val="num" w:pos="4320"/>
+        </w:tabs>
+        <w:ind w:left="4320" w:hanging="360"/>
+      </w:pPr>
+      <w:rPr>
+        <w:rFonts w:ascii="Wingdings" w:hAnsi="Wingdings" w:hint="default"/>
+        <w:sz w:val="20"/>
+      </w:rPr>
+    </w:lvl>
+    <w:lvl w:ilvl="6" w:tentative="1">
+      <w:start w:val="1"/>
+      <w:numFmt w:val="bullet"/>
+      <w:lvlText w:val=""/>
+      <w:lvlJc w:val="left"/>
+      <w:pPr>
+        <w:tabs>
+          <w:tab w:val="num" w:pos="5040"/>
+        </w:tabs>
+        <w:ind w:left="5040" w:hanging="360"/>
+      </w:pPr>
+      <w:rPr>
+        <w:rFonts w:ascii="Wingdings" w:hAnsi="Wingdings" w:hint="default"/>
+        <w:sz w:val="20"/>
+      </w:rPr>
+    </w:lvl>
+    <w:lvl w:ilvl="7" w:tentative="1">
+      <w:start w:val="1"/>
+      <w:numFmt w:val="bullet"/>
+      <w:lvlText w:val=""/>
+      <w:lvlJc w:val="left"/>
+      <w:pPr>
+        <w:tabs>
+          <w:tab w:val="num" w:pos="5760"/>
+        </w:tabs>
+        <w:ind w:left="5760" w:hanging="360"/>
+      </w:pPr>
+      <w:rPr>
+        <w:rFonts w:ascii="Wingdings" w:hAnsi="Wingdings" w:hint="default"/>
+        <w:sz w:val="20"/>
+      </w:rPr>
+    </w:lvl>
+    <w:lvl w:ilvl="8" w:tentative="1">
+      <w:start w:val="1"/>
+      <w:numFmt w:val="bullet"/>
+      <w:lvlText w:val=""/>
+      <w:lvlJc w:val="left"/>
+      <w:pPr>
+        <w:tabs>
+          <w:tab w:val="num" w:pos="6480"/>
+        </w:tabs>
+        <w:ind w:left="6480" w:hanging="360"/>
+      </w:pPr>
+      <w:rPr>
+        <w:rFonts w:ascii="Wingdings" w:hAnsi="Wingdings" w:hint="default"/>
+        <w:sz w:val="20"/>
+      </w:rPr>
+    </w:lvl>
+  </w:abstractNum>
+  <w:abstractNum w:abstractNumId="24" w15:restartNumberingAfterBreak="0">
     <w:nsid w:val="17BD6146"/>
     <w:multiLevelType w:val="multilevel"/>
     <w:tmpl w:val="191476A4"/>
@@ -32761,7 +37186,7 @@
       </w:rPr>
     </w:lvl>
   </w:abstractNum>
-  <w:abstractNum w:abstractNumId="22" w15:restartNumberingAfterBreak="0">
+  <w:abstractNum w:abstractNumId="25" w15:restartNumberingAfterBreak="0">
     <w:nsid w:val="1A8D51CF"/>
     <w:multiLevelType w:val="multilevel"/>
     <w:tmpl w:val="7E0861F8"/>
@@ -32910,7 +37335,7 @@
       </w:rPr>
     </w:lvl>
   </w:abstractNum>
-  <w:abstractNum w:abstractNumId="23" w15:restartNumberingAfterBreak="0">
+  <w:abstractNum w:abstractNumId="26" w15:restartNumberingAfterBreak="0">
     <w:nsid w:val="1C1A43D2"/>
     <w:multiLevelType w:val="multilevel"/>
     <w:tmpl w:val="24A42C02"/>
@@ -33059,7 +37484,7 @@
       </w:rPr>
     </w:lvl>
   </w:abstractNum>
-  <w:abstractNum w:abstractNumId="24" w15:restartNumberingAfterBreak="0">
+  <w:abstractNum w:abstractNumId="27" w15:restartNumberingAfterBreak="0">
     <w:nsid w:val="1C4E1884"/>
     <w:multiLevelType w:val="multilevel"/>
     <w:tmpl w:val="78582A82"/>
@@ -33208,7 +37633,7 @@
       </w:rPr>
     </w:lvl>
   </w:abstractNum>
-  <w:abstractNum w:abstractNumId="25" w15:restartNumberingAfterBreak="0">
+  <w:abstractNum w:abstractNumId="28" w15:restartNumberingAfterBreak="0">
     <w:nsid w:val="1D9A5AE2"/>
     <w:multiLevelType w:val="multilevel"/>
     <w:tmpl w:val="C0A6480C"/>
@@ -33357,7 +37782,7 @@
       </w:rPr>
     </w:lvl>
   </w:abstractNum>
-  <w:abstractNum w:abstractNumId="26" w15:restartNumberingAfterBreak="0">
+  <w:abstractNum w:abstractNumId="29" w15:restartNumberingAfterBreak="0">
     <w:nsid w:val="1DB441E6"/>
     <w:multiLevelType w:val="multilevel"/>
     <w:tmpl w:val="9A80C50C"/>
@@ -33474,7 +37899,7 @@
       </w:pPr>
     </w:lvl>
   </w:abstractNum>
-  <w:abstractNum w:abstractNumId="27" w15:restartNumberingAfterBreak="0">
+  <w:abstractNum w:abstractNumId="30" w15:restartNumberingAfterBreak="0">
     <w:nsid w:val="1E5E20D4"/>
     <w:multiLevelType w:val="multilevel"/>
     <w:tmpl w:val="256C1EE0"/>
@@ -33623,7 +38048,7 @@
       </w:rPr>
     </w:lvl>
   </w:abstractNum>
-  <w:abstractNum w:abstractNumId="28" w15:restartNumberingAfterBreak="0">
+  <w:abstractNum w:abstractNumId="31" w15:restartNumberingAfterBreak="0">
     <w:nsid w:val="1FE72885"/>
     <w:multiLevelType w:val="multilevel"/>
     <w:tmpl w:val="74265CD2"/>
@@ -33772,7 +38197,7 @@
       </w:rPr>
     </w:lvl>
   </w:abstractNum>
-  <w:abstractNum w:abstractNumId="29" w15:restartNumberingAfterBreak="0">
+  <w:abstractNum w:abstractNumId="32" w15:restartNumberingAfterBreak="0">
     <w:nsid w:val="22931384"/>
     <w:multiLevelType w:val="multilevel"/>
     <w:tmpl w:val="D070D026"/>
@@ -33921,7 +38346,7 @@
       </w:rPr>
     </w:lvl>
   </w:abstractNum>
-  <w:abstractNum w:abstractNumId="30" w15:restartNumberingAfterBreak="0">
+  <w:abstractNum w:abstractNumId="33" w15:restartNumberingAfterBreak="0">
     <w:nsid w:val="22A9612F"/>
     <w:multiLevelType w:val="multilevel"/>
     <w:tmpl w:val="348660F0"/>
@@ -34070,7 +38495,7 @@
       </w:rPr>
     </w:lvl>
   </w:abstractNum>
-  <w:abstractNum w:abstractNumId="31" w15:restartNumberingAfterBreak="0">
+  <w:abstractNum w:abstractNumId="34" w15:restartNumberingAfterBreak="0">
     <w:nsid w:val="236C1087"/>
     <w:multiLevelType w:val="multilevel"/>
     <w:tmpl w:val="80A22FBA"/>
@@ -34219,7 +38644,7 @@
       </w:rPr>
     </w:lvl>
   </w:abstractNum>
-  <w:abstractNum w:abstractNumId="32" w15:restartNumberingAfterBreak="0">
+  <w:abstractNum w:abstractNumId="35" w15:restartNumberingAfterBreak="0">
     <w:nsid w:val="28E3514E"/>
     <w:multiLevelType w:val="multilevel"/>
     <w:tmpl w:val="D3A85C78"/>
@@ -34368,7 +38793,7 @@
       </w:rPr>
     </w:lvl>
   </w:abstractNum>
-  <w:abstractNum w:abstractNumId="33" w15:restartNumberingAfterBreak="0">
+  <w:abstractNum w:abstractNumId="36" w15:restartNumberingAfterBreak="0">
     <w:nsid w:val="29B83DD4"/>
     <w:multiLevelType w:val="multilevel"/>
     <w:tmpl w:val="77986B66"/>
@@ -34481,7 +38906,305 @@
       </w:pPr>
     </w:lvl>
   </w:abstractNum>
-  <w:abstractNum w:abstractNumId="34" w15:restartNumberingAfterBreak="0">
+  <w:abstractNum w:abstractNumId="37" w15:restartNumberingAfterBreak="0">
+    <w:nsid w:val="29C47ABD"/>
+    <w:multiLevelType w:val="multilevel"/>
+    <w:tmpl w:val="D33667C8"/>
+    <w:lvl w:ilvl="0">
+      <w:start w:val="1"/>
+      <w:numFmt w:val="bullet"/>
+      <w:lvlText w:val=""/>
+      <w:lvlJc w:val="left"/>
+      <w:pPr>
+        <w:tabs>
+          <w:tab w:val="num" w:pos="720"/>
+        </w:tabs>
+        <w:ind w:left="720" w:hanging="360"/>
+      </w:pPr>
+      <w:rPr>
+        <w:rFonts w:ascii="Symbol" w:hAnsi="Symbol" w:hint="default"/>
+        <w:sz w:val="20"/>
+      </w:rPr>
+    </w:lvl>
+    <w:lvl w:ilvl="1">
+      <w:start w:val="1"/>
+      <w:numFmt w:val="bullet"/>
+      <w:lvlText w:val="o"/>
+      <w:lvlJc w:val="left"/>
+      <w:pPr>
+        <w:tabs>
+          <w:tab w:val="num" w:pos="1440"/>
+        </w:tabs>
+        <w:ind w:left="1440" w:hanging="360"/>
+      </w:pPr>
+      <w:rPr>
+        <w:rFonts w:ascii="Courier New" w:hAnsi="Courier New" w:hint="default"/>
+        <w:sz w:val="20"/>
+      </w:rPr>
+    </w:lvl>
+    <w:lvl w:ilvl="2" w:tentative="1">
+      <w:start w:val="1"/>
+      <w:numFmt w:val="bullet"/>
+      <w:lvlText w:val=""/>
+      <w:lvlJc w:val="left"/>
+      <w:pPr>
+        <w:tabs>
+          <w:tab w:val="num" w:pos="2160"/>
+        </w:tabs>
+        <w:ind w:left="2160" w:hanging="360"/>
+      </w:pPr>
+      <w:rPr>
+        <w:rFonts w:ascii="Wingdings" w:hAnsi="Wingdings" w:hint="default"/>
+        <w:sz w:val="20"/>
+      </w:rPr>
+    </w:lvl>
+    <w:lvl w:ilvl="3" w:tentative="1">
+      <w:start w:val="1"/>
+      <w:numFmt w:val="bullet"/>
+      <w:lvlText w:val=""/>
+      <w:lvlJc w:val="left"/>
+      <w:pPr>
+        <w:tabs>
+          <w:tab w:val="num" w:pos="2880"/>
+        </w:tabs>
+        <w:ind w:left="2880" w:hanging="360"/>
+      </w:pPr>
+      <w:rPr>
+        <w:rFonts w:ascii="Wingdings" w:hAnsi="Wingdings" w:hint="default"/>
+        <w:sz w:val="20"/>
+      </w:rPr>
+    </w:lvl>
+    <w:lvl w:ilvl="4" w:tentative="1">
+      <w:start w:val="1"/>
+      <w:numFmt w:val="bullet"/>
+      <w:lvlText w:val=""/>
+      <w:lvlJc w:val="left"/>
+      <w:pPr>
+        <w:tabs>
+          <w:tab w:val="num" w:pos="3600"/>
+        </w:tabs>
+        <w:ind w:left="3600" w:hanging="360"/>
+      </w:pPr>
+      <w:rPr>
+        <w:rFonts w:ascii="Wingdings" w:hAnsi="Wingdings" w:hint="default"/>
+        <w:sz w:val="20"/>
+      </w:rPr>
+    </w:lvl>
+    <w:lvl w:ilvl="5" w:tentative="1">
+      <w:start w:val="1"/>
+      <w:numFmt w:val="bullet"/>
+      <w:lvlText w:val=""/>
+      <w:lvlJc w:val="left"/>
+      <w:pPr>
+        <w:tabs>
+          <w:tab w:val="num" w:pos="4320"/>
+        </w:tabs>
+        <w:ind w:left="4320" w:hanging="360"/>
+      </w:pPr>
+      <w:rPr>
+        <w:rFonts w:ascii="Wingdings" w:hAnsi="Wingdings" w:hint="default"/>
+        <w:sz w:val="20"/>
+      </w:rPr>
+    </w:lvl>
+    <w:lvl w:ilvl="6" w:tentative="1">
+      <w:start w:val="1"/>
+      <w:numFmt w:val="bullet"/>
+      <w:lvlText w:val=""/>
+      <w:lvlJc w:val="left"/>
+      <w:pPr>
+        <w:tabs>
+          <w:tab w:val="num" w:pos="5040"/>
+        </w:tabs>
+        <w:ind w:left="5040" w:hanging="360"/>
+      </w:pPr>
+      <w:rPr>
+        <w:rFonts w:ascii="Wingdings" w:hAnsi="Wingdings" w:hint="default"/>
+        <w:sz w:val="20"/>
+      </w:rPr>
+    </w:lvl>
+    <w:lvl w:ilvl="7" w:tentative="1">
+      <w:start w:val="1"/>
+      <w:numFmt w:val="bullet"/>
+      <w:lvlText w:val=""/>
+      <w:lvlJc w:val="left"/>
+      <w:pPr>
+        <w:tabs>
+          <w:tab w:val="num" w:pos="5760"/>
+        </w:tabs>
+        <w:ind w:left="5760" w:hanging="360"/>
+      </w:pPr>
+      <w:rPr>
+        <w:rFonts w:ascii="Wingdings" w:hAnsi="Wingdings" w:hint="default"/>
+        <w:sz w:val="20"/>
+      </w:rPr>
+    </w:lvl>
+    <w:lvl w:ilvl="8" w:tentative="1">
+      <w:start w:val="1"/>
+      <w:numFmt w:val="bullet"/>
+      <w:lvlText w:val=""/>
+      <w:lvlJc w:val="left"/>
+      <w:pPr>
+        <w:tabs>
+          <w:tab w:val="num" w:pos="6480"/>
+        </w:tabs>
+        <w:ind w:left="6480" w:hanging="360"/>
+      </w:pPr>
+      <w:rPr>
+        <w:rFonts w:ascii="Wingdings" w:hAnsi="Wingdings" w:hint="default"/>
+        <w:sz w:val="20"/>
+      </w:rPr>
+    </w:lvl>
+  </w:abstractNum>
+  <w:abstractNum w:abstractNumId="38" w15:restartNumberingAfterBreak="0">
+    <w:nsid w:val="2A9675BB"/>
+    <w:multiLevelType w:val="multilevel"/>
+    <w:tmpl w:val="97CCEECA"/>
+    <w:lvl w:ilvl="0">
+      <w:start w:val="1"/>
+      <w:numFmt w:val="bullet"/>
+      <w:lvlText w:val=""/>
+      <w:lvlJc w:val="left"/>
+      <w:pPr>
+        <w:tabs>
+          <w:tab w:val="num" w:pos="720"/>
+        </w:tabs>
+        <w:ind w:left="720" w:hanging="360"/>
+      </w:pPr>
+      <w:rPr>
+        <w:rFonts w:ascii="Symbol" w:hAnsi="Symbol" w:hint="default"/>
+        <w:sz w:val="20"/>
+      </w:rPr>
+    </w:lvl>
+    <w:lvl w:ilvl="1" w:tentative="1">
+      <w:start w:val="1"/>
+      <w:numFmt w:val="bullet"/>
+      <w:lvlText w:val="o"/>
+      <w:lvlJc w:val="left"/>
+      <w:pPr>
+        <w:tabs>
+          <w:tab w:val="num" w:pos="1440"/>
+        </w:tabs>
+        <w:ind w:left="1440" w:hanging="360"/>
+      </w:pPr>
+      <w:rPr>
+        <w:rFonts w:ascii="Courier New" w:hAnsi="Courier New" w:hint="default"/>
+        <w:sz w:val="20"/>
+      </w:rPr>
+    </w:lvl>
+    <w:lvl w:ilvl="2" w:tentative="1">
+      <w:start w:val="1"/>
+      <w:numFmt w:val="bullet"/>
+      <w:lvlText w:val=""/>
+      <w:lvlJc w:val="left"/>
+      <w:pPr>
+        <w:tabs>
+          <w:tab w:val="num" w:pos="2160"/>
+        </w:tabs>
+        <w:ind w:left="2160" w:hanging="360"/>
+      </w:pPr>
+      <w:rPr>
+        <w:rFonts w:ascii="Wingdings" w:hAnsi="Wingdings" w:hint="default"/>
+        <w:sz w:val="20"/>
+      </w:rPr>
+    </w:lvl>
+    <w:lvl w:ilvl="3" w:tentative="1">
+      <w:start w:val="1"/>
+      <w:numFmt w:val="bullet"/>
+      <w:lvlText w:val=""/>
+      <w:lvlJc w:val="left"/>
+      <w:pPr>
+        <w:tabs>
+          <w:tab w:val="num" w:pos="2880"/>
+        </w:tabs>
+        <w:ind w:left="2880" w:hanging="360"/>
+      </w:pPr>
+      <w:rPr>
+        <w:rFonts w:ascii="Wingdings" w:hAnsi="Wingdings" w:hint="default"/>
+        <w:sz w:val="20"/>
+      </w:rPr>
+    </w:lvl>
+    <w:lvl w:ilvl="4" w:tentative="1">
+      <w:start w:val="1"/>
+      <w:numFmt w:val="bullet"/>
+      <w:lvlText w:val=""/>
+      <w:lvlJc w:val="left"/>
+      <w:pPr>
+        <w:tabs>
+          <w:tab w:val="num" w:pos="3600"/>
+        </w:tabs>
+        <w:ind w:left="3600" w:hanging="360"/>
+      </w:pPr>
+      <w:rPr>
+        <w:rFonts w:ascii="Wingdings" w:hAnsi="Wingdings" w:hint="default"/>
+        <w:sz w:val="20"/>
+      </w:rPr>
+    </w:lvl>
+    <w:lvl w:ilvl="5" w:tentative="1">
+      <w:start w:val="1"/>
+      <w:numFmt w:val="bullet"/>
+      <w:lvlText w:val=""/>
+      <w:lvlJc w:val="left"/>
+      <w:pPr>
+        <w:tabs>
+          <w:tab w:val="num" w:pos="4320"/>
+        </w:tabs>
+        <w:ind w:left="4320" w:hanging="360"/>
+      </w:pPr>
+      <w:rPr>
+        <w:rFonts w:ascii="Wingdings" w:hAnsi="Wingdings" w:hint="default"/>
+        <w:sz w:val="20"/>
+      </w:rPr>
+    </w:lvl>
+    <w:lvl w:ilvl="6" w:tentative="1">
+      <w:start w:val="1"/>
+      <w:numFmt w:val="bullet"/>
+      <w:lvlText w:val=""/>
+      <w:lvlJc w:val="left"/>
+      <w:pPr>
+        <w:tabs>
+          <w:tab w:val="num" w:pos="5040"/>
+        </w:tabs>
+        <w:ind w:left="5040" w:hanging="360"/>
+      </w:pPr>
+      <w:rPr>
+        <w:rFonts w:ascii="Wingdings" w:hAnsi="Wingdings" w:hint="default"/>
+        <w:sz w:val="20"/>
+      </w:rPr>
+    </w:lvl>
+    <w:lvl w:ilvl="7" w:tentative="1">
+      <w:start w:val="1"/>
+      <w:numFmt w:val="bullet"/>
+      <w:lvlText w:val=""/>
+      <w:lvlJc w:val="left"/>
+      <w:pPr>
+        <w:tabs>
+          <w:tab w:val="num" w:pos="5760"/>
+        </w:tabs>
+        <w:ind w:left="5760" w:hanging="360"/>
+      </w:pPr>
+      <w:rPr>
+        <w:rFonts w:ascii="Wingdings" w:hAnsi="Wingdings" w:hint="default"/>
+        <w:sz w:val="20"/>
+      </w:rPr>
+    </w:lvl>
+    <w:lvl w:ilvl="8" w:tentative="1">
+      <w:start w:val="1"/>
+      <w:numFmt w:val="bullet"/>
+      <w:lvlText w:val=""/>
+      <w:lvlJc w:val="left"/>
+      <w:pPr>
+        <w:tabs>
+          <w:tab w:val="num" w:pos="6480"/>
+        </w:tabs>
+        <w:ind w:left="6480" w:hanging="360"/>
+      </w:pPr>
+      <w:rPr>
+        <w:rFonts w:ascii="Wingdings" w:hAnsi="Wingdings" w:hint="default"/>
+        <w:sz w:val="20"/>
+      </w:rPr>
+    </w:lvl>
+  </w:abstractNum>
+  <w:abstractNum w:abstractNumId="39" w15:restartNumberingAfterBreak="0">
     <w:nsid w:val="2AA659ED"/>
     <w:multiLevelType w:val="multilevel"/>
     <w:tmpl w:val="407AD74E"/>
@@ -34594,7 +39317,7 @@
       </w:pPr>
     </w:lvl>
   </w:abstractNum>
-  <w:abstractNum w:abstractNumId="35" w15:restartNumberingAfterBreak="0">
+  <w:abstractNum w:abstractNumId="40" w15:restartNumberingAfterBreak="0">
     <w:nsid w:val="2C86530B"/>
     <w:multiLevelType w:val="multilevel"/>
     <w:tmpl w:val="36C8EA5C"/>
@@ -34743,7 +39466,7 @@
       </w:rPr>
     </w:lvl>
   </w:abstractNum>
-  <w:abstractNum w:abstractNumId="36" w15:restartNumberingAfterBreak="0">
+  <w:abstractNum w:abstractNumId="41" w15:restartNumberingAfterBreak="0">
     <w:nsid w:val="2CD23C76"/>
     <w:multiLevelType w:val="multilevel"/>
     <w:tmpl w:val="78B8CD36"/>
@@ -34892,7 +39615,156 @@
       </w:rPr>
     </w:lvl>
   </w:abstractNum>
-  <w:abstractNum w:abstractNumId="37" w15:restartNumberingAfterBreak="0">
+  <w:abstractNum w:abstractNumId="42" w15:restartNumberingAfterBreak="0">
+    <w:nsid w:val="2DB12C3C"/>
+    <w:multiLevelType w:val="multilevel"/>
+    <w:tmpl w:val="62B08600"/>
+    <w:lvl w:ilvl="0">
+      <w:start w:val="1"/>
+      <w:numFmt w:val="bullet"/>
+      <w:lvlText w:val=""/>
+      <w:lvlJc w:val="left"/>
+      <w:pPr>
+        <w:tabs>
+          <w:tab w:val="num" w:pos="720"/>
+        </w:tabs>
+        <w:ind w:left="720" w:hanging="360"/>
+      </w:pPr>
+      <w:rPr>
+        <w:rFonts w:ascii="Symbol" w:hAnsi="Symbol" w:hint="default"/>
+        <w:sz w:val="20"/>
+      </w:rPr>
+    </w:lvl>
+    <w:lvl w:ilvl="1">
+      <w:start w:val="1"/>
+      <w:numFmt w:val="bullet"/>
+      <w:lvlText w:val="o"/>
+      <w:lvlJc w:val="left"/>
+      <w:pPr>
+        <w:tabs>
+          <w:tab w:val="num" w:pos="1440"/>
+        </w:tabs>
+        <w:ind w:left="1440" w:hanging="360"/>
+      </w:pPr>
+      <w:rPr>
+        <w:rFonts w:ascii="Courier New" w:hAnsi="Courier New" w:hint="default"/>
+        <w:sz w:val="20"/>
+      </w:rPr>
+    </w:lvl>
+    <w:lvl w:ilvl="2" w:tentative="1">
+      <w:start w:val="1"/>
+      <w:numFmt w:val="bullet"/>
+      <w:lvlText w:val=""/>
+      <w:lvlJc w:val="left"/>
+      <w:pPr>
+        <w:tabs>
+          <w:tab w:val="num" w:pos="2160"/>
+        </w:tabs>
+        <w:ind w:left="2160" w:hanging="360"/>
+      </w:pPr>
+      <w:rPr>
+        <w:rFonts w:ascii="Wingdings" w:hAnsi="Wingdings" w:hint="default"/>
+        <w:sz w:val="20"/>
+      </w:rPr>
+    </w:lvl>
+    <w:lvl w:ilvl="3" w:tentative="1">
+      <w:start w:val="1"/>
+      <w:numFmt w:val="bullet"/>
+      <w:lvlText w:val=""/>
+      <w:lvlJc w:val="left"/>
+      <w:pPr>
+        <w:tabs>
+          <w:tab w:val="num" w:pos="2880"/>
+        </w:tabs>
+        <w:ind w:left="2880" w:hanging="360"/>
+      </w:pPr>
+      <w:rPr>
+        <w:rFonts w:ascii="Wingdings" w:hAnsi="Wingdings" w:hint="default"/>
+        <w:sz w:val="20"/>
+      </w:rPr>
+    </w:lvl>
+    <w:lvl w:ilvl="4" w:tentative="1">
+      <w:start w:val="1"/>
+      <w:numFmt w:val="bullet"/>
+      <w:lvlText w:val=""/>
+      <w:lvlJc w:val="left"/>
+      <w:pPr>
+        <w:tabs>
+          <w:tab w:val="num" w:pos="3600"/>
+        </w:tabs>
+        <w:ind w:left="3600" w:hanging="360"/>
+      </w:pPr>
+      <w:rPr>
+        <w:rFonts w:ascii="Wingdings" w:hAnsi="Wingdings" w:hint="default"/>
+        <w:sz w:val="20"/>
+      </w:rPr>
+    </w:lvl>
+    <w:lvl w:ilvl="5" w:tentative="1">
+      <w:start w:val="1"/>
+      <w:numFmt w:val="bullet"/>
+      <w:lvlText w:val=""/>
+      <w:lvlJc w:val="left"/>
+      <w:pPr>
+        <w:tabs>
+          <w:tab w:val="num" w:pos="4320"/>
+        </w:tabs>
+        <w:ind w:left="4320" w:hanging="360"/>
+      </w:pPr>
+      <w:rPr>
+        <w:rFonts w:ascii="Wingdings" w:hAnsi="Wingdings" w:hint="default"/>
+        <w:sz w:val="20"/>
+      </w:rPr>
+    </w:lvl>
+    <w:lvl w:ilvl="6" w:tentative="1">
+      <w:start w:val="1"/>
+      <w:numFmt w:val="bullet"/>
+      <w:lvlText w:val=""/>
+      <w:lvlJc w:val="left"/>
+      <w:pPr>
+        <w:tabs>
+          <w:tab w:val="num" w:pos="5040"/>
+        </w:tabs>
+        <w:ind w:left="5040" w:hanging="360"/>
+      </w:pPr>
+      <w:rPr>
+        <w:rFonts w:ascii="Wingdings" w:hAnsi="Wingdings" w:hint="default"/>
+        <w:sz w:val="20"/>
+      </w:rPr>
+    </w:lvl>
+    <w:lvl w:ilvl="7" w:tentative="1">
+      <w:start w:val="1"/>
+      <w:numFmt w:val="bullet"/>
+      <w:lvlText w:val=""/>
+      <w:lvlJc w:val="left"/>
+      <w:pPr>
+        <w:tabs>
+          <w:tab w:val="num" w:pos="5760"/>
+        </w:tabs>
+        <w:ind w:left="5760" w:hanging="360"/>
+      </w:pPr>
+      <w:rPr>
+        <w:rFonts w:ascii="Wingdings" w:hAnsi="Wingdings" w:hint="default"/>
+        <w:sz w:val="20"/>
+      </w:rPr>
+    </w:lvl>
+    <w:lvl w:ilvl="8" w:tentative="1">
+      <w:start w:val="1"/>
+      <w:numFmt w:val="bullet"/>
+      <w:lvlText w:val=""/>
+      <w:lvlJc w:val="left"/>
+      <w:pPr>
+        <w:tabs>
+          <w:tab w:val="num" w:pos="6480"/>
+        </w:tabs>
+        <w:ind w:left="6480" w:hanging="360"/>
+      </w:pPr>
+      <w:rPr>
+        <w:rFonts w:ascii="Wingdings" w:hAnsi="Wingdings" w:hint="default"/>
+        <w:sz w:val="20"/>
+      </w:rPr>
+    </w:lvl>
+  </w:abstractNum>
+  <w:abstractNum w:abstractNumId="43" w15:restartNumberingAfterBreak="0">
     <w:nsid w:val="2ECD2EEE"/>
     <w:multiLevelType w:val="multilevel"/>
     <w:tmpl w:val="37261F72"/>
@@ -35041,7 +39913,7 @@
       </w:rPr>
     </w:lvl>
   </w:abstractNum>
-  <w:abstractNum w:abstractNumId="38" w15:restartNumberingAfterBreak="0">
+  <w:abstractNum w:abstractNumId="44" w15:restartNumberingAfterBreak="0">
     <w:nsid w:val="305F7B59"/>
     <w:multiLevelType w:val="multilevel"/>
     <w:tmpl w:val="A9686992"/>
@@ -35190,7 +40062,7 @@
       </w:rPr>
     </w:lvl>
   </w:abstractNum>
-  <w:abstractNum w:abstractNumId="39" w15:restartNumberingAfterBreak="0">
+  <w:abstractNum w:abstractNumId="45" w15:restartNumberingAfterBreak="0">
     <w:nsid w:val="30E62712"/>
     <w:multiLevelType w:val="multilevel"/>
     <w:tmpl w:val="22AED008"/>
@@ -35311,7 +40183,7 @@
       </w:pPr>
     </w:lvl>
   </w:abstractNum>
-  <w:abstractNum w:abstractNumId="40" w15:restartNumberingAfterBreak="0">
+  <w:abstractNum w:abstractNumId="46" w15:restartNumberingAfterBreak="0">
     <w:nsid w:val="32646E50"/>
     <w:multiLevelType w:val="multilevel"/>
     <w:tmpl w:val="A4049808"/>
@@ -35460,7 +40332,7 @@
       </w:rPr>
     </w:lvl>
   </w:abstractNum>
-  <w:abstractNum w:abstractNumId="41" w15:restartNumberingAfterBreak="0">
+  <w:abstractNum w:abstractNumId="47" w15:restartNumberingAfterBreak="0">
     <w:nsid w:val="32D972B2"/>
     <w:multiLevelType w:val="multilevel"/>
     <w:tmpl w:val="D01EA5F0"/>
@@ -35609,7 +40481,7 @@
       </w:rPr>
     </w:lvl>
   </w:abstractNum>
-  <w:abstractNum w:abstractNumId="42" w15:restartNumberingAfterBreak="0">
+  <w:abstractNum w:abstractNumId="48" w15:restartNumberingAfterBreak="0">
     <w:nsid w:val="33C412F4"/>
     <w:multiLevelType w:val="multilevel"/>
     <w:tmpl w:val="A45CDE08"/>
@@ -35758,7 +40630,7 @@
       </w:rPr>
     </w:lvl>
   </w:abstractNum>
-  <w:abstractNum w:abstractNumId="43" w15:restartNumberingAfterBreak="0">
+  <w:abstractNum w:abstractNumId="49" w15:restartNumberingAfterBreak="0">
     <w:nsid w:val="346E1B2A"/>
     <w:multiLevelType w:val="multilevel"/>
     <w:tmpl w:val="A4C6EA06"/>
@@ -35907,7 +40779,7 @@
       </w:rPr>
     </w:lvl>
   </w:abstractNum>
-  <w:abstractNum w:abstractNumId="44" w15:restartNumberingAfterBreak="0">
+  <w:abstractNum w:abstractNumId="50" w15:restartNumberingAfterBreak="0">
     <w:nsid w:val="34C055AC"/>
     <w:multiLevelType w:val="multilevel"/>
     <w:tmpl w:val="D2047450"/>
@@ -36056,7 +40928,7 @@
       </w:rPr>
     </w:lvl>
   </w:abstractNum>
-  <w:abstractNum w:abstractNumId="45" w15:restartNumberingAfterBreak="0">
+  <w:abstractNum w:abstractNumId="51" w15:restartNumberingAfterBreak="0">
     <w:nsid w:val="34FF4E52"/>
     <w:multiLevelType w:val="multilevel"/>
     <w:tmpl w:val="D0DE527A"/>
@@ -36205,7 +41077,7 @@
       </w:rPr>
     </w:lvl>
   </w:abstractNum>
-  <w:abstractNum w:abstractNumId="46" w15:restartNumberingAfterBreak="0">
+  <w:abstractNum w:abstractNumId="52" w15:restartNumberingAfterBreak="0">
     <w:nsid w:val="36410EE9"/>
     <w:multiLevelType w:val="multilevel"/>
     <w:tmpl w:val="47840260"/>
@@ -36354,7 +41226,7 @@
       </w:rPr>
     </w:lvl>
   </w:abstractNum>
-  <w:abstractNum w:abstractNumId="47" w15:restartNumberingAfterBreak="0">
+  <w:abstractNum w:abstractNumId="53" w15:restartNumberingAfterBreak="0">
     <w:nsid w:val="367E513F"/>
     <w:multiLevelType w:val="multilevel"/>
     <w:tmpl w:val="63B21234"/>
@@ -36503,7 +41375,269 @@
       </w:rPr>
     </w:lvl>
   </w:abstractNum>
-  <w:abstractNum w:abstractNumId="48" w15:restartNumberingAfterBreak="0">
+  <w:abstractNum w:abstractNumId="54" w15:restartNumberingAfterBreak="0">
+    <w:nsid w:val="37741698"/>
+    <w:multiLevelType w:val="multilevel"/>
+    <w:tmpl w:val="D9146B5A"/>
+    <w:lvl w:ilvl="0">
+      <w:start w:val="1"/>
+      <w:numFmt w:val="decimal"/>
+      <w:lvlText w:val="%1."/>
+      <w:lvlJc w:val="left"/>
+      <w:pPr>
+        <w:tabs>
+          <w:tab w:val="num" w:pos="720"/>
+        </w:tabs>
+        <w:ind w:left="720" w:hanging="360"/>
+      </w:pPr>
+    </w:lvl>
+    <w:lvl w:ilvl="1" w:tentative="1">
+      <w:start w:val="1"/>
+      <w:numFmt w:val="decimal"/>
+      <w:lvlText w:val="%2."/>
+      <w:lvlJc w:val="left"/>
+      <w:pPr>
+        <w:tabs>
+          <w:tab w:val="num" w:pos="1440"/>
+        </w:tabs>
+        <w:ind w:left="1440" w:hanging="360"/>
+      </w:pPr>
+    </w:lvl>
+    <w:lvl w:ilvl="2" w:tentative="1">
+      <w:start w:val="1"/>
+      <w:numFmt w:val="decimal"/>
+      <w:lvlText w:val="%3."/>
+      <w:lvlJc w:val="left"/>
+      <w:pPr>
+        <w:tabs>
+          <w:tab w:val="num" w:pos="2160"/>
+        </w:tabs>
+        <w:ind w:left="2160" w:hanging="360"/>
+      </w:pPr>
+    </w:lvl>
+    <w:lvl w:ilvl="3" w:tentative="1">
+      <w:start w:val="1"/>
+      <w:numFmt w:val="decimal"/>
+      <w:lvlText w:val="%4."/>
+      <w:lvlJc w:val="left"/>
+      <w:pPr>
+        <w:tabs>
+          <w:tab w:val="num" w:pos="2880"/>
+        </w:tabs>
+        <w:ind w:left="2880" w:hanging="360"/>
+      </w:pPr>
+    </w:lvl>
+    <w:lvl w:ilvl="4" w:tentative="1">
+      <w:start w:val="1"/>
+      <w:numFmt w:val="decimal"/>
+      <w:lvlText w:val="%5."/>
+      <w:lvlJc w:val="left"/>
+      <w:pPr>
+        <w:tabs>
+          <w:tab w:val="num" w:pos="3600"/>
+        </w:tabs>
+        <w:ind w:left="3600" w:hanging="360"/>
+      </w:pPr>
+    </w:lvl>
+    <w:lvl w:ilvl="5" w:tentative="1">
+      <w:start w:val="1"/>
+      <w:numFmt w:val="decimal"/>
+      <w:lvlText w:val="%6."/>
+      <w:lvlJc w:val="left"/>
+      <w:pPr>
+        <w:tabs>
+          <w:tab w:val="num" w:pos="4320"/>
+        </w:tabs>
+        <w:ind w:left="4320" w:hanging="360"/>
+      </w:pPr>
+    </w:lvl>
+    <w:lvl w:ilvl="6" w:tentative="1">
+      <w:start w:val="1"/>
+      <w:numFmt w:val="decimal"/>
+      <w:lvlText w:val="%7."/>
+      <w:lvlJc w:val="left"/>
+      <w:pPr>
+        <w:tabs>
+          <w:tab w:val="num" w:pos="5040"/>
+        </w:tabs>
+        <w:ind w:left="5040" w:hanging="360"/>
+      </w:pPr>
+    </w:lvl>
+    <w:lvl w:ilvl="7" w:tentative="1">
+      <w:start w:val="1"/>
+      <w:numFmt w:val="decimal"/>
+      <w:lvlText w:val="%8."/>
+      <w:lvlJc w:val="left"/>
+      <w:pPr>
+        <w:tabs>
+          <w:tab w:val="num" w:pos="5760"/>
+        </w:tabs>
+        <w:ind w:left="5760" w:hanging="360"/>
+      </w:pPr>
+    </w:lvl>
+    <w:lvl w:ilvl="8" w:tentative="1">
+      <w:start w:val="1"/>
+      <w:numFmt w:val="decimal"/>
+      <w:lvlText w:val="%9."/>
+      <w:lvlJc w:val="left"/>
+      <w:pPr>
+        <w:tabs>
+          <w:tab w:val="num" w:pos="6480"/>
+        </w:tabs>
+        <w:ind w:left="6480" w:hanging="360"/>
+      </w:pPr>
+    </w:lvl>
+  </w:abstractNum>
+  <w:abstractNum w:abstractNumId="55" w15:restartNumberingAfterBreak="0">
+    <w:nsid w:val="37F8711C"/>
+    <w:multiLevelType w:val="multilevel"/>
+    <w:tmpl w:val="42F62E80"/>
+    <w:lvl w:ilvl="0">
+      <w:start w:val="1"/>
+      <w:numFmt w:val="bullet"/>
+      <w:lvlText w:val=""/>
+      <w:lvlJc w:val="left"/>
+      <w:pPr>
+        <w:tabs>
+          <w:tab w:val="num" w:pos="720"/>
+        </w:tabs>
+        <w:ind w:left="720" w:hanging="360"/>
+      </w:pPr>
+      <w:rPr>
+        <w:rFonts w:ascii="Symbol" w:hAnsi="Symbol" w:hint="default"/>
+        <w:sz w:val="20"/>
+      </w:rPr>
+    </w:lvl>
+    <w:lvl w:ilvl="1" w:tentative="1">
+      <w:start w:val="1"/>
+      <w:numFmt w:val="bullet"/>
+      <w:lvlText w:val="o"/>
+      <w:lvlJc w:val="left"/>
+      <w:pPr>
+        <w:tabs>
+          <w:tab w:val="num" w:pos="1440"/>
+        </w:tabs>
+        <w:ind w:left="1440" w:hanging="360"/>
+      </w:pPr>
+      <w:rPr>
+        <w:rFonts w:ascii="Courier New" w:hAnsi="Courier New" w:hint="default"/>
+        <w:sz w:val="20"/>
+      </w:rPr>
+    </w:lvl>
+    <w:lvl w:ilvl="2" w:tentative="1">
+      <w:start w:val="1"/>
+      <w:numFmt w:val="bullet"/>
+      <w:lvlText w:val=""/>
+      <w:lvlJc w:val="left"/>
+      <w:pPr>
+        <w:tabs>
+          <w:tab w:val="num" w:pos="2160"/>
+        </w:tabs>
+        <w:ind w:left="2160" w:hanging="360"/>
+      </w:pPr>
+      <w:rPr>
+        <w:rFonts w:ascii="Wingdings" w:hAnsi="Wingdings" w:hint="default"/>
+        <w:sz w:val="20"/>
+      </w:rPr>
+    </w:lvl>
+    <w:lvl w:ilvl="3" w:tentative="1">
+      <w:start w:val="1"/>
+      <w:numFmt w:val="bullet"/>
+      <w:lvlText w:val=""/>
+      <w:lvlJc w:val="left"/>
+      <w:pPr>
+        <w:tabs>
+          <w:tab w:val="num" w:pos="2880"/>
+        </w:tabs>
+        <w:ind w:left="2880" w:hanging="360"/>
+      </w:pPr>
+      <w:rPr>
+        <w:rFonts w:ascii="Wingdings" w:hAnsi="Wingdings" w:hint="default"/>
+        <w:sz w:val="20"/>
+      </w:rPr>
+    </w:lvl>
+    <w:lvl w:ilvl="4" w:tentative="1">
+      <w:start w:val="1"/>
+      <w:numFmt w:val="bullet"/>
+      <w:lvlText w:val=""/>
+      <w:lvlJc w:val="left"/>
+      <w:pPr>
+        <w:tabs>
+          <w:tab w:val="num" w:pos="3600"/>
+        </w:tabs>
+        <w:ind w:left="3600" w:hanging="360"/>
+      </w:pPr>
+      <w:rPr>
+        <w:rFonts w:ascii="Wingdings" w:hAnsi="Wingdings" w:hint="default"/>
+        <w:sz w:val="20"/>
+      </w:rPr>
+    </w:lvl>
+    <w:lvl w:ilvl="5" w:tentative="1">
+      <w:start w:val="1"/>
+      <w:numFmt w:val="bullet"/>
+      <w:lvlText w:val=""/>
+      <w:lvlJc w:val="left"/>
+      <w:pPr>
+        <w:tabs>
+          <w:tab w:val="num" w:pos="4320"/>
+        </w:tabs>
+        <w:ind w:left="4320" w:hanging="360"/>
+      </w:pPr>
+      <w:rPr>
+        <w:rFonts w:ascii="Wingdings" w:hAnsi="Wingdings" w:hint="default"/>
+        <w:sz w:val="20"/>
+      </w:rPr>
+    </w:lvl>
+    <w:lvl w:ilvl="6" w:tentative="1">
+      <w:start w:val="1"/>
+      <w:numFmt w:val="bullet"/>
+      <w:lvlText w:val=""/>
+      <w:lvlJc w:val="left"/>
+      <w:pPr>
+        <w:tabs>
+          <w:tab w:val="num" w:pos="5040"/>
+        </w:tabs>
+        <w:ind w:left="5040" w:hanging="360"/>
+      </w:pPr>
+      <w:rPr>
+        <w:rFonts w:ascii="Wingdings" w:hAnsi="Wingdings" w:hint="default"/>
+        <w:sz w:val="20"/>
+      </w:rPr>
+    </w:lvl>
+    <w:lvl w:ilvl="7" w:tentative="1">
+      <w:start w:val="1"/>
+      <w:numFmt w:val="bullet"/>
+      <w:lvlText w:val=""/>
+      <w:lvlJc w:val="left"/>
+      <w:pPr>
+        <w:tabs>
+          <w:tab w:val="num" w:pos="5760"/>
+        </w:tabs>
+        <w:ind w:left="5760" w:hanging="360"/>
+      </w:pPr>
+      <w:rPr>
+        <w:rFonts w:ascii="Wingdings" w:hAnsi="Wingdings" w:hint="default"/>
+        <w:sz w:val="20"/>
+      </w:rPr>
+    </w:lvl>
+    <w:lvl w:ilvl="8" w:tentative="1">
+      <w:start w:val="1"/>
+      <w:numFmt w:val="bullet"/>
+      <w:lvlText w:val=""/>
+      <w:lvlJc w:val="left"/>
+      <w:pPr>
+        <w:tabs>
+          <w:tab w:val="num" w:pos="6480"/>
+        </w:tabs>
+        <w:ind w:left="6480" w:hanging="360"/>
+      </w:pPr>
+      <w:rPr>
+        <w:rFonts w:ascii="Wingdings" w:hAnsi="Wingdings" w:hint="default"/>
+        <w:sz w:val="20"/>
+      </w:rPr>
+    </w:lvl>
+  </w:abstractNum>
+  <w:abstractNum w:abstractNumId="56" w15:restartNumberingAfterBreak="0">
     <w:nsid w:val="38EF759D"/>
     <w:multiLevelType w:val="multilevel"/>
     <w:tmpl w:val="D4485628"/>
@@ -36624,7 +41758,7 @@
       </w:pPr>
     </w:lvl>
   </w:abstractNum>
-  <w:abstractNum w:abstractNumId="49" w15:restartNumberingAfterBreak="0">
+  <w:abstractNum w:abstractNumId="57" w15:restartNumberingAfterBreak="0">
     <w:nsid w:val="395A6C5E"/>
     <w:multiLevelType w:val="multilevel"/>
     <w:tmpl w:val="4C000210"/>
@@ -36773,7 +41907,7 @@
       </w:rPr>
     </w:lvl>
   </w:abstractNum>
-  <w:abstractNum w:abstractNumId="50" w15:restartNumberingAfterBreak="0">
+  <w:abstractNum w:abstractNumId="58" w15:restartNumberingAfterBreak="0">
     <w:nsid w:val="39CD1AEE"/>
     <w:multiLevelType w:val="multilevel"/>
     <w:tmpl w:val="C81ED11A"/>
@@ -36922,7 +42056,7 @@
       </w:rPr>
     </w:lvl>
   </w:abstractNum>
-  <w:abstractNum w:abstractNumId="51" w15:restartNumberingAfterBreak="0">
+  <w:abstractNum w:abstractNumId="59" w15:restartNumberingAfterBreak="0">
     <w:nsid w:val="3A0517A0"/>
     <w:multiLevelType w:val="multilevel"/>
     <w:tmpl w:val="0BA073DA"/>
@@ -37071,7 +42205,7 @@
       </w:rPr>
     </w:lvl>
   </w:abstractNum>
-  <w:abstractNum w:abstractNumId="52" w15:restartNumberingAfterBreak="0">
+  <w:abstractNum w:abstractNumId="60" w15:restartNumberingAfterBreak="0">
     <w:nsid w:val="3C763FDB"/>
     <w:multiLevelType w:val="multilevel"/>
     <w:tmpl w:val="D1809A2C"/>
@@ -37220,7 +42354,7 @@
       </w:rPr>
     </w:lvl>
   </w:abstractNum>
-  <w:abstractNum w:abstractNumId="53" w15:restartNumberingAfterBreak="0">
+  <w:abstractNum w:abstractNumId="61" w15:restartNumberingAfterBreak="0">
     <w:nsid w:val="3CB64DAD"/>
     <w:multiLevelType w:val="multilevel"/>
     <w:tmpl w:val="7D0CAD38"/>
@@ -37369,7 +42503,7 @@
       </w:rPr>
     </w:lvl>
   </w:abstractNum>
-  <w:abstractNum w:abstractNumId="54" w15:restartNumberingAfterBreak="0">
+  <w:abstractNum w:abstractNumId="62" w15:restartNumberingAfterBreak="0">
     <w:nsid w:val="3D1479BE"/>
     <w:multiLevelType w:val="multilevel"/>
     <w:tmpl w:val="A1B05390"/>
@@ -37486,7 +42620,7 @@
       </w:pPr>
     </w:lvl>
   </w:abstractNum>
-  <w:abstractNum w:abstractNumId="55" w15:restartNumberingAfterBreak="0">
+  <w:abstractNum w:abstractNumId="63" w15:restartNumberingAfterBreak="0">
     <w:nsid w:val="3DBA5664"/>
     <w:multiLevelType w:val="multilevel"/>
     <w:tmpl w:val="2518942E"/>
@@ -37635,7 +42769,7 @@
       </w:rPr>
     </w:lvl>
   </w:abstractNum>
-  <w:abstractNum w:abstractNumId="56" w15:restartNumberingAfterBreak="0">
+  <w:abstractNum w:abstractNumId="64" w15:restartNumberingAfterBreak="0">
     <w:nsid w:val="3DD14924"/>
     <w:multiLevelType w:val="multilevel"/>
     <w:tmpl w:val="67D01CF4"/>
@@ -37784,7 +42918,7 @@
       </w:rPr>
     </w:lvl>
   </w:abstractNum>
-  <w:abstractNum w:abstractNumId="57" w15:restartNumberingAfterBreak="0">
+  <w:abstractNum w:abstractNumId="65" w15:restartNumberingAfterBreak="0">
     <w:nsid w:val="3DE66276"/>
     <w:multiLevelType w:val="multilevel"/>
     <w:tmpl w:val="405C6038"/>
@@ -37933,7 +43067,7 @@
       </w:rPr>
     </w:lvl>
   </w:abstractNum>
-  <w:abstractNum w:abstractNumId="58" w15:restartNumberingAfterBreak="0">
+  <w:abstractNum w:abstractNumId="66" w15:restartNumberingAfterBreak="0">
     <w:nsid w:val="40CD3581"/>
     <w:multiLevelType w:val="multilevel"/>
     <w:tmpl w:val="AE3E3042"/>
@@ -38082,7 +43216,7 @@
       </w:rPr>
     </w:lvl>
   </w:abstractNum>
-  <w:abstractNum w:abstractNumId="59" w15:restartNumberingAfterBreak="0">
+  <w:abstractNum w:abstractNumId="67" w15:restartNumberingAfterBreak="0">
     <w:nsid w:val="41203762"/>
     <w:multiLevelType w:val="multilevel"/>
     <w:tmpl w:val="F8A8E6C0"/>
@@ -38231,7 +43365,7 @@
       </w:rPr>
     </w:lvl>
   </w:abstractNum>
-  <w:abstractNum w:abstractNumId="60" w15:restartNumberingAfterBreak="0">
+  <w:abstractNum w:abstractNumId="68" w15:restartNumberingAfterBreak="0">
     <w:nsid w:val="42A628B8"/>
     <w:multiLevelType w:val="multilevel"/>
     <w:tmpl w:val="959C1C3E"/>
@@ -38380,7 +43514,7 @@
       </w:rPr>
     </w:lvl>
   </w:abstractNum>
-  <w:abstractNum w:abstractNumId="61" w15:restartNumberingAfterBreak="0">
+  <w:abstractNum w:abstractNumId="69" w15:restartNumberingAfterBreak="0">
     <w:nsid w:val="43155153"/>
     <w:multiLevelType w:val="multilevel"/>
     <w:tmpl w:val="44D2BE86"/>
@@ -38529,7 +43663,7 @@
       </w:rPr>
     </w:lvl>
   </w:abstractNum>
-  <w:abstractNum w:abstractNumId="62" w15:restartNumberingAfterBreak="0">
+  <w:abstractNum w:abstractNumId="70" w15:restartNumberingAfterBreak="0">
     <w:nsid w:val="43BC3538"/>
     <w:multiLevelType w:val="multilevel"/>
     <w:tmpl w:val="B3926C3A"/>
@@ -38678,7 +43812,7 @@
       </w:rPr>
     </w:lvl>
   </w:abstractNum>
-  <w:abstractNum w:abstractNumId="63" w15:restartNumberingAfterBreak="0">
+  <w:abstractNum w:abstractNumId="71" w15:restartNumberingAfterBreak="0">
     <w:nsid w:val="44442BBB"/>
     <w:multiLevelType w:val="multilevel"/>
     <w:tmpl w:val="CBF4DDD2"/>
@@ -38827,7 +43961,120 @@
       </w:rPr>
     </w:lvl>
   </w:abstractNum>
-  <w:abstractNum w:abstractNumId="64" w15:restartNumberingAfterBreak="0">
+  <w:abstractNum w:abstractNumId="72" w15:restartNumberingAfterBreak="0">
+    <w:nsid w:val="44A76DE1"/>
+    <w:multiLevelType w:val="multilevel"/>
+    <w:tmpl w:val="646A8C56"/>
+    <w:lvl w:ilvl="0">
+      <w:start w:val="1"/>
+      <w:numFmt w:val="decimal"/>
+      <w:lvlText w:val="%1."/>
+      <w:lvlJc w:val="left"/>
+      <w:pPr>
+        <w:tabs>
+          <w:tab w:val="num" w:pos="720"/>
+        </w:tabs>
+        <w:ind w:left="720" w:hanging="360"/>
+      </w:pPr>
+    </w:lvl>
+    <w:lvl w:ilvl="1" w:tentative="1">
+      <w:start w:val="1"/>
+      <w:numFmt w:val="decimal"/>
+      <w:lvlText w:val="%2."/>
+      <w:lvlJc w:val="left"/>
+      <w:pPr>
+        <w:tabs>
+          <w:tab w:val="num" w:pos="1440"/>
+        </w:tabs>
+        <w:ind w:left="1440" w:hanging="360"/>
+      </w:pPr>
+    </w:lvl>
+    <w:lvl w:ilvl="2" w:tentative="1">
+      <w:start w:val="1"/>
+      <w:numFmt w:val="decimal"/>
+      <w:lvlText w:val="%3."/>
+      <w:lvlJc w:val="left"/>
+      <w:pPr>
+        <w:tabs>
+          <w:tab w:val="num" w:pos="2160"/>
+        </w:tabs>
+        <w:ind w:left="2160" w:hanging="360"/>
+      </w:pPr>
+    </w:lvl>
+    <w:lvl w:ilvl="3" w:tentative="1">
+      <w:start w:val="1"/>
+      <w:numFmt w:val="decimal"/>
+      <w:lvlText w:val="%4."/>
+      <w:lvlJc w:val="left"/>
+      <w:pPr>
+        <w:tabs>
+          <w:tab w:val="num" w:pos="2880"/>
+        </w:tabs>
+        <w:ind w:left="2880" w:hanging="360"/>
+      </w:pPr>
+    </w:lvl>
+    <w:lvl w:ilvl="4" w:tentative="1">
+      <w:start w:val="1"/>
+      <w:numFmt w:val="decimal"/>
+      <w:lvlText w:val="%5."/>
+      <w:lvlJc w:val="left"/>
+      <w:pPr>
+        <w:tabs>
+          <w:tab w:val="num" w:pos="3600"/>
+        </w:tabs>
+        <w:ind w:left="3600" w:hanging="360"/>
+      </w:pPr>
+    </w:lvl>
+    <w:lvl w:ilvl="5" w:tentative="1">
+      <w:start w:val="1"/>
+      <w:numFmt w:val="decimal"/>
+      <w:lvlText w:val="%6."/>
+      <w:lvlJc w:val="left"/>
+      <w:pPr>
+        <w:tabs>
+          <w:tab w:val="num" w:pos="4320"/>
+        </w:tabs>
+        <w:ind w:left="4320" w:hanging="360"/>
+      </w:pPr>
+    </w:lvl>
+    <w:lvl w:ilvl="6" w:tentative="1">
+      <w:start w:val="1"/>
+      <w:numFmt w:val="decimal"/>
+      <w:lvlText w:val="%7."/>
+      <w:lvlJc w:val="left"/>
+      <w:pPr>
+        <w:tabs>
+          <w:tab w:val="num" w:pos="5040"/>
+        </w:tabs>
+        <w:ind w:left="5040" w:hanging="360"/>
+      </w:pPr>
+    </w:lvl>
+    <w:lvl w:ilvl="7" w:tentative="1">
+      <w:start w:val="1"/>
+      <w:numFmt w:val="decimal"/>
+      <w:lvlText w:val="%8."/>
+      <w:lvlJc w:val="left"/>
+      <w:pPr>
+        <w:tabs>
+          <w:tab w:val="num" w:pos="5760"/>
+        </w:tabs>
+        <w:ind w:left="5760" w:hanging="360"/>
+      </w:pPr>
+    </w:lvl>
+    <w:lvl w:ilvl="8" w:tentative="1">
+      <w:start w:val="1"/>
+      <w:numFmt w:val="decimal"/>
+      <w:lvlText w:val="%9."/>
+      <w:lvlJc w:val="left"/>
+      <w:pPr>
+        <w:tabs>
+          <w:tab w:val="num" w:pos="6480"/>
+        </w:tabs>
+        <w:ind w:left="6480" w:hanging="360"/>
+      </w:pPr>
+    </w:lvl>
+  </w:abstractNum>
+  <w:abstractNum w:abstractNumId="73" w15:restartNumberingAfterBreak="0">
     <w:nsid w:val="4565045A"/>
     <w:multiLevelType w:val="multilevel"/>
     <w:tmpl w:val="1F2E8490"/>
@@ -38976,7 +44223,7 @@
       </w:rPr>
     </w:lvl>
   </w:abstractNum>
-  <w:abstractNum w:abstractNumId="65" w15:restartNumberingAfterBreak="0">
+  <w:abstractNum w:abstractNumId="74" w15:restartNumberingAfterBreak="0">
     <w:nsid w:val="46630413"/>
     <w:multiLevelType w:val="multilevel"/>
     <w:tmpl w:val="F2985F5E"/>
@@ -39125,7 +44372,7 @@
       </w:rPr>
     </w:lvl>
   </w:abstractNum>
-  <w:abstractNum w:abstractNumId="66" w15:restartNumberingAfterBreak="0">
+  <w:abstractNum w:abstractNumId="75" w15:restartNumberingAfterBreak="0">
     <w:nsid w:val="46881E02"/>
     <w:multiLevelType w:val="multilevel"/>
     <w:tmpl w:val="DFB8482A"/>
@@ -39274,7 +44521,7 @@
       </w:rPr>
     </w:lvl>
   </w:abstractNum>
-  <w:abstractNum w:abstractNumId="67" w15:restartNumberingAfterBreak="0">
+  <w:abstractNum w:abstractNumId="76" w15:restartNumberingAfterBreak="0">
     <w:nsid w:val="46A329C2"/>
     <w:multiLevelType w:val="multilevel"/>
     <w:tmpl w:val="5A169208"/>
@@ -39423,7 +44670,7 @@
       </w:rPr>
     </w:lvl>
   </w:abstractNum>
-  <w:abstractNum w:abstractNumId="68" w15:restartNumberingAfterBreak="0">
+  <w:abstractNum w:abstractNumId="77" w15:restartNumberingAfterBreak="0">
     <w:nsid w:val="48791333"/>
     <w:multiLevelType w:val="multilevel"/>
     <w:tmpl w:val="8D4C2AF6"/>
@@ -39572,7 +44819,7 @@
       </w:rPr>
     </w:lvl>
   </w:abstractNum>
-  <w:abstractNum w:abstractNumId="69" w15:restartNumberingAfterBreak="0">
+  <w:abstractNum w:abstractNumId="78" w15:restartNumberingAfterBreak="0">
     <w:nsid w:val="49D959DC"/>
     <w:multiLevelType w:val="multilevel"/>
     <w:tmpl w:val="0A862DBA"/>
@@ -39721,7 +44968,7 @@
       </w:rPr>
     </w:lvl>
   </w:abstractNum>
-  <w:abstractNum w:abstractNumId="70" w15:restartNumberingAfterBreak="0">
+  <w:abstractNum w:abstractNumId="79" w15:restartNumberingAfterBreak="0">
     <w:nsid w:val="4A7D5D5F"/>
     <w:multiLevelType w:val="multilevel"/>
     <w:tmpl w:val="C180EE8C"/>
@@ -39870,7 +45117,7 @@
       </w:rPr>
     </w:lvl>
   </w:abstractNum>
-  <w:abstractNum w:abstractNumId="71" w15:restartNumberingAfterBreak="0">
+  <w:abstractNum w:abstractNumId="80" w15:restartNumberingAfterBreak="0">
     <w:nsid w:val="4B3026E8"/>
     <w:multiLevelType w:val="multilevel"/>
     <w:tmpl w:val="78FE24E8"/>
@@ -39991,7 +45238,7 @@
       </w:pPr>
     </w:lvl>
   </w:abstractNum>
-  <w:abstractNum w:abstractNumId="72" w15:restartNumberingAfterBreak="0">
+  <w:abstractNum w:abstractNumId="81" w15:restartNumberingAfterBreak="0">
     <w:nsid w:val="4B327791"/>
     <w:multiLevelType w:val="multilevel"/>
     <w:tmpl w:val="A5ECF1B8"/>
@@ -40140,7 +45387,7 @@
       </w:rPr>
     </w:lvl>
   </w:abstractNum>
-  <w:abstractNum w:abstractNumId="73" w15:restartNumberingAfterBreak="0">
+  <w:abstractNum w:abstractNumId="82" w15:restartNumberingAfterBreak="0">
     <w:nsid w:val="4B7A5242"/>
     <w:multiLevelType w:val="multilevel"/>
     <w:tmpl w:val="0BB439FA"/>
@@ -40289,7 +45536,7 @@
       </w:rPr>
     </w:lvl>
   </w:abstractNum>
-  <w:abstractNum w:abstractNumId="74" w15:restartNumberingAfterBreak="0">
+  <w:abstractNum w:abstractNumId="83" w15:restartNumberingAfterBreak="0">
     <w:nsid w:val="4CE10946"/>
     <w:multiLevelType w:val="multilevel"/>
     <w:tmpl w:val="012A076E"/>
@@ -40438,7 +45685,156 @@
       </w:rPr>
     </w:lvl>
   </w:abstractNum>
-  <w:abstractNum w:abstractNumId="75" w15:restartNumberingAfterBreak="0">
+  <w:abstractNum w:abstractNumId="84" w15:restartNumberingAfterBreak="0">
+    <w:nsid w:val="4E0D7F0B"/>
+    <w:multiLevelType w:val="multilevel"/>
+    <w:tmpl w:val="5C407B12"/>
+    <w:lvl w:ilvl="0">
+      <w:start w:val="1"/>
+      <w:numFmt w:val="bullet"/>
+      <w:lvlText w:val=""/>
+      <w:lvlJc w:val="left"/>
+      <w:pPr>
+        <w:tabs>
+          <w:tab w:val="num" w:pos="720"/>
+        </w:tabs>
+        <w:ind w:left="720" w:hanging="360"/>
+      </w:pPr>
+      <w:rPr>
+        <w:rFonts w:ascii="Symbol" w:hAnsi="Symbol" w:hint="default"/>
+        <w:sz w:val="20"/>
+      </w:rPr>
+    </w:lvl>
+    <w:lvl w:ilvl="1" w:tentative="1">
+      <w:start w:val="1"/>
+      <w:numFmt w:val="bullet"/>
+      <w:lvlText w:val="o"/>
+      <w:lvlJc w:val="left"/>
+      <w:pPr>
+        <w:tabs>
+          <w:tab w:val="num" w:pos="1440"/>
+        </w:tabs>
+        <w:ind w:left="1440" w:hanging="360"/>
+      </w:pPr>
+      <w:rPr>
+        <w:rFonts w:ascii="Courier New" w:hAnsi="Courier New" w:hint="default"/>
+        <w:sz w:val="20"/>
+      </w:rPr>
+    </w:lvl>
+    <w:lvl w:ilvl="2" w:tentative="1">
+      <w:start w:val="1"/>
+      <w:numFmt w:val="bullet"/>
+      <w:lvlText w:val=""/>
+      <w:lvlJc w:val="left"/>
+      <w:pPr>
+        <w:tabs>
+          <w:tab w:val="num" w:pos="2160"/>
+        </w:tabs>
+        <w:ind w:left="2160" w:hanging="360"/>
+      </w:pPr>
+      <w:rPr>
+        <w:rFonts w:ascii="Wingdings" w:hAnsi="Wingdings" w:hint="default"/>
+        <w:sz w:val="20"/>
+      </w:rPr>
+    </w:lvl>
+    <w:lvl w:ilvl="3" w:tentative="1">
+      <w:start w:val="1"/>
+      <w:numFmt w:val="bullet"/>
+      <w:lvlText w:val=""/>
+      <w:lvlJc w:val="left"/>
+      <w:pPr>
+        <w:tabs>
+          <w:tab w:val="num" w:pos="2880"/>
+        </w:tabs>
+        <w:ind w:left="2880" w:hanging="360"/>
+      </w:pPr>
+      <w:rPr>
+        <w:rFonts w:ascii="Wingdings" w:hAnsi="Wingdings" w:hint="default"/>
+        <w:sz w:val="20"/>
+      </w:rPr>
+    </w:lvl>
+    <w:lvl w:ilvl="4" w:tentative="1">
+      <w:start w:val="1"/>
+      <w:numFmt w:val="bullet"/>
+      <w:lvlText w:val=""/>
+      <w:lvlJc w:val="left"/>
+      <w:pPr>
+        <w:tabs>
+          <w:tab w:val="num" w:pos="3600"/>
+        </w:tabs>
+        <w:ind w:left="3600" w:hanging="360"/>
+      </w:pPr>
+      <w:rPr>
+        <w:rFonts w:ascii="Wingdings" w:hAnsi="Wingdings" w:hint="default"/>
+        <w:sz w:val="20"/>
+      </w:rPr>
+    </w:lvl>
+    <w:lvl w:ilvl="5" w:tentative="1">
+      <w:start w:val="1"/>
+      <w:numFmt w:val="bullet"/>
+      <w:lvlText w:val=""/>
+      <w:lvlJc w:val="left"/>
+      <w:pPr>
+        <w:tabs>
+          <w:tab w:val="num" w:pos="4320"/>
+        </w:tabs>
+        <w:ind w:left="4320" w:hanging="360"/>
+      </w:pPr>
+      <w:rPr>
+        <w:rFonts w:ascii="Wingdings" w:hAnsi="Wingdings" w:hint="default"/>
+        <w:sz w:val="20"/>
+      </w:rPr>
+    </w:lvl>
+    <w:lvl w:ilvl="6" w:tentative="1">
+      <w:start w:val="1"/>
+      <w:numFmt w:val="bullet"/>
+      <w:lvlText w:val=""/>
+      <w:lvlJc w:val="left"/>
+      <w:pPr>
+        <w:tabs>
+          <w:tab w:val="num" w:pos="5040"/>
+        </w:tabs>
+        <w:ind w:left="5040" w:hanging="360"/>
+      </w:pPr>
+      <w:rPr>
+        <w:rFonts w:ascii="Wingdings" w:hAnsi="Wingdings" w:hint="default"/>
+        <w:sz w:val="20"/>
+      </w:rPr>
+    </w:lvl>
+    <w:lvl w:ilvl="7" w:tentative="1">
+      <w:start w:val="1"/>
+      <w:numFmt w:val="bullet"/>
+      <w:lvlText w:val=""/>
+      <w:lvlJc w:val="left"/>
+      <w:pPr>
+        <w:tabs>
+          <w:tab w:val="num" w:pos="5760"/>
+        </w:tabs>
+        <w:ind w:left="5760" w:hanging="360"/>
+      </w:pPr>
+      <w:rPr>
+        <w:rFonts w:ascii="Wingdings" w:hAnsi="Wingdings" w:hint="default"/>
+        <w:sz w:val="20"/>
+      </w:rPr>
+    </w:lvl>
+    <w:lvl w:ilvl="8" w:tentative="1">
+      <w:start w:val="1"/>
+      <w:numFmt w:val="bullet"/>
+      <w:lvlText w:val=""/>
+      <w:lvlJc w:val="left"/>
+      <w:pPr>
+        <w:tabs>
+          <w:tab w:val="num" w:pos="6480"/>
+        </w:tabs>
+        <w:ind w:left="6480" w:hanging="360"/>
+      </w:pPr>
+      <w:rPr>
+        <w:rFonts w:ascii="Wingdings" w:hAnsi="Wingdings" w:hint="default"/>
+        <w:sz w:val="20"/>
+      </w:rPr>
+    </w:lvl>
+  </w:abstractNum>
+  <w:abstractNum w:abstractNumId="85" w15:restartNumberingAfterBreak="0">
     <w:nsid w:val="50215518"/>
     <w:multiLevelType w:val="multilevel"/>
     <w:tmpl w:val="99502D18"/>
@@ -40551,7 +45947,156 @@
       </w:pPr>
     </w:lvl>
   </w:abstractNum>
-  <w:abstractNum w:abstractNumId="76" w15:restartNumberingAfterBreak="0">
+  <w:abstractNum w:abstractNumId="86" w15:restartNumberingAfterBreak="0">
+    <w:nsid w:val="52EC6B9D"/>
+    <w:multiLevelType w:val="multilevel"/>
+    <w:tmpl w:val="45A06700"/>
+    <w:lvl w:ilvl="0">
+      <w:start w:val="1"/>
+      <w:numFmt w:val="bullet"/>
+      <w:lvlText w:val=""/>
+      <w:lvlJc w:val="left"/>
+      <w:pPr>
+        <w:tabs>
+          <w:tab w:val="num" w:pos="720"/>
+        </w:tabs>
+        <w:ind w:left="720" w:hanging="360"/>
+      </w:pPr>
+      <w:rPr>
+        <w:rFonts w:ascii="Symbol" w:hAnsi="Symbol" w:hint="default"/>
+        <w:sz w:val="20"/>
+      </w:rPr>
+    </w:lvl>
+    <w:lvl w:ilvl="1" w:tentative="1">
+      <w:start w:val="1"/>
+      <w:numFmt w:val="bullet"/>
+      <w:lvlText w:val="o"/>
+      <w:lvlJc w:val="left"/>
+      <w:pPr>
+        <w:tabs>
+          <w:tab w:val="num" w:pos="1440"/>
+        </w:tabs>
+        <w:ind w:left="1440" w:hanging="360"/>
+      </w:pPr>
+      <w:rPr>
+        <w:rFonts w:ascii="Courier New" w:hAnsi="Courier New" w:hint="default"/>
+        <w:sz w:val="20"/>
+      </w:rPr>
+    </w:lvl>
+    <w:lvl w:ilvl="2" w:tentative="1">
+      <w:start w:val="1"/>
+      <w:numFmt w:val="bullet"/>
+      <w:lvlText w:val=""/>
+      <w:lvlJc w:val="left"/>
+      <w:pPr>
+        <w:tabs>
+          <w:tab w:val="num" w:pos="2160"/>
+        </w:tabs>
+        <w:ind w:left="2160" w:hanging="360"/>
+      </w:pPr>
+      <w:rPr>
+        <w:rFonts w:ascii="Wingdings" w:hAnsi="Wingdings" w:hint="default"/>
+        <w:sz w:val="20"/>
+      </w:rPr>
+    </w:lvl>
+    <w:lvl w:ilvl="3" w:tentative="1">
+      <w:start w:val="1"/>
+      <w:numFmt w:val="bullet"/>
+      <w:lvlText w:val=""/>
+      <w:lvlJc w:val="left"/>
+      <w:pPr>
+        <w:tabs>
+          <w:tab w:val="num" w:pos="2880"/>
+        </w:tabs>
+        <w:ind w:left="2880" w:hanging="360"/>
+      </w:pPr>
+      <w:rPr>
+        <w:rFonts w:ascii="Wingdings" w:hAnsi="Wingdings" w:hint="default"/>
+        <w:sz w:val="20"/>
+      </w:rPr>
+    </w:lvl>
+    <w:lvl w:ilvl="4" w:tentative="1">
+      <w:start w:val="1"/>
+      <w:numFmt w:val="bullet"/>
+      <w:lvlText w:val=""/>
+      <w:lvlJc w:val="left"/>
+      <w:pPr>
+        <w:tabs>
+          <w:tab w:val="num" w:pos="3600"/>
+        </w:tabs>
+        <w:ind w:left="3600" w:hanging="360"/>
+      </w:pPr>
+      <w:rPr>
+        <w:rFonts w:ascii="Wingdings" w:hAnsi="Wingdings" w:hint="default"/>
+        <w:sz w:val="20"/>
+      </w:rPr>
+    </w:lvl>
+    <w:lvl w:ilvl="5" w:tentative="1">
+      <w:start w:val="1"/>
+      <w:numFmt w:val="bullet"/>
+      <w:lvlText w:val=""/>
+      <w:lvlJc w:val="left"/>
+      <w:pPr>
+        <w:tabs>
+          <w:tab w:val="num" w:pos="4320"/>
+        </w:tabs>
+        <w:ind w:left="4320" w:hanging="360"/>
+      </w:pPr>
+      <w:rPr>
+        <w:rFonts w:ascii="Wingdings" w:hAnsi="Wingdings" w:hint="default"/>
+        <w:sz w:val="20"/>
+      </w:rPr>
+    </w:lvl>
+    <w:lvl w:ilvl="6" w:tentative="1">
+      <w:start w:val="1"/>
+      <w:numFmt w:val="bullet"/>
+      <w:lvlText w:val=""/>
+      <w:lvlJc w:val="left"/>
+      <w:pPr>
+        <w:tabs>
+          <w:tab w:val="num" w:pos="5040"/>
+        </w:tabs>
+        <w:ind w:left="5040" w:hanging="360"/>
+      </w:pPr>
+      <w:rPr>
+        <w:rFonts w:ascii="Wingdings" w:hAnsi="Wingdings" w:hint="default"/>
+        <w:sz w:val="20"/>
+      </w:rPr>
+    </w:lvl>
+    <w:lvl w:ilvl="7" w:tentative="1">
+      <w:start w:val="1"/>
+      <w:numFmt w:val="bullet"/>
+      <w:lvlText w:val=""/>
+      <w:lvlJc w:val="left"/>
+      <w:pPr>
+        <w:tabs>
+          <w:tab w:val="num" w:pos="5760"/>
+        </w:tabs>
+        <w:ind w:left="5760" w:hanging="360"/>
+      </w:pPr>
+      <w:rPr>
+        <w:rFonts w:ascii="Wingdings" w:hAnsi="Wingdings" w:hint="default"/>
+        <w:sz w:val="20"/>
+      </w:rPr>
+    </w:lvl>
+    <w:lvl w:ilvl="8" w:tentative="1">
+      <w:start w:val="1"/>
+      <w:numFmt w:val="bullet"/>
+      <w:lvlText w:val=""/>
+      <w:lvlJc w:val="left"/>
+      <w:pPr>
+        <w:tabs>
+          <w:tab w:val="num" w:pos="6480"/>
+        </w:tabs>
+        <w:ind w:left="6480" w:hanging="360"/>
+      </w:pPr>
+      <w:rPr>
+        <w:rFonts w:ascii="Wingdings" w:hAnsi="Wingdings" w:hint="default"/>
+        <w:sz w:val="20"/>
+      </w:rPr>
+    </w:lvl>
+  </w:abstractNum>
+  <w:abstractNum w:abstractNumId="87" w15:restartNumberingAfterBreak="0">
     <w:nsid w:val="532F76B7"/>
     <w:multiLevelType w:val="multilevel"/>
     <w:tmpl w:val="4394F2D6"/>
@@ -40700,7 +46245,7 @@
       </w:rPr>
     </w:lvl>
   </w:abstractNum>
-  <w:abstractNum w:abstractNumId="77" w15:restartNumberingAfterBreak="0">
+  <w:abstractNum w:abstractNumId="88" w15:restartNumberingAfterBreak="0">
     <w:nsid w:val="5412771E"/>
     <w:multiLevelType w:val="multilevel"/>
     <w:tmpl w:val="1904FF7E"/>
@@ -40849,7 +46394,7 @@
       </w:rPr>
     </w:lvl>
   </w:abstractNum>
-  <w:abstractNum w:abstractNumId="78" w15:restartNumberingAfterBreak="0">
+  <w:abstractNum w:abstractNumId="89" w15:restartNumberingAfterBreak="0">
     <w:nsid w:val="54143A48"/>
     <w:multiLevelType w:val="multilevel"/>
     <w:tmpl w:val="2ED0357C"/>
@@ -40998,7 +46543,7 @@
       </w:rPr>
     </w:lvl>
   </w:abstractNum>
-  <w:abstractNum w:abstractNumId="79" w15:restartNumberingAfterBreak="0">
+  <w:abstractNum w:abstractNumId="90" w15:restartNumberingAfterBreak="0">
     <w:nsid w:val="54A33FDF"/>
     <w:multiLevelType w:val="multilevel"/>
     <w:tmpl w:val="434AEC52"/>
@@ -41147,7 +46692,156 @@
       </w:rPr>
     </w:lvl>
   </w:abstractNum>
-  <w:abstractNum w:abstractNumId="80" w15:restartNumberingAfterBreak="0">
+  <w:abstractNum w:abstractNumId="91" w15:restartNumberingAfterBreak="0">
+    <w:nsid w:val="54E8216A"/>
+    <w:multiLevelType w:val="multilevel"/>
+    <w:tmpl w:val="4FD890B4"/>
+    <w:lvl w:ilvl="0">
+      <w:start w:val="1"/>
+      <w:numFmt w:val="bullet"/>
+      <w:lvlText w:val=""/>
+      <w:lvlJc w:val="left"/>
+      <w:pPr>
+        <w:tabs>
+          <w:tab w:val="num" w:pos="720"/>
+        </w:tabs>
+        <w:ind w:left="720" w:hanging="360"/>
+      </w:pPr>
+      <w:rPr>
+        <w:rFonts w:ascii="Symbol" w:hAnsi="Symbol" w:hint="default"/>
+        <w:sz w:val="20"/>
+      </w:rPr>
+    </w:lvl>
+    <w:lvl w:ilvl="1" w:tentative="1">
+      <w:start w:val="1"/>
+      <w:numFmt w:val="bullet"/>
+      <w:lvlText w:val="o"/>
+      <w:lvlJc w:val="left"/>
+      <w:pPr>
+        <w:tabs>
+          <w:tab w:val="num" w:pos="1440"/>
+        </w:tabs>
+        <w:ind w:left="1440" w:hanging="360"/>
+      </w:pPr>
+      <w:rPr>
+        <w:rFonts w:ascii="Courier New" w:hAnsi="Courier New" w:hint="default"/>
+        <w:sz w:val="20"/>
+      </w:rPr>
+    </w:lvl>
+    <w:lvl w:ilvl="2" w:tentative="1">
+      <w:start w:val="1"/>
+      <w:numFmt w:val="bullet"/>
+      <w:lvlText w:val=""/>
+      <w:lvlJc w:val="left"/>
+      <w:pPr>
+        <w:tabs>
+          <w:tab w:val="num" w:pos="2160"/>
+        </w:tabs>
+        <w:ind w:left="2160" w:hanging="360"/>
+      </w:pPr>
+      <w:rPr>
+        <w:rFonts w:ascii="Wingdings" w:hAnsi="Wingdings" w:hint="default"/>
+        <w:sz w:val="20"/>
+      </w:rPr>
+    </w:lvl>
+    <w:lvl w:ilvl="3" w:tentative="1">
+      <w:start w:val="1"/>
+      <w:numFmt w:val="bullet"/>
+      <w:lvlText w:val=""/>
+      <w:lvlJc w:val="left"/>
+      <w:pPr>
+        <w:tabs>
+          <w:tab w:val="num" w:pos="2880"/>
+        </w:tabs>
+        <w:ind w:left="2880" w:hanging="360"/>
+      </w:pPr>
+      <w:rPr>
+        <w:rFonts w:ascii="Wingdings" w:hAnsi="Wingdings" w:hint="default"/>
+        <w:sz w:val="20"/>
+      </w:rPr>
+    </w:lvl>
+    <w:lvl w:ilvl="4" w:tentative="1">
+      <w:start w:val="1"/>
+      <w:numFmt w:val="bullet"/>
+      <w:lvlText w:val=""/>
+      <w:lvlJc w:val="left"/>
+      <w:pPr>
+        <w:tabs>
+          <w:tab w:val="num" w:pos="3600"/>
+        </w:tabs>
+        <w:ind w:left="3600" w:hanging="360"/>
+      </w:pPr>
+      <w:rPr>
+        <w:rFonts w:ascii="Wingdings" w:hAnsi="Wingdings" w:hint="default"/>
+        <w:sz w:val="20"/>
+      </w:rPr>
+    </w:lvl>
+    <w:lvl w:ilvl="5" w:tentative="1">
+      <w:start w:val="1"/>
+      <w:numFmt w:val="bullet"/>
+      <w:lvlText w:val=""/>
+      <w:lvlJc w:val="left"/>
+      <w:pPr>
+        <w:tabs>
+          <w:tab w:val="num" w:pos="4320"/>
+        </w:tabs>
+        <w:ind w:left="4320" w:hanging="360"/>
+      </w:pPr>
+      <w:rPr>
+        <w:rFonts w:ascii="Wingdings" w:hAnsi="Wingdings" w:hint="default"/>
+        <w:sz w:val="20"/>
+      </w:rPr>
+    </w:lvl>
+    <w:lvl w:ilvl="6" w:tentative="1">
+      <w:start w:val="1"/>
+      <w:numFmt w:val="bullet"/>
+      <w:lvlText w:val=""/>
+      <w:lvlJc w:val="left"/>
+      <w:pPr>
+        <w:tabs>
+          <w:tab w:val="num" w:pos="5040"/>
+        </w:tabs>
+        <w:ind w:left="5040" w:hanging="360"/>
+      </w:pPr>
+      <w:rPr>
+        <w:rFonts w:ascii="Wingdings" w:hAnsi="Wingdings" w:hint="default"/>
+        <w:sz w:val="20"/>
+      </w:rPr>
+    </w:lvl>
+    <w:lvl w:ilvl="7" w:tentative="1">
+      <w:start w:val="1"/>
+      <w:numFmt w:val="bullet"/>
+      <w:lvlText w:val=""/>
+      <w:lvlJc w:val="left"/>
+      <w:pPr>
+        <w:tabs>
+          <w:tab w:val="num" w:pos="5760"/>
+        </w:tabs>
+        <w:ind w:left="5760" w:hanging="360"/>
+      </w:pPr>
+      <w:rPr>
+        <w:rFonts w:ascii="Wingdings" w:hAnsi="Wingdings" w:hint="default"/>
+        <w:sz w:val="20"/>
+      </w:rPr>
+    </w:lvl>
+    <w:lvl w:ilvl="8" w:tentative="1">
+      <w:start w:val="1"/>
+      <w:numFmt w:val="bullet"/>
+      <w:lvlText w:val=""/>
+      <w:lvlJc w:val="left"/>
+      <w:pPr>
+        <w:tabs>
+          <w:tab w:val="num" w:pos="6480"/>
+        </w:tabs>
+        <w:ind w:left="6480" w:hanging="360"/>
+      </w:pPr>
+      <w:rPr>
+        <w:rFonts w:ascii="Wingdings" w:hAnsi="Wingdings" w:hint="default"/>
+        <w:sz w:val="20"/>
+      </w:rPr>
+    </w:lvl>
+  </w:abstractNum>
+  <w:abstractNum w:abstractNumId="92" w15:restartNumberingAfterBreak="0">
     <w:nsid w:val="56571264"/>
     <w:multiLevelType w:val="multilevel"/>
     <w:tmpl w:val="7408CD92"/>
@@ -41296,7 +46990,7 @@
       </w:rPr>
     </w:lvl>
   </w:abstractNum>
-  <w:abstractNum w:abstractNumId="81" w15:restartNumberingAfterBreak="0">
+  <w:abstractNum w:abstractNumId="93" w15:restartNumberingAfterBreak="0">
     <w:nsid w:val="57DB2BBE"/>
     <w:multiLevelType w:val="multilevel"/>
     <w:tmpl w:val="9F7CD09A"/>
@@ -41445,7 +47139,7 @@
       </w:rPr>
     </w:lvl>
   </w:abstractNum>
-  <w:abstractNum w:abstractNumId="82" w15:restartNumberingAfterBreak="0">
+  <w:abstractNum w:abstractNumId="94" w15:restartNumberingAfterBreak="0">
     <w:nsid w:val="582C57E4"/>
     <w:multiLevelType w:val="multilevel"/>
     <w:tmpl w:val="FE84920E"/>
@@ -41594,7 +47288,7 @@
       </w:rPr>
     </w:lvl>
   </w:abstractNum>
-  <w:abstractNum w:abstractNumId="83" w15:restartNumberingAfterBreak="0">
+  <w:abstractNum w:abstractNumId="95" w15:restartNumberingAfterBreak="0">
     <w:nsid w:val="596A7308"/>
     <w:multiLevelType w:val="multilevel"/>
     <w:tmpl w:val="8BEEB2B4"/>
@@ -41743,7 +47437,7 @@
       </w:rPr>
     </w:lvl>
   </w:abstractNum>
-  <w:abstractNum w:abstractNumId="84" w15:restartNumberingAfterBreak="0">
+  <w:abstractNum w:abstractNumId="96" w15:restartNumberingAfterBreak="0">
     <w:nsid w:val="5A1A7262"/>
     <w:multiLevelType w:val="multilevel"/>
     <w:tmpl w:val="F24853FA"/>
@@ -41856,7 +47550,7 @@
       </w:pPr>
     </w:lvl>
   </w:abstractNum>
-  <w:abstractNum w:abstractNumId="85" w15:restartNumberingAfterBreak="0">
+  <w:abstractNum w:abstractNumId="97" w15:restartNumberingAfterBreak="0">
     <w:nsid w:val="5B1C0DEA"/>
     <w:multiLevelType w:val="multilevel"/>
     <w:tmpl w:val="1BF6099E"/>
@@ -41973,7 +47667,7 @@
       </w:pPr>
     </w:lvl>
   </w:abstractNum>
-  <w:abstractNum w:abstractNumId="86" w15:restartNumberingAfterBreak="0">
+  <w:abstractNum w:abstractNumId="98" w15:restartNumberingAfterBreak="0">
     <w:nsid w:val="5B452F53"/>
     <w:multiLevelType w:val="multilevel"/>
     <w:tmpl w:val="A2AC1AC4"/>
@@ -42122,7 +47816,156 @@
       </w:rPr>
     </w:lvl>
   </w:abstractNum>
-  <w:abstractNum w:abstractNumId="87" w15:restartNumberingAfterBreak="0">
+  <w:abstractNum w:abstractNumId="99" w15:restartNumberingAfterBreak="0">
+    <w:nsid w:val="5BE66202"/>
+    <w:multiLevelType w:val="multilevel"/>
+    <w:tmpl w:val="4DBED4EE"/>
+    <w:lvl w:ilvl="0">
+      <w:start w:val="1"/>
+      <w:numFmt w:val="bullet"/>
+      <w:lvlText w:val=""/>
+      <w:lvlJc w:val="left"/>
+      <w:pPr>
+        <w:tabs>
+          <w:tab w:val="num" w:pos="720"/>
+        </w:tabs>
+        <w:ind w:left="720" w:hanging="360"/>
+      </w:pPr>
+      <w:rPr>
+        <w:rFonts w:ascii="Symbol" w:hAnsi="Symbol" w:hint="default"/>
+        <w:sz w:val="20"/>
+      </w:rPr>
+    </w:lvl>
+    <w:lvl w:ilvl="1" w:tentative="1">
+      <w:start w:val="1"/>
+      <w:numFmt w:val="bullet"/>
+      <w:lvlText w:val="o"/>
+      <w:lvlJc w:val="left"/>
+      <w:pPr>
+        <w:tabs>
+          <w:tab w:val="num" w:pos="1440"/>
+        </w:tabs>
+        <w:ind w:left="1440" w:hanging="360"/>
+      </w:pPr>
+      <w:rPr>
+        <w:rFonts w:ascii="Courier New" w:hAnsi="Courier New" w:hint="default"/>
+        <w:sz w:val="20"/>
+      </w:rPr>
+    </w:lvl>
+    <w:lvl w:ilvl="2" w:tentative="1">
+      <w:start w:val="1"/>
+      <w:numFmt w:val="bullet"/>
+      <w:lvlText w:val=""/>
+      <w:lvlJc w:val="left"/>
+      <w:pPr>
+        <w:tabs>
+          <w:tab w:val="num" w:pos="2160"/>
+        </w:tabs>
+        <w:ind w:left="2160" w:hanging="360"/>
+      </w:pPr>
+      <w:rPr>
+        <w:rFonts w:ascii="Wingdings" w:hAnsi="Wingdings" w:hint="default"/>
+        <w:sz w:val="20"/>
+      </w:rPr>
+    </w:lvl>
+    <w:lvl w:ilvl="3" w:tentative="1">
+      <w:start w:val="1"/>
+      <w:numFmt w:val="bullet"/>
+      <w:lvlText w:val=""/>
+      <w:lvlJc w:val="left"/>
+      <w:pPr>
+        <w:tabs>
+          <w:tab w:val="num" w:pos="2880"/>
+        </w:tabs>
+        <w:ind w:left="2880" w:hanging="360"/>
+      </w:pPr>
+      <w:rPr>
+        <w:rFonts w:ascii="Wingdings" w:hAnsi="Wingdings" w:hint="default"/>
+        <w:sz w:val="20"/>
+      </w:rPr>
+    </w:lvl>
+    <w:lvl w:ilvl="4" w:tentative="1">
+      <w:start w:val="1"/>
+      <w:numFmt w:val="bullet"/>
+      <w:lvlText w:val=""/>
+      <w:lvlJc w:val="left"/>
+      <w:pPr>
+        <w:tabs>
+          <w:tab w:val="num" w:pos="3600"/>
+        </w:tabs>
+        <w:ind w:left="3600" w:hanging="360"/>
+      </w:pPr>
+      <w:rPr>
+        <w:rFonts w:ascii="Wingdings" w:hAnsi="Wingdings" w:hint="default"/>
+        <w:sz w:val="20"/>
+      </w:rPr>
+    </w:lvl>
+    <w:lvl w:ilvl="5" w:tentative="1">
+      <w:start w:val="1"/>
+      <w:numFmt w:val="bullet"/>
+      <w:lvlText w:val=""/>
+      <w:lvlJc w:val="left"/>
+      <w:pPr>
+        <w:tabs>
+          <w:tab w:val="num" w:pos="4320"/>
+        </w:tabs>
+        <w:ind w:left="4320" w:hanging="360"/>
+      </w:pPr>
+      <w:rPr>
+        <w:rFonts w:ascii="Wingdings" w:hAnsi="Wingdings" w:hint="default"/>
+        <w:sz w:val="20"/>
+      </w:rPr>
+    </w:lvl>
+    <w:lvl w:ilvl="6" w:tentative="1">
+      <w:start w:val="1"/>
+      <w:numFmt w:val="bullet"/>
+      <w:lvlText w:val=""/>
+      <w:lvlJc w:val="left"/>
+      <w:pPr>
+        <w:tabs>
+          <w:tab w:val="num" w:pos="5040"/>
+        </w:tabs>
+        <w:ind w:left="5040" w:hanging="360"/>
+      </w:pPr>
+      <w:rPr>
+        <w:rFonts w:ascii="Wingdings" w:hAnsi="Wingdings" w:hint="default"/>
+        <w:sz w:val="20"/>
+      </w:rPr>
+    </w:lvl>
+    <w:lvl w:ilvl="7" w:tentative="1">
+      <w:start w:val="1"/>
+      <w:numFmt w:val="bullet"/>
+      <w:lvlText w:val=""/>
+      <w:lvlJc w:val="left"/>
+      <w:pPr>
+        <w:tabs>
+          <w:tab w:val="num" w:pos="5760"/>
+        </w:tabs>
+        <w:ind w:left="5760" w:hanging="360"/>
+      </w:pPr>
+      <w:rPr>
+        <w:rFonts w:ascii="Wingdings" w:hAnsi="Wingdings" w:hint="default"/>
+        <w:sz w:val="20"/>
+      </w:rPr>
+    </w:lvl>
+    <w:lvl w:ilvl="8" w:tentative="1">
+      <w:start w:val="1"/>
+      <w:numFmt w:val="bullet"/>
+      <w:lvlText w:val=""/>
+      <w:lvlJc w:val="left"/>
+      <w:pPr>
+        <w:tabs>
+          <w:tab w:val="num" w:pos="6480"/>
+        </w:tabs>
+        <w:ind w:left="6480" w:hanging="360"/>
+      </w:pPr>
+      <w:rPr>
+        <w:rFonts w:ascii="Wingdings" w:hAnsi="Wingdings" w:hint="default"/>
+        <w:sz w:val="20"/>
+      </w:rPr>
+    </w:lvl>
+  </w:abstractNum>
+  <w:abstractNum w:abstractNumId="100" w15:restartNumberingAfterBreak="0">
     <w:nsid w:val="5CEC1787"/>
     <w:multiLevelType w:val="multilevel"/>
     <w:tmpl w:val="73AE4356"/>
@@ -42271,7 +48114,7 @@
       </w:rPr>
     </w:lvl>
   </w:abstractNum>
-  <w:abstractNum w:abstractNumId="88" w15:restartNumberingAfterBreak="0">
+  <w:abstractNum w:abstractNumId="101" w15:restartNumberingAfterBreak="0">
     <w:nsid w:val="5F96501D"/>
     <w:multiLevelType w:val="multilevel"/>
     <w:tmpl w:val="809E932C"/>
@@ -42420,7 +48263,7 @@
       </w:rPr>
     </w:lvl>
   </w:abstractNum>
-  <w:abstractNum w:abstractNumId="89" w15:restartNumberingAfterBreak="0">
+  <w:abstractNum w:abstractNumId="102" w15:restartNumberingAfterBreak="0">
     <w:nsid w:val="606F4D07"/>
     <w:multiLevelType w:val="multilevel"/>
     <w:tmpl w:val="B868DE7E"/>
@@ -42569,7 +48412,7 @@
       </w:rPr>
     </w:lvl>
   </w:abstractNum>
-  <w:abstractNum w:abstractNumId="90" w15:restartNumberingAfterBreak="0">
+  <w:abstractNum w:abstractNumId="103" w15:restartNumberingAfterBreak="0">
     <w:nsid w:val="62FE016D"/>
     <w:multiLevelType w:val="multilevel"/>
     <w:tmpl w:val="AAB6892E"/>
@@ -42718,7 +48561,7 @@
       </w:rPr>
     </w:lvl>
   </w:abstractNum>
-  <w:abstractNum w:abstractNumId="91" w15:restartNumberingAfterBreak="0">
+  <w:abstractNum w:abstractNumId="104" w15:restartNumberingAfterBreak="0">
     <w:nsid w:val="65833005"/>
     <w:multiLevelType w:val="multilevel"/>
     <w:tmpl w:val="E4D0C528"/>
@@ -42867,7 +48710,7 @@
       </w:rPr>
     </w:lvl>
   </w:abstractNum>
-  <w:abstractNum w:abstractNumId="92" w15:restartNumberingAfterBreak="0">
+  <w:abstractNum w:abstractNumId="105" w15:restartNumberingAfterBreak="0">
     <w:nsid w:val="65E30AB9"/>
     <w:multiLevelType w:val="multilevel"/>
     <w:tmpl w:val="2AEACE60"/>
@@ -43016,7 +48859,7 @@
       </w:rPr>
     </w:lvl>
   </w:abstractNum>
-  <w:abstractNum w:abstractNumId="93" w15:restartNumberingAfterBreak="0">
+  <w:abstractNum w:abstractNumId="106" w15:restartNumberingAfterBreak="0">
     <w:nsid w:val="66A45FFB"/>
     <w:multiLevelType w:val="multilevel"/>
     <w:tmpl w:val="EFD42E06"/>
@@ -43165,7 +49008,7 @@
       </w:rPr>
     </w:lvl>
   </w:abstractNum>
-  <w:abstractNum w:abstractNumId="94" w15:restartNumberingAfterBreak="0">
+  <w:abstractNum w:abstractNumId="107" w15:restartNumberingAfterBreak="0">
     <w:nsid w:val="67FF6FA3"/>
     <w:multiLevelType w:val="multilevel"/>
     <w:tmpl w:val="1AA6AB36"/>
@@ -43314,7 +49157,7 @@
       </w:rPr>
     </w:lvl>
   </w:abstractNum>
-  <w:abstractNum w:abstractNumId="95" w15:restartNumberingAfterBreak="0">
+  <w:abstractNum w:abstractNumId="108" w15:restartNumberingAfterBreak="0">
     <w:nsid w:val="68861DD9"/>
     <w:multiLevelType w:val="multilevel"/>
     <w:tmpl w:val="72F6BEF6"/>
@@ -43463,7 +49306,305 @@
       </w:rPr>
     </w:lvl>
   </w:abstractNum>
-  <w:abstractNum w:abstractNumId="96" w15:restartNumberingAfterBreak="0">
+  <w:abstractNum w:abstractNumId="109" w15:restartNumberingAfterBreak="0">
+    <w:nsid w:val="68AF526F"/>
+    <w:multiLevelType w:val="multilevel"/>
+    <w:tmpl w:val="43162D7A"/>
+    <w:lvl w:ilvl="0">
+      <w:start w:val="1"/>
+      <w:numFmt w:val="bullet"/>
+      <w:lvlText w:val=""/>
+      <w:lvlJc w:val="left"/>
+      <w:pPr>
+        <w:tabs>
+          <w:tab w:val="num" w:pos="720"/>
+        </w:tabs>
+        <w:ind w:left="720" w:hanging="360"/>
+      </w:pPr>
+      <w:rPr>
+        <w:rFonts w:ascii="Symbol" w:hAnsi="Symbol" w:hint="default"/>
+        <w:sz w:val="20"/>
+      </w:rPr>
+    </w:lvl>
+    <w:lvl w:ilvl="1" w:tentative="1">
+      <w:start w:val="1"/>
+      <w:numFmt w:val="bullet"/>
+      <w:lvlText w:val="o"/>
+      <w:lvlJc w:val="left"/>
+      <w:pPr>
+        <w:tabs>
+          <w:tab w:val="num" w:pos="1440"/>
+        </w:tabs>
+        <w:ind w:left="1440" w:hanging="360"/>
+      </w:pPr>
+      <w:rPr>
+        <w:rFonts w:ascii="Courier New" w:hAnsi="Courier New" w:hint="default"/>
+        <w:sz w:val="20"/>
+      </w:rPr>
+    </w:lvl>
+    <w:lvl w:ilvl="2" w:tentative="1">
+      <w:start w:val="1"/>
+      <w:numFmt w:val="bullet"/>
+      <w:lvlText w:val=""/>
+      <w:lvlJc w:val="left"/>
+      <w:pPr>
+        <w:tabs>
+          <w:tab w:val="num" w:pos="2160"/>
+        </w:tabs>
+        <w:ind w:left="2160" w:hanging="360"/>
+      </w:pPr>
+      <w:rPr>
+        <w:rFonts w:ascii="Wingdings" w:hAnsi="Wingdings" w:hint="default"/>
+        <w:sz w:val="20"/>
+      </w:rPr>
+    </w:lvl>
+    <w:lvl w:ilvl="3" w:tentative="1">
+      <w:start w:val="1"/>
+      <w:numFmt w:val="bullet"/>
+      <w:lvlText w:val=""/>
+      <w:lvlJc w:val="left"/>
+      <w:pPr>
+        <w:tabs>
+          <w:tab w:val="num" w:pos="2880"/>
+        </w:tabs>
+        <w:ind w:left="2880" w:hanging="360"/>
+      </w:pPr>
+      <w:rPr>
+        <w:rFonts w:ascii="Wingdings" w:hAnsi="Wingdings" w:hint="default"/>
+        <w:sz w:val="20"/>
+      </w:rPr>
+    </w:lvl>
+    <w:lvl w:ilvl="4" w:tentative="1">
+      <w:start w:val="1"/>
+      <w:numFmt w:val="bullet"/>
+      <w:lvlText w:val=""/>
+      <w:lvlJc w:val="left"/>
+      <w:pPr>
+        <w:tabs>
+          <w:tab w:val="num" w:pos="3600"/>
+        </w:tabs>
+        <w:ind w:left="3600" w:hanging="360"/>
+      </w:pPr>
+      <w:rPr>
+        <w:rFonts w:ascii="Wingdings" w:hAnsi="Wingdings" w:hint="default"/>
+        <w:sz w:val="20"/>
+      </w:rPr>
+    </w:lvl>
+    <w:lvl w:ilvl="5" w:tentative="1">
+      <w:start w:val="1"/>
+      <w:numFmt w:val="bullet"/>
+      <w:lvlText w:val=""/>
+      <w:lvlJc w:val="left"/>
+      <w:pPr>
+        <w:tabs>
+          <w:tab w:val="num" w:pos="4320"/>
+        </w:tabs>
+        <w:ind w:left="4320" w:hanging="360"/>
+      </w:pPr>
+      <w:rPr>
+        <w:rFonts w:ascii="Wingdings" w:hAnsi="Wingdings" w:hint="default"/>
+        <w:sz w:val="20"/>
+      </w:rPr>
+    </w:lvl>
+    <w:lvl w:ilvl="6" w:tentative="1">
+      <w:start w:val="1"/>
+      <w:numFmt w:val="bullet"/>
+      <w:lvlText w:val=""/>
+      <w:lvlJc w:val="left"/>
+      <w:pPr>
+        <w:tabs>
+          <w:tab w:val="num" w:pos="5040"/>
+        </w:tabs>
+        <w:ind w:left="5040" w:hanging="360"/>
+      </w:pPr>
+      <w:rPr>
+        <w:rFonts w:ascii="Wingdings" w:hAnsi="Wingdings" w:hint="default"/>
+        <w:sz w:val="20"/>
+      </w:rPr>
+    </w:lvl>
+    <w:lvl w:ilvl="7" w:tentative="1">
+      <w:start w:val="1"/>
+      <w:numFmt w:val="bullet"/>
+      <w:lvlText w:val=""/>
+      <w:lvlJc w:val="left"/>
+      <w:pPr>
+        <w:tabs>
+          <w:tab w:val="num" w:pos="5760"/>
+        </w:tabs>
+        <w:ind w:left="5760" w:hanging="360"/>
+      </w:pPr>
+      <w:rPr>
+        <w:rFonts w:ascii="Wingdings" w:hAnsi="Wingdings" w:hint="default"/>
+        <w:sz w:val="20"/>
+      </w:rPr>
+    </w:lvl>
+    <w:lvl w:ilvl="8" w:tentative="1">
+      <w:start w:val="1"/>
+      <w:numFmt w:val="bullet"/>
+      <w:lvlText w:val=""/>
+      <w:lvlJc w:val="left"/>
+      <w:pPr>
+        <w:tabs>
+          <w:tab w:val="num" w:pos="6480"/>
+        </w:tabs>
+        <w:ind w:left="6480" w:hanging="360"/>
+      </w:pPr>
+      <w:rPr>
+        <w:rFonts w:ascii="Wingdings" w:hAnsi="Wingdings" w:hint="default"/>
+        <w:sz w:val="20"/>
+      </w:rPr>
+    </w:lvl>
+  </w:abstractNum>
+  <w:abstractNum w:abstractNumId="110" w15:restartNumberingAfterBreak="0">
+    <w:nsid w:val="695D6E49"/>
+    <w:multiLevelType w:val="multilevel"/>
+    <w:tmpl w:val="5052ADC4"/>
+    <w:lvl w:ilvl="0">
+      <w:start w:val="1"/>
+      <w:numFmt w:val="bullet"/>
+      <w:lvlText w:val=""/>
+      <w:lvlJc w:val="left"/>
+      <w:pPr>
+        <w:tabs>
+          <w:tab w:val="num" w:pos="720"/>
+        </w:tabs>
+        <w:ind w:left="720" w:hanging="360"/>
+      </w:pPr>
+      <w:rPr>
+        <w:rFonts w:ascii="Symbol" w:hAnsi="Symbol" w:hint="default"/>
+        <w:sz w:val="20"/>
+      </w:rPr>
+    </w:lvl>
+    <w:lvl w:ilvl="1" w:tentative="1">
+      <w:start w:val="1"/>
+      <w:numFmt w:val="bullet"/>
+      <w:lvlText w:val="o"/>
+      <w:lvlJc w:val="left"/>
+      <w:pPr>
+        <w:tabs>
+          <w:tab w:val="num" w:pos="1440"/>
+        </w:tabs>
+        <w:ind w:left="1440" w:hanging="360"/>
+      </w:pPr>
+      <w:rPr>
+        <w:rFonts w:ascii="Courier New" w:hAnsi="Courier New" w:hint="default"/>
+        <w:sz w:val="20"/>
+      </w:rPr>
+    </w:lvl>
+    <w:lvl w:ilvl="2" w:tentative="1">
+      <w:start w:val="1"/>
+      <w:numFmt w:val="bullet"/>
+      <w:lvlText w:val=""/>
+      <w:lvlJc w:val="left"/>
+      <w:pPr>
+        <w:tabs>
+          <w:tab w:val="num" w:pos="2160"/>
+        </w:tabs>
+        <w:ind w:left="2160" w:hanging="360"/>
+      </w:pPr>
+      <w:rPr>
+        <w:rFonts w:ascii="Wingdings" w:hAnsi="Wingdings" w:hint="default"/>
+        <w:sz w:val="20"/>
+      </w:rPr>
+    </w:lvl>
+    <w:lvl w:ilvl="3" w:tentative="1">
+      <w:start w:val="1"/>
+      <w:numFmt w:val="bullet"/>
+      <w:lvlText w:val=""/>
+      <w:lvlJc w:val="left"/>
+      <w:pPr>
+        <w:tabs>
+          <w:tab w:val="num" w:pos="2880"/>
+        </w:tabs>
+        <w:ind w:left="2880" w:hanging="360"/>
+      </w:pPr>
+      <w:rPr>
+        <w:rFonts w:ascii="Wingdings" w:hAnsi="Wingdings" w:hint="default"/>
+        <w:sz w:val="20"/>
+      </w:rPr>
+    </w:lvl>
+    <w:lvl w:ilvl="4" w:tentative="1">
+      <w:start w:val="1"/>
+      <w:numFmt w:val="bullet"/>
+      <w:lvlText w:val=""/>
+      <w:lvlJc w:val="left"/>
+      <w:pPr>
+        <w:tabs>
+          <w:tab w:val="num" w:pos="3600"/>
+        </w:tabs>
+        <w:ind w:left="3600" w:hanging="360"/>
+      </w:pPr>
+      <w:rPr>
+        <w:rFonts w:ascii="Wingdings" w:hAnsi="Wingdings" w:hint="default"/>
+        <w:sz w:val="20"/>
+      </w:rPr>
+    </w:lvl>
+    <w:lvl w:ilvl="5" w:tentative="1">
+      <w:start w:val="1"/>
+      <w:numFmt w:val="bullet"/>
+      <w:lvlText w:val=""/>
+      <w:lvlJc w:val="left"/>
+      <w:pPr>
+        <w:tabs>
+          <w:tab w:val="num" w:pos="4320"/>
+        </w:tabs>
+        <w:ind w:left="4320" w:hanging="360"/>
+      </w:pPr>
+      <w:rPr>
+        <w:rFonts w:ascii="Wingdings" w:hAnsi="Wingdings" w:hint="default"/>
+        <w:sz w:val="20"/>
+      </w:rPr>
+    </w:lvl>
+    <w:lvl w:ilvl="6" w:tentative="1">
+      <w:start w:val="1"/>
+      <w:numFmt w:val="bullet"/>
+      <w:lvlText w:val=""/>
+      <w:lvlJc w:val="left"/>
+      <w:pPr>
+        <w:tabs>
+          <w:tab w:val="num" w:pos="5040"/>
+        </w:tabs>
+        <w:ind w:left="5040" w:hanging="360"/>
+      </w:pPr>
+      <w:rPr>
+        <w:rFonts w:ascii="Wingdings" w:hAnsi="Wingdings" w:hint="default"/>
+        <w:sz w:val="20"/>
+      </w:rPr>
+    </w:lvl>
+    <w:lvl w:ilvl="7" w:tentative="1">
+      <w:start w:val="1"/>
+      <w:numFmt w:val="bullet"/>
+      <w:lvlText w:val=""/>
+      <w:lvlJc w:val="left"/>
+      <w:pPr>
+        <w:tabs>
+          <w:tab w:val="num" w:pos="5760"/>
+        </w:tabs>
+        <w:ind w:left="5760" w:hanging="360"/>
+      </w:pPr>
+      <w:rPr>
+        <w:rFonts w:ascii="Wingdings" w:hAnsi="Wingdings" w:hint="default"/>
+        <w:sz w:val="20"/>
+      </w:rPr>
+    </w:lvl>
+    <w:lvl w:ilvl="8" w:tentative="1">
+      <w:start w:val="1"/>
+      <w:numFmt w:val="bullet"/>
+      <w:lvlText w:val=""/>
+      <w:lvlJc w:val="left"/>
+      <w:pPr>
+        <w:tabs>
+          <w:tab w:val="num" w:pos="6480"/>
+        </w:tabs>
+        <w:ind w:left="6480" w:hanging="360"/>
+      </w:pPr>
+      <w:rPr>
+        <w:rFonts w:ascii="Wingdings" w:hAnsi="Wingdings" w:hint="default"/>
+        <w:sz w:val="20"/>
+      </w:rPr>
+    </w:lvl>
+  </w:abstractNum>
+  <w:abstractNum w:abstractNumId="111" w15:restartNumberingAfterBreak="0">
     <w:nsid w:val="6AA17B09"/>
     <w:multiLevelType w:val="multilevel"/>
     <w:tmpl w:val="B5B6A83A"/>
@@ -43612,7 +49753,7 @@
       </w:rPr>
     </w:lvl>
   </w:abstractNum>
-  <w:abstractNum w:abstractNumId="97" w15:restartNumberingAfterBreak="0">
+  <w:abstractNum w:abstractNumId="112" w15:restartNumberingAfterBreak="0">
     <w:nsid w:val="6AD2464F"/>
     <w:multiLevelType w:val="multilevel"/>
     <w:tmpl w:val="0BEA4B3C"/>
@@ -43733,7 +49874,7 @@
       </w:pPr>
     </w:lvl>
   </w:abstractNum>
-  <w:abstractNum w:abstractNumId="98" w15:restartNumberingAfterBreak="0">
+  <w:abstractNum w:abstractNumId="113" w15:restartNumberingAfterBreak="0">
     <w:nsid w:val="6AD375C1"/>
     <w:multiLevelType w:val="multilevel"/>
     <w:tmpl w:val="56EC28D4"/>
@@ -43854,7 +49995,7 @@
       </w:pPr>
     </w:lvl>
   </w:abstractNum>
-  <w:abstractNum w:abstractNumId="99" w15:restartNumberingAfterBreak="0">
+  <w:abstractNum w:abstractNumId="114" w15:restartNumberingAfterBreak="0">
     <w:nsid w:val="6BDB6C79"/>
     <w:multiLevelType w:val="multilevel"/>
     <w:tmpl w:val="51EC3CDA"/>
@@ -44003,7 +50144,7 @@
       </w:rPr>
     </w:lvl>
   </w:abstractNum>
-  <w:abstractNum w:abstractNumId="100" w15:restartNumberingAfterBreak="0">
+  <w:abstractNum w:abstractNumId="115" w15:restartNumberingAfterBreak="0">
     <w:nsid w:val="6BDB76DB"/>
     <w:multiLevelType w:val="multilevel"/>
     <w:tmpl w:val="F132B82A"/>
@@ -44152,7 +50293,7 @@
       </w:rPr>
     </w:lvl>
   </w:abstractNum>
-  <w:abstractNum w:abstractNumId="101" w15:restartNumberingAfterBreak="0">
+  <w:abstractNum w:abstractNumId="116" w15:restartNumberingAfterBreak="0">
     <w:nsid w:val="6C275C34"/>
     <w:multiLevelType w:val="multilevel"/>
     <w:tmpl w:val="12D622CA"/>
@@ -44301,7 +50442,7 @@
       </w:rPr>
     </w:lvl>
   </w:abstractNum>
-  <w:abstractNum w:abstractNumId="102" w15:restartNumberingAfterBreak="0">
+  <w:abstractNum w:abstractNumId="117" w15:restartNumberingAfterBreak="0">
     <w:nsid w:val="6D023820"/>
     <w:multiLevelType w:val="multilevel"/>
     <w:tmpl w:val="E6BE8906"/>
@@ -44450,7 +50591,7 @@
       </w:rPr>
     </w:lvl>
   </w:abstractNum>
-  <w:abstractNum w:abstractNumId="103" w15:restartNumberingAfterBreak="0">
+  <w:abstractNum w:abstractNumId="118" w15:restartNumberingAfterBreak="0">
     <w:nsid w:val="6DA642D2"/>
     <w:multiLevelType w:val="multilevel"/>
     <w:tmpl w:val="4A4C9E74"/>
@@ -44599,7 +50740,7 @@
       </w:rPr>
     </w:lvl>
   </w:abstractNum>
-  <w:abstractNum w:abstractNumId="104" w15:restartNumberingAfterBreak="0">
+  <w:abstractNum w:abstractNumId="119" w15:restartNumberingAfterBreak="0">
     <w:nsid w:val="6E8668EB"/>
     <w:multiLevelType w:val="multilevel"/>
     <w:tmpl w:val="7D08018E"/>
@@ -44748,7 +50889,156 @@
       </w:rPr>
     </w:lvl>
   </w:abstractNum>
-  <w:abstractNum w:abstractNumId="105" w15:restartNumberingAfterBreak="0">
+  <w:abstractNum w:abstractNumId="120" w15:restartNumberingAfterBreak="0">
+    <w:nsid w:val="6F1D7727"/>
+    <w:multiLevelType w:val="multilevel"/>
+    <w:tmpl w:val="E408C442"/>
+    <w:lvl w:ilvl="0">
+      <w:start w:val="1"/>
+      <w:numFmt w:val="bullet"/>
+      <w:lvlText w:val=""/>
+      <w:lvlJc w:val="left"/>
+      <w:pPr>
+        <w:tabs>
+          <w:tab w:val="num" w:pos="720"/>
+        </w:tabs>
+        <w:ind w:left="720" w:hanging="360"/>
+      </w:pPr>
+      <w:rPr>
+        <w:rFonts w:ascii="Symbol" w:hAnsi="Symbol" w:hint="default"/>
+        <w:sz w:val="20"/>
+      </w:rPr>
+    </w:lvl>
+    <w:lvl w:ilvl="1" w:tentative="1">
+      <w:start w:val="1"/>
+      <w:numFmt w:val="bullet"/>
+      <w:lvlText w:val="o"/>
+      <w:lvlJc w:val="left"/>
+      <w:pPr>
+        <w:tabs>
+          <w:tab w:val="num" w:pos="1440"/>
+        </w:tabs>
+        <w:ind w:left="1440" w:hanging="360"/>
+      </w:pPr>
+      <w:rPr>
+        <w:rFonts w:ascii="Courier New" w:hAnsi="Courier New" w:hint="default"/>
+        <w:sz w:val="20"/>
+      </w:rPr>
+    </w:lvl>
+    <w:lvl w:ilvl="2" w:tentative="1">
+      <w:start w:val="1"/>
+      <w:numFmt w:val="bullet"/>
+      <w:lvlText w:val=""/>
+      <w:lvlJc w:val="left"/>
+      <w:pPr>
+        <w:tabs>
+          <w:tab w:val="num" w:pos="2160"/>
+        </w:tabs>
+        <w:ind w:left="2160" w:hanging="360"/>
+      </w:pPr>
+      <w:rPr>
+        <w:rFonts w:ascii="Wingdings" w:hAnsi="Wingdings" w:hint="default"/>
+        <w:sz w:val="20"/>
+      </w:rPr>
+    </w:lvl>
+    <w:lvl w:ilvl="3" w:tentative="1">
+      <w:start w:val="1"/>
+      <w:numFmt w:val="bullet"/>
+      <w:lvlText w:val=""/>
+      <w:lvlJc w:val="left"/>
+      <w:pPr>
+        <w:tabs>
+          <w:tab w:val="num" w:pos="2880"/>
+        </w:tabs>
+        <w:ind w:left="2880" w:hanging="360"/>
+      </w:pPr>
+      <w:rPr>
+        <w:rFonts w:ascii="Wingdings" w:hAnsi="Wingdings" w:hint="default"/>
+        <w:sz w:val="20"/>
+      </w:rPr>
+    </w:lvl>
+    <w:lvl w:ilvl="4" w:tentative="1">
+      <w:start w:val="1"/>
+      <w:numFmt w:val="bullet"/>
+      <w:lvlText w:val=""/>
+      <w:lvlJc w:val="left"/>
+      <w:pPr>
+        <w:tabs>
+          <w:tab w:val="num" w:pos="3600"/>
+        </w:tabs>
+        <w:ind w:left="3600" w:hanging="360"/>
+      </w:pPr>
+      <w:rPr>
+        <w:rFonts w:ascii="Wingdings" w:hAnsi="Wingdings" w:hint="default"/>
+        <w:sz w:val="20"/>
+      </w:rPr>
+    </w:lvl>
+    <w:lvl w:ilvl="5" w:tentative="1">
+      <w:start w:val="1"/>
+      <w:numFmt w:val="bullet"/>
+      <w:lvlText w:val=""/>
+      <w:lvlJc w:val="left"/>
+      <w:pPr>
+        <w:tabs>
+          <w:tab w:val="num" w:pos="4320"/>
+        </w:tabs>
+        <w:ind w:left="4320" w:hanging="360"/>
+      </w:pPr>
+      <w:rPr>
+        <w:rFonts w:ascii="Wingdings" w:hAnsi="Wingdings" w:hint="default"/>
+        <w:sz w:val="20"/>
+      </w:rPr>
+    </w:lvl>
+    <w:lvl w:ilvl="6" w:tentative="1">
+      <w:start w:val="1"/>
+      <w:numFmt w:val="bullet"/>
+      <w:lvlText w:val=""/>
+      <w:lvlJc w:val="left"/>
+      <w:pPr>
+        <w:tabs>
+          <w:tab w:val="num" w:pos="5040"/>
+        </w:tabs>
+        <w:ind w:left="5040" w:hanging="360"/>
+      </w:pPr>
+      <w:rPr>
+        <w:rFonts w:ascii="Wingdings" w:hAnsi="Wingdings" w:hint="default"/>
+        <w:sz w:val="20"/>
+      </w:rPr>
+    </w:lvl>
+    <w:lvl w:ilvl="7" w:tentative="1">
+      <w:start w:val="1"/>
+      <w:numFmt w:val="bullet"/>
+      <w:lvlText w:val=""/>
+      <w:lvlJc w:val="left"/>
+      <w:pPr>
+        <w:tabs>
+          <w:tab w:val="num" w:pos="5760"/>
+        </w:tabs>
+        <w:ind w:left="5760" w:hanging="360"/>
+      </w:pPr>
+      <w:rPr>
+        <w:rFonts w:ascii="Wingdings" w:hAnsi="Wingdings" w:hint="default"/>
+        <w:sz w:val="20"/>
+      </w:rPr>
+    </w:lvl>
+    <w:lvl w:ilvl="8" w:tentative="1">
+      <w:start w:val="1"/>
+      <w:numFmt w:val="bullet"/>
+      <w:lvlText w:val=""/>
+      <w:lvlJc w:val="left"/>
+      <w:pPr>
+        <w:tabs>
+          <w:tab w:val="num" w:pos="6480"/>
+        </w:tabs>
+        <w:ind w:left="6480" w:hanging="360"/>
+      </w:pPr>
+      <w:rPr>
+        <w:rFonts w:ascii="Wingdings" w:hAnsi="Wingdings" w:hint="default"/>
+        <w:sz w:val="20"/>
+      </w:rPr>
+    </w:lvl>
+  </w:abstractNum>
+  <w:abstractNum w:abstractNumId="121" w15:restartNumberingAfterBreak="0">
     <w:nsid w:val="70DE449A"/>
     <w:multiLevelType w:val="multilevel"/>
     <w:tmpl w:val="35508D68"/>
@@ -44897,7 +51187,7 @@
       </w:rPr>
     </w:lvl>
   </w:abstractNum>
-  <w:abstractNum w:abstractNumId="106" w15:restartNumberingAfterBreak="0">
+  <w:abstractNum w:abstractNumId="122" w15:restartNumberingAfterBreak="0">
     <w:nsid w:val="718305FE"/>
     <w:multiLevelType w:val="multilevel"/>
     <w:tmpl w:val="35321B7C"/>
@@ -45046,7 +51336,7 @@
       </w:rPr>
     </w:lvl>
   </w:abstractNum>
-  <w:abstractNum w:abstractNumId="107" w15:restartNumberingAfterBreak="0">
+  <w:abstractNum w:abstractNumId="123" w15:restartNumberingAfterBreak="0">
     <w:nsid w:val="71C7321C"/>
     <w:multiLevelType w:val="multilevel"/>
     <w:tmpl w:val="509A915E"/>
@@ -45195,7 +51485,7 @@
       </w:rPr>
     </w:lvl>
   </w:abstractNum>
-  <w:abstractNum w:abstractNumId="108" w15:restartNumberingAfterBreak="0">
+  <w:abstractNum w:abstractNumId="124" w15:restartNumberingAfterBreak="0">
     <w:nsid w:val="71FF16C2"/>
     <w:multiLevelType w:val="multilevel"/>
     <w:tmpl w:val="85CA034E"/>
@@ -45344,7 +51634,7 @@
       </w:rPr>
     </w:lvl>
   </w:abstractNum>
-  <w:abstractNum w:abstractNumId="109" w15:restartNumberingAfterBreak="0">
+  <w:abstractNum w:abstractNumId="125" w15:restartNumberingAfterBreak="0">
     <w:nsid w:val="72A878D2"/>
     <w:multiLevelType w:val="multilevel"/>
     <w:tmpl w:val="BB74077C"/>
@@ -45493,7 +51783,7 @@
       </w:rPr>
     </w:lvl>
   </w:abstractNum>
-  <w:abstractNum w:abstractNumId="110" w15:restartNumberingAfterBreak="0">
+  <w:abstractNum w:abstractNumId="126" w15:restartNumberingAfterBreak="0">
     <w:nsid w:val="73B96220"/>
     <w:multiLevelType w:val="multilevel"/>
     <w:tmpl w:val="872C06CA"/>
@@ -45642,7 +51932,7 @@
       </w:rPr>
     </w:lvl>
   </w:abstractNum>
-  <w:abstractNum w:abstractNumId="111" w15:restartNumberingAfterBreak="0">
+  <w:abstractNum w:abstractNumId="127" w15:restartNumberingAfterBreak="0">
     <w:nsid w:val="73FA06F5"/>
     <w:multiLevelType w:val="multilevel"/>
     <w:tmpl w:val="320C3B92"/>
@@ -45791,7 +52081,7 @@
       </w:rPr>
     </w:lvl>
   </w:abstractNum>
-  <w:abstractNum w:abstractNumId="112" w15:restartNumberingAfterBreak="0">
+  <w:abstractNum w:abstractNumId="128" w15:restartNumberingAfterBreak="0">
     <w:nsid w:val="75464C3C"/>
     <w:multiLevelType w:val="multilevel"/>
     <w:tmpl w:val="BA0CDD36"/>
@@ -45940,7 +52230,7 @@
       </w:rPr>
     </w:lvl>
   </w:abstractNum>
-  <w:abstractNum w:abstractNumId="113" w15:restartNumberingAfterBreak="0">
+  <w:abstractNum w:abstractNumId="129" w15:restartNumberingAfterBreak="0">
     <w:nsid w:val="760E58F4"/>
     <w:multiLevelType w:val="multilevel"/>
     <w:tmpl w:val="91DE5732"/>
@@ -46089,7 +52379,7 @@
       </w:rPr>
     </w:lvl>
   </w:abstractNum>
-  <w:abstractNum w:abstractNumId="114" w15:restartNumberingAfterBreak="0">
+  <w:abstractNum w:abstractNumId="130" w15:restartNumberingAfterBreak="0">
     <w:nsid w:val="76D64E75"/>
     <w:multiLevelType w:val="multilevel"/>
     <w:tmpl w:val="6D863D6C"/>
@@ -46238,7 +52528,7 @@
       </w:rPr>
     </w:lvl>
   </w:abstractNum>
-  <w:abstractNum w:abstractNumId="115" w15:restartNumberingAfterBreak="0">
+  <w:abstractNum w:abstractNumId="131" w15:restartNumberingAfterBreak="0">
     <w:nsid w:val="76F279DD"/>
     <w:multiLevelType w:val="multilevel"/>
     <w:tmpl w:val="E3C48D52"/>
@@ -46387,7 +52677,7 @@
       </w:rPr>
     </w:lvl>
   </w:abstractNum>
-  <w:abstractNum w:abstractNumId="116" w15:restartNumberingAfterBreak="0">
+  <w:abstractNum w:abstractNumId="132" w15:restartNumberingAfterBreak="0">
     <w:nsid w:val="781F1F6D"/>
     <w:multiLevelType w:val="multilevel"/>
     <w:tmpl w:val="99BC4C6E"/>
@@ -46536,7 +52826,7 @@
       </w:rPr>
     </w:lvl>
   </w:abstractNum>
-  <w:abstractNum w:abstractNumId="117" w15:restartNumberingAfterBreak="0">
+  <w:abstractNum w:abstractNumId="133" w15:restartNumberingAfterBreak="0">
     <w:nsid w:val="7AD16DD3"/>
     <w:multiLevelType w:val="multilevel"/>
     <w:tmpl w:val="08342E4E"/>
@@ -46685,7 +52975,7 @@
       </w:rPr>
     </w:lvl>
   </w:abstractNum>
-  <w:abstractNum w:abstractNumId="118" w15:restartNumberingAfterBreak="0">
+  <w:abstractNum w:abstractNumId="134" w15:restartNumberingAfterBreak="0">
     <w:nsid w:val="7AE033A0"/>
     <w:multiLevelType w:val="multilevel"/>
     <w:tmpl w:val="5BEE27C2"/>
@@ -46834,7 +53124,7 @@
       </w:rPr>
     </w:lvl>
   </w:abstractNum>
-  <w:abstractNum w:abstractNumId="119" w15:restartNumberingAfterBreak="0">
+  <w:abstractNum w:abstractNumId="135" w15:restartNumberingAfterBreak="0">
     <w:nsid w:val="7C6F0460"/>
     <w:multiLevelType w:val="multilevel"/>
     <w:tmpl w:val="0640373E"/>
@@ -46983,7 +53273,7 @@
       </w:rPr>
     </w:lvl>
   </w:abstractNum>
-  <w:abstractNum w:abstractNumId="120" w15:restartNumberingAfterBreak="0">
+  <w:abstractNum w:abstractNumId="136" w15:restartNumberingAfterBreak="0">
     <w:nsid w:val="7C896C87"/>
     <w:multiLevelType w:val="multilevel"/>
     <w:tmpl w:val="82742450"/>
@@ -47132,7 +53422,7 @@
       </w:rPr>
     </w:lvl>
   </w:abstractNum>
-  <w:abstractNum w:abstractNumId="121" w15:restartNumberingAfterBreak="0">
+  <w:abstractNum w:abstractNumId="137" w15:restartNumberingAfterBreak="0">
     <w:nsid w:val="7EBF2A9A"/>
     <w:multiLevelType w:val="multilevel"/>
     <w:tmpl w:val="05B446CA"/>
@@ -47281,7 +53571,7 @@
       </w:rPr>
     </w:lvl>
   </w:abstractNum>
-  <w:abstractNum w:abstractNumId="122" w15:restartNumberingAfterBreak="0">
+  <w:abstractNum w:abstractNumId="138" w15:restartNumberingAfterBreak="0">
     <w:nsid w:val="7EF958B6"/>
     <w:multiLevelType w:val="multilevel"/>
     <w:tmpl w:val="205CDCD2"/>
@@ -47430,7 +53720,7 @@
       </w:rPr>
     </w:lvl>
   </w:abstractNum>
-  <w:abstractNum w:abstractNumId="123" w15:restartNumberingAfterBreak="0">
+  <w:abstractNum w:abstractNumId="139" w15:restartNumberingAfterBreak="0">
     <w:nsid w:val="7F373D87"/>
     <w:multiLevelType w:val="multilevel"/>
     <w:tmpl w:val="61EE426E"/>
@@ -47579,7 +53869,7 @@
       </w:rPr>
     </w:lvl>
   </w:abstractNum>
-  <w:abstractNum w:abstractNumId="124" w15:restartNumberingAfterBreak="0">
+  <w:abstractNum w:abstractNumId="140" w15:restartNumberingAfterBreak="0">
     <w:nsid w:val="7FED0137"/>
     <w:multiLevelType w:val="multilevel"/>
     <w:tmpl w:val="95DA30A2"/>
@@ -47732,40 +54022,40 @@
     <w:abstractNumId w:val="6"/>
   </w:num>
   <w:num w:numId="2">
-    <w:abstractNumId w:val="117"/>
+    <w:abstractNumId w:val="133"/>
   </w:num>
   <w:num w:numId="3">
-    <w:abstractNumId w:val="92"/>
+    <w:abstractNumId w:val="105"/>
   </w:num>
   <w:num w:numId="4">
-    <w:abstractNumId w:val="67"/>
+    <w:abstractNumId w:val="76"/>
   </w:num>
   <w:num w:numId="5">
-    <w:abstractNumId w:val="105"/>
+    <w:abstractNumId w:val="121"/>
   </w:num>
   <w:num w:numId="6">
-    <w:abstractNumId w:val="29"/>
+    <w:abstractNumId w:val="32"/>
   </w:num>
   <w:num w:numId="7">
-    <w:abstractNumId w:val="116"/>
+    <w:abstractNumId w:val="132"/>
   </w:num>
   <w:num w:numId="8">
-    <w:abstractNumId w:val="77"/>
+    <w:abstractNumId w:val="88"/>
   </w:num>
   <w:num w:numId="9">
     <w:abstractNumId w:val="11"/>
   </w:num>
   <w:num w:numId="10">
-    <w:abstractNumId w:val="15"/>
+    <w:abstractNumId w:val="16"/>
   </w:num>
   <w:num w:numId="11">
-    <w:abstractNumId w:val="50"/>
+    <w:abstractNumId w:val="58"/>
   </w:num>
   <w:num w:numId="12">
-    <w:abstractNumId w:val="34"/>
+    <w:abstractNumId w:val="39"/>
   </w:num>
   <w:num w:numId="13">
-    <w:abstractNumId w:val="51"/>
+    <w:abstractNumId w:val="59"/>
   </w:num>
   <w:num w:numId="14">
     <w:abstractNumId w:val="10"/>
@@ -47774,336 +54064,384 @@
     <w:abstractNumId w:val="2"/>
   </w:num>
   <w:num w:numId="16">
-    <w:abstractNumId w:val="63"/>
+    <w:abstractNumId w:val="71"/>
   </w:num>
   <w:num w:numId="17">
-    <w:abstractNumId w:val="57"/>
+    <w:abstractNumId w:val="65"/>
   </w:num>
   <w:num w:numId="18">
-    <w:abstractNumId w:val="76"/>
+    <w:abstractNumId w:val="87"/>
   </w:num>
   <w:num w:numId="19">
-    <w:abstractNumId w:val="69"/>
+    <w:abstractNumId w:val="78"/>
   </w:num>
   <w:num w:numId="20">
-    <w:abstractNumId w:val="79"/>
+    <w:abstractNumId w:val="90"/>
   </w:num>
   <w:num w:numId="21">
-    <w:abstractNumId w:val="84"/>
+    <w:abstractNumId w:val="96"/>
   </w:num>
   <w:num w:numId="22">
-    <w:abstractNumId w:val="120"/>
+    <w:abstractNumId w:val="136"/>
   </w:num>
   <w:num w:numId="23">
-    <w:abstractNumId w:val="65"/>
+    <w:abstractNumId w:val="74"/>
   </w:num>
   <w:num w:numId="24">
-    <w:abstractNumId w:val="23"/>
+    <w:abstractNumId w:val="26"/>
   </w:num>
   <w:num w:numId="25">
-    <w:abstractNumId w:val="78"/>
+    <w:abstractNumId w:val="89"/>
   </w:num>
   <w:num w:numId="26">
-    <w:abstractNumId w:val="24"/>
+    <w:abstractNumId w:val="27"/>
   </w:num>
   <w:num w:numId="27">
-    <w:abstractNumId w:val="25"/>
+    <w:abstractNumId w:val="28"/>
   </w:num>
   <w:num w:numId="28">
-    <w:abstractNumId w:val="56"/>
+    <w:abstractNumId w:val="64"/>
   </w:num>
   <w:num w:numId="29">
-    <w:abstractNumId w:val="19"/>
+    <w:abstractNumId w:val="21"/>
   </w:num>
   <w:num w:numId="30">
-    <w:abstractNumId w:val="103"/>
+    <w:abstractNumId w:val="118"/>
   </w:num>
   <w:num w:numId="31">
-    <w:abstractNumId w:val="43"/>
+    <w:abstractNumId w:val="49"/>
   </w:num>
   <w:num w:numId="32">
-    <w:abstractNumId w:val="75"/>
+    <w:abstractNumId w:val="85"/>
   </w:num>
   <w:num w:numId="33">
-    <w:abstractNumId w:val="16"/>
+    <w:abstractNumId w:val="17"/>
   </w:num>
   <w:num w:numId="34">
-    <w:abstractNumId w:val="53"/>
+    <w:abstractNumId w:val="61"/>
   </w:num>
   <w:num w:numId="35">
-    <w:abstractNumId w:val="94"/>
+    <w:abstractNumId w:val="107"/>
   </w:num>
   <w:num w:numId="36">
-    <w:abstractNumId w:val="88"/>
+    <w:abstractNumId w:val="101"/>
   </w:num>
   <w:num w:numId="37">
-    <w:abstractNumId w:val="123"/>
+    <w:abstractNumId w:val="139"/>
   </w:num>
   <w:num w:numId="38">
-    <w:abstractNumId w:val="119"/>
+    <w:abstractNumId w:val="135"/>
   </w:num>
   <w:num w:numId="39">
-    <w:abstractNumId w:val="101"/>
+    <w:abstractNumId w:val="116"/>
   </w:num>
   <w:num w:numId="40">
-    <w:abstractNumId w:val="109"/>
+    <w:abstractNumId w:val="125"/>
   </w:num>
   <w:num w:numId="41">
-    <w:abstractNumId w:val="60"/>
+    <w:abstractNumId w:val="68"/>
   </w:num>
   <w:num w:numId="42">
-    <w:abstractNumId w:val="95"/>
+    <w:abstractNumId w:val="108"/>
   </w:num>
   <w:num w:numId="43">
-    <w:abstractNumId w:val="54"/>
+    <w:abstractNumId w:val="62"/>
   </w:num>
   <w:num w:numId="44">
     <w:abstractNumId w:val="13"/>
   </w:num>
   <w:num w:numId="45">
-    <w:abstractNumId w:val="52"/>
+    <w:abstractNumId w:val="60"/>
   </w:num>
   <w:num w:numId="46">
     <w:abstractNumId w:val="0"/>
   </w:num>
   <w:num w:numId="47">
-    <w:abstractNumId w:val="70"/>
+    <w:abstractNumId w:val="79"/>
   </w:num>
   <w:num w:numId="48">
     <w:abstractNumId w:val="5"/>
   </w:num>
   <w:num w:numId="49">
-    <w:abstractNumId w:val="26"/>
+    <w:abstractNumId w:val="29"/>
   </w:num>
   <w:num w:numId="50">
+    <w:abstractNumId w:val="130"/>
+  </w:num>
+  <w:num w:numId="51">
+    <w:abstractNumId w:val="95"/>
+  </w:num>
+  <w:num w:numId="52">
+    <w:abstractNumId w:val="33"/>
+  </w:num>
+  <w:num w:numId="53">
+    <w:abstractNumId w:val="111"/>
+  </w:num>
+  <w:num w:numId="54">
+    <w:abstractNumId w:val="44"/>
+  </w:num>
+  <w:num w:numId="55">
+    <w:abstractNumId w:val="70"/>
+  </w:num>
+  <w:num w:numId="56">
+    <w:abstractNumId w:val="43"/>
+  </w:num>
+  <w:num w:numId="57">
+    <w:abstractNumId w:val="102"/>
+  </w:num>
+  <w:num w:numId="58">
+    <w:abstractNumId w:val="24"/>
+  </w:num>
+  <w:num w:numId="59">
+    <w:abstractNumId w:val="127"/>
+  </w:num>
+  <w:num w:numId="60">
+    <w:abstractNumId w:val="122"/>
+  </w:num>
+  <w:num w:numId="61">
+    <w:abstractNumId w:val="94"/>
+  </w:num>
+  <w:num w:numId="62">
     <w:abstractNumId w:val="114"/>
   </w:num>
-  <w:num w:numId="51">
-    <w:abstractNumId w:val="83"/>
+  <w:num w:numId="63">
+    <w:abstractNumId w:val="134"/>
   </w:num>
-  <w:num w:numId="52">
-    <w:abstractNumId w:val="30"/>
+  <w:num w:numId="64">
+    <w:abstractNumId w:val="100"/>
   </w:num>
-  <w:num w:numId="53">
-    <w:abstractNumId w:val="96"/>
-  </w:num>
-  <w:num w:numId="54">
-    <w:abstractNumId w:val="38"/>
-  </w:num>
-  <w:num w:numId="55">
-    <w:abstractNumId w:val="62"/>
-  </w:num>
-  <w:num w:numId="56">
-    <w:abstractNumId w:val="37"/>
-  </w:num>
-  <w:num w:numId="57">
-    <w:abstractNumId w:val="89"/>
-  </w:num>
-  <w:num w:numId="58">
-    <w:abstractNumId w:val="21"/>
-  </w:num>
-  <w:num w:numId="59">
-    <w:abstractNumId w:val="111"/>
-  </w:num>
-  <w:num w:numId="60">
+  <w:num w:numId="65">
     <w:abstractNumId w:val="106"/>
   </w:num>
-  <w:num w:numId="61">
-    <w:abstractNumId w:val="82"/>
-  </w:num>
-  <w:num w:numId="62">
-    <w:abstractNumId w:val="99"/>
-  </w:num>
-  <w:num w:numId="63">
-    <w:abstractNumId w:val="118"/>
-  </w:num>
-  <w:num w:numId="64">
-    <w:abstractNumId w:val="87"/>
-  </w:num>
-  <w:num w:numId="65">
-    <w:abstractNumId w:val="93"/>
-  </w:num>
   <w:num w:numId="66">
-    <w:abstractNumId w:val="124"/>
+    <w:abstractNumId w:val="140"/>
   </w:num>
   <w:num w:numId="67">
-    <w:abstractNumId w:val="122"/>
+    <w:abstractNumId w:val="138"/>
   </w:num>
   <w:num w:numId="68">
-    <w:abstractNumId w:val="121"/>
+    <w:abstractNumId w:val="137"/>
   </w:num>
   <w:num w:numId="69">
     <w:abstractNumId w:val="7"/>
   </w:num>
   <w:num w:numId="70">
-    <w:abstractNumId w:val="35"/>
+    <w:abstractNumId w:val="40"/>
   </w:num>
   <w:num w:numId="71">
-    <w:abstractNumId w:val="55"/>
+    <w:abstractNumId w:val="63"/>
   </w:num>
   <w:num w:numId="72">
-    <w:abstractNumId w:val="17"/>
+    <w:abstractNumId w:val="18"/>
   </w:num>
   <w:num w:numId="73">
-    <w:abstractNumId w:val="20"/>
+    <w:abstractNumId w:val="22"/>
   </w:num>
   <w:num w:numId="74">
-    <w:abstractNumId w:val="61"/>
+    <w:abstractNumId w:val="69"/>
   </w:num>
   <w:num w:numId="75">
-    <w:abstractNumId w:val="66"/>
+    <w:abstractNumId w:val="75"/>
   </w:num>
   <w:num w:numId="76">
-    <w:abstractNumId w:val="102"/>
+    <w:abstractNumId w:val="117"/>
   </w:num>
   <w:num w:numId="77">
     <w:abstractNumId w:val="12"/>
   </w:num>
   <w:num w:numId="78">
-    <w:abstractNumId w:val="85"/>
+    <w:abstractNumId w:val="97"/>
   </w:num>
   <w:num w:numId="79">
-    <w:abstractNumId w:val="71"/>
+    <w:abstractNumId w:val="80"/>
   </w:num>
   <w:num w:numId="80">
-    <w:abstractNumId w:val="39"/>
+    <w:abstractNumId w:val="45"/>
   </w:num>
   <w:num w:numId="81">
-    <w:abstractNumId w:val="48"/>
+    <w:abstractNumId w:val="56"/>
   </w:num>
   <w:num w:numId="82">
-    <w:abstractNumId w:val="97"/>
+    <w:abstractNumId w:val="112"/>
   </w:num>
   <w:num w:numId="83">
+    <w:abstractNumId w:val="113"/>
+  </w:num>
+  <w:num w:numId="84">
+    <w:abstractNumId w:val="126"/>
+  </w:num>
+  <w:num w:numId="85">
+    <w:abstractNumId w:val="129"/>
+  </w:num>
+  <w:num w:numId="86">
+    <w:abstractNumId w:val="66"/>
+  </w:num>
+  <w:num w:numId="87">
+    <w:abstractNumId w:val="123"/>
+  </w:num>
+  <w:num w:numId="88">
+    <w:abstractNumId w:val="50"/>
+  </w:num>
+  <w:num w:numId="89">
     <w:abstractNumId w:val="98"/>
   </w:num>
-  <w:num w:numId="84">
-    <w:abstractNumId w:val="110"/>
-  </w:num>
-  <w:num w:numId="85">
-    <w:abstractNumId w:val="113"/>
-  </w:num>
-  <w:num w:numId="86">
-    <w:abstractNumId w:val="58"/>
-  </w:num>
-  <w:num w:numId="87">
-    <w:abstractNumId w:val="107"/>
-  </w:num>
-  <w:num w:numId="88">
-    <w:abstractNumId w:val="44"/>
-  </w:num>
-  <w:num w:numId="89">
-    <w:abstractNumId w:val="86"/>
-  </w:num>
   <w:num w:numId="90">
-    <w:abstractNumId w:val="14"/>
+    <w:abstractNumId w:val="15"/>
   </w:num>
   <w:num w:numId="91">
-    <w:abstractNumId w:val="45"/>
+    <w:abstractNumId w:val="51"/>
   </w:num>
   <w:num w:numId="92">
-    <w:abstractNumId w:val="80"/>
+    <w:abstractNumId w:val="92"/>
   </w:num>
   <w:num w:numId="93">
-    <w:abstractNumId w:val="100"/>
+    <w:abstractNumId w:val="115"/>
   </w:num>
   <w:num w:numId="94">
-    <w:abstractNumId w:val="72"/>
+    <w:abstractNumId w:val="81"/>
   </w:num>
   <w:num w:numId="95">
-    <w:abstractNumId w:val="112"/>
+    <w:abstractNumId w:val="128"/>
   </w:num>
   <w:num w:numId="96">
     <w:abstractNumId w:val="8"/>
   </w:num>
   <w:num w:numId="97">
-    <w:abstractNumId w:val="18"/>
+    <w:abstractNumId w:val="20"/>
   </w:num>
   <w:num w:numId="98">
-    <w:abstractNumId w:val="47"/>
+    <w:abstractNumId w:val="53"/>
   </w:num>
   <w:num w:numId="99">
-    <w:abstractNumId w:val="74"/>
+    <w:abstractNumId w:val="83"/>
   </w:num>
   <w:num w:numId="100">
-    <w:abstractNumId w:val="32"/>
+    <w:abstractNumId w:val="35"/>
   </w:num>
   <w:num w:numId="101">
-    <w:abstractNumId w:val="90"/>
+    <w:abstractNumId w:val="103"/>
   </w:num>
   <w:num w:numId="102">
     <w:abstractNumId w:val="4"/>
   </w:num>
   <w:num w:numId="103">
-    <w:abstractNumId w:val="40"/>
+    <w:abstractNumId w:val="46"/>
   </w:num>
   <w:num w:numId="104">
-    <w:abstractNumId w:val="104"/>
+    <w:abstractNumId w:val="119"/>
   </w:num>
   <w:num w:numId="105">
     <w:abstractNumId w:val="3"/>
   </w:num>
   <w:num w:numId="106">
-    <w:abstractNumId w:val="115"/>
+    <w:abstractNumId w:val="131"/>
   </w:num>
   <w:num w:numId="107">
-    <w:abstractNumId w:val="81"/>
+    <w:abstractNumId w:val="93"/>
   </w:num>
   <w:num w:numId="108">
-    <w:abstractNumId w:val="36"/>
+    <w:abstractNumId w:val="41"/>
   </w:num>
   <w:num w:numId="109">
-    <w:abstractNumId w:val="42"/>
+    <w:abstractNumId w:val="48"/>
   </w:num>
   <w:num w:numId="110">
-    <w:abstractNumId w:val="68"/>
+    <w:abstractNumId w:val="77"/>
   </w:num>
   <w:num w:numId="111">
+    <w:abstractNumId w:val="34"/>
+  </w:num>
+  <w:num w:numId="112">
     <w:abstractNumId w:val="31"/>
   </w:num>
-  <w:num w:numId="112">
-    <w:abstractNumId w:val="28"/>
-  </w:num>
   <w:num w:numId="113">
-    <w:abstractNumId w:val="46"/>
+    <w:abstractNumId w:val="52"/>
   </w:num>
   <w:num w:numId="114">
-    <w:abstractNumId w:val="41"/>
+    <w:abstractNumId w:val="47"/>
   </w:num>
   <w:num w:numId="115">
-    <w:abstractNumId w:val="73"/>
+    <w:abstractNumId w:val="82"/>
   </w:num>
   <w:num w:numId="116">
-    <w:abstractNumId w:val="91"/>
+    <w:abstractNumId w:val="104"/>
   </w:num>
   <w:num w:numId="117">
-    <w:abstractNumId w:val="49"/>
+    <w:abstractNumId w:val="57"/>
   </w:num>
   <w:num w:numId="118">
-    <w:abstractNumId w:val="64"/>
+    <w:abstractNumId w:val="73"/>
   </w:num>
   <w:num w:numId="119">
     <w:abstractNumId w:val="9"/>
   </w:num>
   <w:num w:numId="120">
-    <w:abstractNumId w:val="59"/>
+    <w:abstractNumId w:val="67"/>
   </w:num>
   <w:num w:numId="121">
-    <w:abstractNumId w:val="27"/>
+    <w:abstractNumId w:val="30"/>
   </w:num>
   <w:num w:numId="122">
-    <w:abstractNumId w:val="108"/>
+    <w:abstractNumId w:val="124"/>
   </w:num>
   <w:num w:numId="123">
-    <w:abstractNumId w:val="22"/>
+    <w:abstractNumId w:val="25"/>
   </w:num>
   <w:num w:numId="124">
     <w:abstractNumId w:val="1"/>
   </w:num>
   <w:num w:numId="125">
-    <w:abstractNumId w:val="33"/>
+    <w:abstractNumId w:val="36"/>
   </w:num>
-  <w:numIdMacAtCleanup w:val="125"/>
+  <w:num w:numId="126">
+    <w:abstractNumId w:val="84"/>
+  </w:num>
+  <w:num w:numId="127">
+    <w:abstractNumId w:val="55"/>
+  </w:num>
+  <w:num w:numId="128">
+    <w:abstractNumId w:val="38"/>
+  </w:num>
+  <w:num w:numId="129">
+    <w:abstractNumId w:val="110"/>
+  </w:num>
+  <w:num w:numId="130">
+    <w:abstractNumId w:val="14"/>
+  </w:num>
+  <w:num w:numId="131">
+    <w:abstractNumId w:val="86"/>
+  </w:num>
+  <w:num w:numId="132">
+    <w:abstractNumId w:val="42"/>
+  </w:num>
+  <w:num w:numId="133">
+    <w:abstractNumId w:val="19"/>
+  </w:num>
+  <w:num w:numId="134">
+    <w:abstractNumId w:val="120"/>
+  </w:num>
+  <w:num w:numId="135">
+    <w:abstractNumId w:val="91"/>
+  </w:num>
+  <w:num w:numId="136">
+    <w:abstractNumId w:val="99"/>
+  </w:num>
+  <w:num w:numId="137">
+    <w:abstractNumId w:val="54"/>
+  </w:num>
+  <w:num w:numId="138">
+    <w:abstractNumId w:val="37"/>
+  </w:num>
+  <w:num w:numId="139">
+    <w:abstractNumId w:val="109"/>
+  </w:num>
+  <w:num w:numId="140">
+    <w:abstractNumId w:val="23"/>
+  </w:num>
+  <w:num w:numId="141">
+    <w:abstractNumId w:val="72"/>
+  </w:num>
+  <w:numIdMacAtCleanup w:val="141"/>
 </w:numbering>
 </file>
 
